--- a/courts/ninth-circuit/arizona/federal/bankruptcy-district/motion-brief/usage/OUTPUT-motion-brief.docx
+++ b/courts/ninth-circuit/arizona/federal/bankruptcy-district/motion-brief/usage/OUTPUT-motion-brief.docx
@@ -4,77 +4,300 @@
   <w:body>
     <w:p>
       <w:pPr>
-        <w:pStyle w:val="Single"/>
-      </w:pPr>
-      <w:r>
-        <w:t xml:space="preserve">Nach, Rodgers, Hilkert &amp; Santilli</w:t>
-      </w:r>
-    </w:p>
-    <w:p>
-      <w:pPr>
-        <w:pStyle w:val="Single"/>
-      </w:pPr>
-      <w:r>
-        <w:t xml:space="preserve">1220 E. Osborn Road, Suite 101</w:t>
-      </w:r>
-    </w:p>
-    <w:p>
-      <w:pPr>
-        <w:pStyle w:val="Single"/>
-      </w:pPr>
-      <w:r>
-        <w:t xml:space="preserve">Phoenix, AZ 85014</w:t>
-      </w:r>
-    </w:p>
-    <w:p>
-      <w:pPr>
-        <w:pStyle w:val="Single"/>
-      </w:pPr>
-      <w:r>
-        <w:t xml:space="preserve">Telephone No.: (602) 258-6000</w:t>
-      </w:r>
-    </w:p>
-    <w:p>
-      <w:pPr>
-        <w:pStyle w:val="Single"/>
-      </w:pPr>
-      <w:r>
-        <w:t xml:space="preserve">Facsimile No.: (602) 258-6003</w:t>
-      </w:r>
-    </w:p>
-    <w:p>
-      <w:pPr>
-        <w:pStyle w:val="Single"/>
-      </w:pPr>
-      <w:r>
-        <w:t xml:space="preserve">Adam B. Nach – 013622</w:t>
-      </w:r>
-    </w:p>
-    <w:p>
-      <w:pPr>
-        <w:pStyle w:val="Single"/>
-      </w:pPr>
-      <w:r>
-        <w:t xml:space="preserve">Email: adam.nach@nrhslaw.com</w:t>
-      </w:r>
-    </w:p>
-    <w:p>
-      <w:pPr>
-        <w:pStyle w:val="Single"/>
-      </w:pPr>
-      <w:r>
-        <w:t xml:space="preserve">Attorneys for David A. Birdsell, Trustee</w:t>
-      </w:r>
-    </w:p>
-    <w:p>
-      <w:pPr>
-        <w:pStyle w:val="Single"/>
-        <w:spacing w:before="0" w:after="0" w:line="960" w:lineRule="exact"/>
-      </w:pPr>
-    </w:p>
-    <w:p>
-      <w:pPr>
-        <w:pStyle w:val="Normal"/>
+        <w:spacing w:before="128" w:after="0" w:line="320" w:lineRule="exact"/>
+        <w:ind w:left="0" w:firstLine="0"/>
+        <w:jc w:val="left"/>
+      </w:pPr>
+      <w:r>
+        <w:t xml:space="preserve">Nach,</w:t>
+      </w:r>
+      <w:r>
+        <w:t xml:space="preserve"> </w:t>
+      </w:r>
+      <w:r>
+        <w:t xml:space="preserve">Rodgers,</w:t>
+      </w:r>
+      <w:r>
+        <w:t xml:space="preserve"> </w:t>
+      </w:r>
+      <w:r>
+        <w:t xml:space="preserve">Hilkert</w:t>
+      </w:r>
+      <w:r>
+        <w:t xml:space="preserve"> </w:t>
+      </w:r>
+      <w:r>
+        <w:t xml:space="preserve">&amp;</w:t>
+      </w:r>
+      <w:r>
+        <w:t xml:space="preserve"> </w:t>
+      </w:r>
+      <w:r>
+        <w:t xml:space="preserve">Santilli</w:t>
+      </w:r>
+    </w:p>
+    <w:p>
+      <w:pPr>
+        <w:spacing w:before="0" w:after="0" w:line="320" w:lineRule="exact"/>
+        <w:ind w:left="0" w:firstLine="0"/>
+        <w:jc w:val="left"/>
+      </w:pPr>
+      <w:r>
+        <w:t xml:space="preserve">1220</w:t>
+      </w:r>
+      <w:r>
+        <w:t xml:space="preserve"> </w:t>
+      </w:r>
+      <w:r>
+        <w:t xml:space="preserve">E.</w:t>
+      </w:r>
+      <w:r>
+        <w:t xml:space="preserve"> </w:t>
+      </w:r>
+      <w:r>
+        <w:t xml:space="preserve">Osborn</w:t>
+      </w:r>
+      <w:r>
+        <w:t xml:space="preserve"> </w:t>
+      </w:r>
+      <w:r>
+        <w:t xml:space="preserve">Road,</w:t>
+      </w:r>
+      <w:r>
+        <w:t xml:space="preserve"> </w:t>
+      </w:r>
+      <w:r>
+        <w:t xml:space="preserve">Suite</w:t>
+      </w:r>
+      <w:r>
+        <w:t xml:space="preserve"> </w:t>
+      </w:r>
+      <w:r>
+        <w:t xml:space="preserve">101</w:t>
+      </w:r>
+    </w:p>
+    <w:p>
+      <w:pPr>
+        <w:spacing w:before="0" w:after="0" w:line="320" w:lineRule="exact"/>
+        <w:ind w:left="0" w:firstLine="0"/>
+        <w:jc w:val="left"/>
+      </w:pPr>
+      <w:r>
+        <w:t xml:space="preserve">Phoenix,</w:t>
+      </w:r>
+      <w:r>
+        <w:t xml:space="preserve"> </w:t>
+      </w:r>
+      <w:r>
+        <w:t xml:space="preserve">AZ</w:t>
+      </w:r>
+      <w:r>
+        <w:t xml:space="preserve"> </w:t>
+      </w:r>
+      <w:r>
+        <w:t xml:space="preserve">85014</w:t>
+      </w:r>
+    </w:p>
+    <w:p>
+      <w:pPr>
+        <w:spacing w:before="0" w:after="0" w:line="320" w:lineRule="exact"/>
+        <w:ind w:left="0" w:firstLine="0"/>
+        <w:jc w:val="left"/>
+      </w:pPr>
+      <w:r>
+        <w:t xml:space="preserve">Telephone</w:t>
+      </w:r>
+      <w:r>
+        <w:t xml:space="preserve"> </w:t>
+      </w:r>
+      <w:r>
+        <w:t xml:space="preserve">No.:</w:t>
+      </w:r>
+      <w:r>
+        <w:t xml:space="preserve"> </w:t>
+      </w:r>
+      <w:r>
+        <w:t xml:space="preserve">(602)</w:t>
+      </w:r>
+      <w:r>
+        <w:t xml:space="preserve"> </w:t>
+      </w:r>
+      <w:r>
+        <w:t xml:space="preserve">258</w:t>
+        <w:noBreakHyphen/>
+        <w:t xml:space="preserve">6000</w:t>
+      </w:r>
+    </w:p>
+    <w:p>
+      <w:pPr>
+        <w:spacing w:before="0" w:after="0" w:line="320" w:lineRule="exact"/>
+        <w:ind w:left="0" w:firstLine="0"/>
+        <w:jc w:val="left"/>
+      </w:pPr>
+      <w:r>
+        <w:t xml:space="preserve">Facsimile</w:t>
+      </w:r>
+      <w:r>
+        <w:t xml:space="preserve"> </w:t>
+      </w:r>
+      <w:r>
+        <w:t xml:space="preserve">No.:</w:t>
+      </w:r>
+      <w:r>
+        <w:t xml:space="preserve"> </w:t>
+      </w:r>
+      <w:r>
+        <w:t xml:space="preserve">(602)</w:t>
+      </w:r>
+      <w:r>
+        <w:t xml:space="preserve"> </w:t>
+      </w:r>
+      <w:r>
+        <w:t xml:space="preserve">258</w:t>
+        <w:noBreakHyphen/>
+        <w:t xml:space="preserve">6003</w:t>
+      </w:r>
+    </w:p>
+    <w:p>
+      <w:pPr>
+        <w:spacing w:before="0" w:after="0" w:line="320" w:lineRule="exact"/>
+        <w:ind w:left="0" w:firstLine="0"/>
+        <w:jc w:val="left"/>
+      </w:pPr>
+      <w:r>
+        <w:t xml:space="preserve">Adam</w:t>
+      </w:r>
+      <w:r>
+        <w:t xml:space="preserve"> </w:t>
+      </w:r>
+      <w:r>
+        <w:t xml:space="preserve">B.</w:t>
+      </w:r>
+      <w:r>
+        <w:t xml:space="preserve"> </w:t>
+      </w:r>
+      <w:r>
+        <w:t xml:space="preserve">Nach</w:t>
+      </w:r>
+      <w:r>
+        <w:t xml:space="preserve"> </w:t>
+      </w:r>
+      <w:r>
+        <w:t xml:space="preserve">–</w:t>
+      </w:r>
+      <w:r>
+        <w:t xml:space="preserve"> </w:t>
+      </w:r>
+      <w:r>
+        <w:t xml:space="preserve">013622</w:t>
+      </w:r>
+    </w:p>
+    <w:p>
+      <w:pPr>
+        <w:spacing w:before="0" w:after="0" w:line="320" w:lineRule="exact"/>
+        <w:ind w:left="0" w:firstLine="0"/>
+        <w:jc w:val="left"/>
+      </w:pPr>
+      <w:r>
+        <w:t xml:space="preserve">Email:</w:t>
+      </w:r>
+      <w:r>
+        <w:t xml:space="preserve"> </w:t>
+      </w:r>
+      <w:r>
+        <w:t xml:space="preserve">adam.nach@nrhslaw.com</w:t>
+      </w:r>
+    </w:p>
+    <w:p>
+      <w:pPr>
+        <w:spacing w:before="0" w:after="672" w:line="320" w:lineRule="exact"/>
+        <w:ind w:left="0" w:firstLine="0"/>
+        <w:jc w:val="left"/>
+      </w:pPr>
+      <w:r>
+        <w:rPr>
+          <w:i/>
+          <w:iCs/>
+        </w:rPr>
+        <w:t xml:space="preserve">Attorneys</w:t>
+      </w:r>
+      <w:r>
+        <w:rPr>
+          <w:i/>
+          <w:iCs/>
+        </w:rPr>
+        <w:t xml:space="preserve"> </w:t>
+      </w:r>
+      <w:r>
+        <w:rPr>
+          <w:i/>
+          <w:iCs/>
+        </w:rPr>
+        <w:t xml:space="preserve">for</w:t>
+      </w:r>
+      <w:r>
+        <w:rPr>
+          <w:i/>
+          <w:iCs/>
+        </w:rPr>
+        <w:t xml:space="preserve"> </w:t>
+      </w:r>
+      <w:r>
+        <w:rPr>
+          <w:i/>
+          <w:iCs/>
+        </w:rPr>
+        <w:t xml:space="preserve">David</w:t>
+      </w:r>
+      <w:r>
+        <w:rPr>
+          <w:i/>
+          <w:iCs/>
+        </w:rPr>
+        <w:t xml:space="preserve"> </w:t>
+      </w:r>
+      <w:r>
+        <w:rPr>
+          <w:i/>
+          <w:iCs/>
+        </w:rPr>
+        <w:t xml:space="preserve">A.</w:t>
+      </w:r>
+      <w:r>
+        <w:rPr>
+          <w:i/>
+          <w:iCs/>
+        </w:rPr>
+        <w:t xml:space="preserve"> </w:t>
+      </w:r>
+      <w:r>
+        <w:rPr>
+          <w:i/>
+          <w:iCs/>
+        </w:rPr>
+        <w:t xml:space="preserve">Birdsell,</w:t>
+      </w:r>
+      <w:r>
+        <w:rPr>
+          <w:i/>
+          <w:iCs/>
+        </w:rPr>
+        <w:t xml:space="preserve"> </w:t>
+      </w:r>
+      <w:r>
+        <w:rPr>
+          <w:i/>
+          <w:iCs/>
+        </w:rPr>
+        <w:t xml:space="preserve">Trustee</w:t>
+      </w:r>
+    </w:p>
+    <w:p>
+      <w:pPr>
+        <w:keepNext/>
+        <w:keepLines/>
+        <w:spacing w:before="0" w:after="0" w:line="480" w:lineRule="exact"/>
+        <w:ind w:left="0" w:firstLine="0"/>
         <w:jc w:val="center"/>
       </w:pPr>
       <w:r>
@@ -87,7 +310,10 @@
     </w:p>
     <w:p>
       <w:pPr>
-        <w:pStyle w:val="Normal"/>
+        <w:keepNext/>
+        <w:keepLines/>
+        <w:spacing w:before="0" w:after="480" w:line="480" w:lineRule="exact"/>
+        <w:ind w:left="0" w:firstLine="0"/>
         <w:jc w:val="center"/>
       </w:pPr>
       <w:r>
@@ -98,45 +324,51 @@
         <w:t xml:space="preserve">DISTRICT OF ARIZONA</w:t>
       </w:r>
     </w:p>
-    <w:p>
-      <w:pPr>
-        <w:pStyle w:val="Normal"/>
-      </w:pPr>
-    </w:p>
     <w:tbl>
       <w:tblPr>
-        <w:tblW w:w="9000" w:type="dxa"/>
+        <w:tblW w:w="8640" w:type="dxa"/>
+        <w:tblBorders>
+          <w:top w:val="nil"/>
+          <w:left w:val="nil"/>
+          <w:bottom w:val="nil"/>
+          <w:right w:val="nil"/>
+          <w:insideH w:val="nil"/>
+          <w:insideV w:val="nil"/>
+        </w:tblBorders>
         <w:tblLayout w:type="fixed"/>
         <w:tblCellMar>
+          <w:top w:w="0" w:type="dxa"/>
           <w:left w:w="0" w:type="dxa"/>
+          <w:bottom w:w="0" w:type="dxa"/>
           <w:right w:w="0" w:type="dxa"/>
         </w:tblCellMar>
-        <w:tblLook w:val="0000" w:firstRow="0" w:lastRow="0" w:firstColumn="0" w:lastColumn="0" w:noHBand="1" w:noVBand="1"/>
+        <w:tblLook w:val="0000" w:firstRow="0" w:lastRow="0" w:firstColumn="0" w:lastColumn="0" w:noHBand="0" w:noVBand="0"/>
       </w:tblPr>
       <w:tblGrid>
         <w:gridCol w:w="4464"/>
-        <w:gridCol w:w="4536"/>
+        <w:gridCol w:w="288"/>
+        <w:gridCol w:w="3888"/>
       </w:tblGrid>
       <w:tr>
         <w:trPr>
           <w:cantSplit/>
-          <w:trHeight w:val="3360" w:hRule="atLeast"/>
         </w:trPr>
         <w:tc>
           <w:tcPr>
             <w:tcW w:w="4464" w:type="dxa"/>
+            <w:tcBorders>
+              <w:bottom w:val="single" w:sz="6" w:space="0" w:color="000000"/>
+              <w:right w:val="single" w:sz="6" w:space="0" w:color="000000"/>
+            </w:tcBorders>
             <w:tcMar>
-              <w:top w:w="0" w:type="dxa"/>
-              <w:bottom w:w="0" w:type="dxa"/>
+              <w:right w:w="200" w:type="dxa"/>
             </w:tcMar>
           </w:tcPr>
           <w:p>
             <w:pPr>
-              <w:pStyle w:val="Single"/>
-              <w:pBdr>
-                <w:right w:val="single" w:sz="6" w:space="10" w:color="000000"/>
-              </w:pBdr>
-              <w:ind w:right="200"/>
+              <w:spacing w:before="128" w:after="0" w:line="320" w:lineRule="exact"/>
+              <w:ind w:left="0" w:firstLine="0"/>
+              <w:jc w:val="left"/>
             </w:pPr>
             <w:r>
               <w:t xml:space="preserve">In re:</w:t>
@@ -144,44 +376,75 @@
           </w:p>
           <w:p>
             <w:pPr>
-              <w:pStyle w:val="Single"/>
-              <w:pBdr>
-                <w:right w:val="single" w:sz="6" w:space="10" w:color="000000"/>
-              </w:pBdr>
-              <w:spacing w:before="0" w:after="0" w:line="130" w:lineRule="exact"/>
-              <w:ind w:right="200"/>
-            </w:pPr>
-          </w:p>
-          <w:p>
-            <w:pPr>
-              <w:pStyle w:val="Single"/>
-              <w:pBdr>
-                <w:right w:val="single" w:sz="6" w:space="10" w:color="000000"/>
-              </w:pBdr>
-              <w:ind w:right="200"/>
-            </w:pPr>
-            <w:r>
-              <w:t xml:space="preserve">[TITAN SOLAR POWER] PM &amp; M ELECTRIC, INC.,</w:t>
-            </w:r>
-          </w:p>
-          <w:p>
-            <w:pPr>
-              <w:pStyle w:val="Single"/>
-              <w:pBdr>
-                <w:right w:val="single" w:sz="6" w:space="10" w:color="000000"/>
-              </w:pBdr>
-              <w:spacing w:before="0" w:after="0" w:line="130" w:lineRule="exact"/>
-              <w:ind w:right="200"/>
-            </w:pPr>
-          </w:p>
-          <w:p>
-            <w:pPr>
-              <w:pStyle w:val="Single"/>
-              <w:pBdr>
-                <w:right w:val="single" w:sz="6" w:space="10" w:color="000000"/>
-                <w:bottom w:val="single" w:sz="6" w:space="8" w:color="000000"/>
-              </w:pBdr>
-              <w:ind w:right="200"/>
+              <w:spacing w:before="0" w:after="0" w:line="320" w:lineRule="exact"/>
+              <w:ind w:left="0" w:firstLine="0"/>
+              <w:jc w:val="left"/>
+            </w:pPr>
+          </w:p>
+          <w:p>
+            <w:pPr>
+              <w:spacing w:before="0" w:after="0" w:line="320" w:lineRule="exact"/>
+              <w:ind w:left="0" w:firstLine="0"/>
+              <w:jc w:val="left"/>
+            </w:pPr>
+            <w:r>
+              <w:t xml:space="preserve">[TITAN</w:t>
+            </w:r>
+            <w:r>
+              <w:t xml:space="preserve"> </w:t>
+            </w:r>
+            <w:r>
+              <w:t xml:space="preserve">SOLAR</w:t>
+            </w:r>
+            <w:r>
+              <w:t xml:space="preserve"> </w:t>
+            </w:r>
+            <w:r>
+              <w:t xml:space="preserve">POWER]</w:t>
+            </w:r>
+            <w:r>
+              <w:t xml:space="preserve"> </w:t>
+            </w:r>
+            <w:r>
+              <w:t xml:space="preserve">PM</w:t>
+            </w:r>
+            <w:r>
+              <w:t xml:space="preserve"> </w:t>
+            </w:r>
+            <w:r>
+              <w:t xml:space="preserve">&amp;</w:t>
+            </w:r>
+            <w:r>
+              <w:t xml:space="preserve"> </w:t>
+            </w:r>
+            <w:r>
+              <w:t xml:space="preserve">M</w:t>
+            </w:r>
+            <w:r>
+              <w:t xml:space="preserve"> </w:t>
+            </w:r>
+            <w:r>
+              <w:t xml:space="preserve">ELECTRIC,</w:t>
+            </w:r>
+            <w:r>
+              <w:t xml:space="preserve"> </w:t>
+            </w:r>
+            <w:r>
+              <w:t xml:space="preserve">INC.,</w:t>
+            </w:r>
+          </w:p>
+          <w:p>
+            <w:pPr>
+              <w:spacing w:before="0" w:after="0" w:line="320" w:lineRule="exact"/>
+              <w:ind w:left="0" w:firstLine="0"/>
+              <w:jc w:val="left"/>
+            </w:pPr>
+          </w:p>
+          <w:p>
+            <w:pPr>
+              <w:spacing w:before="0" w:after="177" w:line="320" w:lineRule="exact"/>
+              <w:ind w:left="0" w:firstLine="0"/>
+              <w:jc w:val="left"/>
             </w:pPr>
             <w:r>
               <w:rPr>
@@ -194,16 +457,28 @@
         </w:tc>
         <w:tc>
           <w:tcPr>
-            <w:tcW w:w="4536" w:type="dxa"/>
+            <w:tcW w:w="288" w:type="dxa"/>
+          </w:tcPr>
+          <w:p>
+            <w:pPr>
+              <w:spacing w:before="0" w:after="0" w:line="320" w:lineRule="exact"/>
+              <w:ind w:left="0" w:firstLine="0"/>
+              <w:jc w:val="left"/>
+            </w:pPr>
+          </w:p>
+        </w:tc>
+        <w:tc>
+          <w:tcPr>
+            <w:tcW w:w="3888" w:type="dxa"/>
             <w:tcMar>
-              <w:top w:w="0" w:type="dxa"/>
-              <w:bottom w:w="0" w:type="dxa"/>
+              <w:left w:w="144" w:type="dxa"/>
             </w:tcMar>
           </w:tcPr>
           <w:p>
             <w:pPr>
-              <w:pStyle w:val="Single"/>
-              <w:ind w:left="432"/>
+              <w:spacing w:before="128" w:after="0" w:line="320" w:lineRule="exact"/>
+              <w:ind w:left="0" w:firstLine="0"/>
+              <w:jc w:val="left"/>
             </w:pPr>
             <w:r>
               <w:t xml:space="preserve">Chapter 7</w:t>
@@ -211,55 +486,289 @@
           </w:p>
           <w:p>
             <w:pPr>
-              <w:pStyle w:val="Single"/>
-              <w:spacing w:before="0" w:after="0" w:line="130" w:lineRule="exact"/>
-              <w:ind w:left="432"/>
-            </w:pPr>
-          </w:p>
-          <w:p>
-            <w:pPr>
-              <w:pStyle w:val="Single"/>
-              <w:ind w:left="432"/>
-            </w:pPr>
-            <w:r>
-              <w:t xml:space="preserve">Case No. 2:24-bk-04978-MCW</w:t>
-            </w:r>
-          </w:p>
-          <w:p>
-            <w:pPr>
-              <w:pStyle w:val="Single"/>
-              <w:spacing w:before="0" w:after="0" w:line="130" w:lineRule="exact"/>
-              <w:ind w:left="432"/>
-            </w:pPr>
-          </w:p>
-          <w:p>
-            <w:pPr>
-              <w:pStyle w:val="Single"/>
-              <w:ind w:left="432"/>
+              <w:spacing w:before="0" w:after="0" w:line="320" w:lineRule="exact"/>
+              <w:ind w:left="0" w:firstLine="0"/>
+              <w:jc w:val="left"/>
+            </w:pPr>
+          </w:p>
+          <w:p>
+            <w:pPr>
+              <w:spacing w:before="0" w:after="0" w:line="320" w:lineRule="exact"/>
+              <w:ind w:left="0" w:firstLine="0"/>
+              <w:jc w:val="left"/>
+            </w:pPr>
+            <w:r>
+              <w:t xml:space="preserve">Case No. 2:24-bk</w:t>
+              <w:noBreakHyphen/>
+              <w:t xml:space="preserve">04978-MCW</w:t>
+            </w:r>
+          </w:p>
+          <w:p>
+            <w:pPr>
+              <w:spacing w:before="0" w:after="0" w:line="320" w:lineRule="exact"/>
+              <w:ind w:left="0" w:firstLine="0"/>
+              <w:jc w:val="left"/>
+            </w:pPr>
+          </w:p>
+          <w:p>
+            <w:pPr>
+              <w:spacing w:before="0" w:after="0" w:line="320" w:lineRule="exact"/>
+              <w:ind w:left="0" w:firstLine="0"/>
+              <w:jc w:val="left"/>
             </w:pPr>
             <w:r>
               <w:rPr>
                 <w:b/>
                 <w:bCs/>
-                <w:caps/>
               </w:rPr>
-              <w:t xml:space="preserve">Trustee’s Stipulated Motion to Compromise Claims Among Affiliated Estates [F.R.B.P. 9019]</w:t>
-            </w:r>
-          </w:p>
-          <w:p>
-            <w:pPr>
-              <w:pStyle w:val="Single"/>
-              <w:spacing w:before="0" w:after="0" w:line="130" w:lineRule="exact"/>
-              <w:ind w:left="432"/>
-            </w:pPr>
-          </w:p>
-          <w:p>
-            <w:pPr>
-              <w:pStyle w:val="Single"/>
-              <w:ind w:left="432"/>
-            </w:pPr>
-            <w:r>
-              <w:t xml:space="preserve">Seeks approval of a compromise of claims among affiliated estates under Fed. R. Bankr. P. 9019.</w:t>
+              <w:t xml:space="preserve">TRUSTEE’S</w:t>
+            </w:r>
+            <w:r>
+              <w:rPr>
+                <w:b/>
+                <w:bCs/>
+              </w:rPr>
+              <w:t xml:space="preserve"> </w:t>
+            </w:r>
+            <w:r>
+              <w:rPr>
+                <w:b/>
+                <w:bCs/>
+              </w:rPr>
+              <w:t xml:space="preserve">STIPULATED</w:t>
+            </w:r>
+            <w:r>
+              <w:rPr>
+                <w:b/>
+                <w:bCs/>
+              </w:rPr>
+              <w:t xml:space="preserve"> </w:t>
+            </w:r>
+            <w:r>
+              <w:rPr>
+                <w:b/>
+                <w:bCs/>
+              </w:rPr>
+              <w:t xml:space="preserve">MOTION</w:t>
+            </w:r>
+            <w:r>
+              <w:rPr>
+                <w:b/>
+                <w:bCs/>
+              </w:rPr>
+              <w:t xml:space="preserve"> </w:t>
+            </w:r>
+            <w:r>
+              <w:rPr>
+                <w:b/>
+                <w:bCs/>
+              </w:rPr>
+              <w:t xml:space="preserve">TO</w:t>
+            </w:r>
+            <w:r>
+              <w:rPr>
+                <w:b/>
+                <w:bCs/>
+              </w:rPr>
+              <w:t xml:space="preserve"> </w:t>
+            </w:r>
+            <w:r>
+              <w:rPr>
+                <w:b/>
+                <w:bCs/>
+              </w:rPr>
+              <w:t xml:space="preserve">COMPROMISE</w:t>
+            </w:r>
+            <w:r>
+              <w:rPr>
+                <w:b/>
+                <w:bCs/>
+              </w:rPr>
+              <w:t xml:space="preserve"> </w:t>
+            </w:r>
+            <w:r>
+              <w:rPr>
+                <w:b/>
+                <w:bCs/>
+              </w:rPr>
+              <w:t xml:space="preserve">CLAIMS</w:t>
+            </w:r>
+            <w:r>
+              <w:rPr>
+                <w:b/>
+                <w:bCs/>
+              </w:rPr>
+              <w:t xml:space="preserve"> </w:t>
+            </w:r>
+            <w:r>
+              <w:rPr>
+                <w:b/>
+                <w:bCs/>
+              </w:rPr>
+              <w:t xml:space="preserve">AMONG</w:t>
+            </w:r>
+            <w:r>
+              <w:rPr>
+                <w:b/>
+                <w:bCs/>
+              </w:rPr>
+              <w:t xml:space="preserve"> </w:t>
+            </w:r>
+            <w:r>
+              <w:rPr>
+                <w:b/>
+                <w:bCs/>
+              </w:rPr>
+              <w:t xml:space="preserve">AFFILIATED</w:t>
+            </w:r>
+            <w:r>
+              <w:rPr>
+                <w:b/>
+                <w:bCs/>
+              </w:rPr>
+              <w:t xml:space="preserve"> </w:t>
+            </w:r>
+            <w:r>
+              <w:rPr>
+                <w:b/>
+                <w:bCs/>
+              </w:rPr>
+              <w:t xml:space="preserve">ESTATES</w:t>
+            </w:r>
+            <w:r>
+              <w:rPr>
+                <w:b/>
+                <w:bCs/>
+              </w:rPr>
+              <w:t xml:space="preserve"> </w:t>
+            </w:r>
+            <w:r>
+              <w:rPr>
+                <w:b/>
+                <w:bCs/>
+              </w:rPr>
+              <w:t xml:space="preserve">[F.R.B.P.</w:t>
+            </w:r>
+            <w:r>
+              <w:rPr>
+                <w:b/>
+                <w:bCs/>
+              </w:rPr>
+              <w:t xml:space="preserve"> </w:t>
+            </w:r>
+            <w:r>
+              <w:rPr>
+                <w:b/>
+                <w:bCs/>
+              </w:rPr>
+              <w:t xml:space="preserve">9019]</w:t>
+            </w:r>
+          </w:p>
+          <w:p>
+            <w:pPr>
+              <w:spacing w:before="0" w:after="0" w:line="320" w:lineRule="exact"/>
+              <w:ind w:left="0" w:firstLine="0"/>
+              <w:jc w:val="left"/>
+            </w:pPr>
+          </w:p>
+          <w:p>
+            <w:pPr>
+              <w:spacing w:before="0" w:after="177" w:line="320" w:lineRule="exact"/>
+              <w:ind w:left="0" w:firstLine="0"/>
+              <w:jc w:val="left"/>
+            </w:pPr>
+            <w:r>
+              <w:t xml:space="preserve">Seeks</w:t>
+            </w:r>
+            <w:r>
+              <w:t xml:space="preserve"> </w:t>
+            </w:r>
+            <w:r>
+              <w:t xml:space="preserve">approval</w:t>
+            </w:r>
+            <w:r>
+              <w:t xml:space="preserve"> </w:t>
+            </w:r>
+            <w:r>
+              <w:t xml:space="preserve">of</w:t>
+            </w:r>
+            <w:r>
+              <w:t xml:space="preserve"> </w:t>
+            </w:r>
+            <w:r>
+              <w:t xml:space="preserve">a</w:t>
+            </w:r>
+            <w:r>
+              <w:t xml:space="preserve"> </w:t>
+            </w:r>
+            <w:r>
+              <w:t xml:space="preserve">compromise</w:t>
+            </w:r>
+            <w:r>
+              <w:t xml:space="preserve"> </w:t>
+            </w:r>
+            <w:r>
+              <w:t xml:space="preserve">of</w:t>
+            </w:r>
+            <w:r>
+              <w:t xml:space="preserve"> </w:t>
+            </w:r>
+            <w:r>
+              <w:t xml:space="preserve">claims</w:t>
+            </w:r>
+            <w:r>
+              <w:t xml:space="preserve"> </w:t>
+            </w:r>
+            <w:r>
+              <w:t xml:space="preserve">among</w:t>
+            </w:r>
+            <w:r>
+              <w:t xml:space="preserve"> </w:t>
+            </w:r>
+            <w:r>
+              <w:t xml:space="preserve">affiliated</w:t>
+            </w:r>
+            <w:r>
+              <w:t xml:space="preserve"> </w:t>
+            </w:r>
+            <w:r>
+              <w:t xml:space="preserve">estates</w:t>
+            </w:r>
+            <w:r>
+              <w:t xml:space="preserve"> </w:t>
+            </w:r>
+            <w:r>
+              <w:t xml:space="preserve">under</w:t>
+            </w:r>
+            <w:r>
+              <w:t xml:space="preserve"> </w:t>
+            </w:r>
+            <w:r>
+              <w:t xml:space="preserve">Fed.</w:t>
+            </w:r>
+            <w:r>
+              <w:t xml:space="preserve"> </w:t>
+            </w:r>
+            <w:r>
+              <w:t xml:space="preserve">R.</w:t>
+            </w:r>
+            <w:r>
+              <w:t xml:space="preserve"> </w:t>
+            </w:r>
+            <w:r>
+              <w:t xml:space="preserve">Bankr.</w:t>
+            </w:r>
+            <w:r>
+              <w:t xml:space="preserve"> </w:t>
+            </w:r>
+            <w:r>
+              <w:t xml:space="preserve">P.</w:t>
+            </w:r>
+            <w:r>
+              <w:t xml:space="preserve"> </w:t>
+            </w:r>
+            <w:r>
+              <w:t xml:space="preserve">9019.</w:t>
             </w:r>
           </w:p>
         </w:tc>
@@ -267,7 +776,7 @@
     </w:tbl>
     <w:p>
       <w:pPr>
-        <w:pStyle w:val="FirstParagraph"/>
+        <w:pStyle w:val="BodyText"/>
       </w:pPr>
       <w:r>
         <w:t xml:space="preserve">David A. Birdsell, David M. Reaves, Anthony H. Mason, and Lothar Goernitz, chapter 7 bankruptcy trustees for all of the debtors in this jointly administered case (collectively referred to as the</w:t>
@@ -288,33 +797,131 @@
         <w:t xml:space="preserve">) seeking to compromise various claims among these affiliated bankruptcy estates. This Motion is supported by the incorporated Memorandum of Points and Authority and the entire record of this administrative case.</w:t>
       </w:r>
     </w:p>
-    <w:bookmarkStart w:id="33" w:name="memorandum-of-points-and-authorities"/>
     <w:p>
       <w:pPr>
         <w:pStyle w:val="Heading1"/>
-      </w:pPr>
-      <w:r>
-        <w:t xml:space="preserve">Memorandum of Points and Authorities</w:t>
-      </w:r>
-    </w:p>
-    <w:bookmarkStart w:id="23" w:name="factual-background"/>
+        <w:keepNext/>
+        <w:keepLines/>
+        <w:spacing w:before="0" w:after="0" w:line="480" w:lineRule="exact"/>
+        <w:ind w:left="0" w:firstLine="0"/>
+        <w:jc w:val="center"/>
+      </w:pPr>
+      <w:r>
+        <w:rPr>
+          <w:b/>
+          <w:bCs/>
+        </w:rPr>
+        <w:t xml:space="preserve">MEMORANDUM</w:t>
+      </w:r>
+      <w:r>
+        <w:rPr>
+          <w:b/>
+          <w:bCs/>
+        </w:rPr>
+        <w:t xml:space="preserve"> </w:t>
+      </w:r>
+      <w:r>
+        <w:rPr>
+          <w:b/>
+          <w:bCs/>
+        </w:rPr>
+        <w:t xml:space="preserve">OF</w:t>
+      </w:r>
+      <w:r>
+        <w:rPr>
+          <w:b/>
+          <w:bCs/>
+        </w:rPr>
+        <w:t xml:space="preserve"> </w:t>
+      </w:r>
+      <w:r>
+        <w:rPr>
+          <w:b/>
+          <w:bCs/>
+        </w:rPr>
+        <w:t xml:space="preserve">POINTS</w:t>
+      </w:r>
+      <w:r>
+        <w:rPr>
+          <w:b/>
+          <w:bCs/>
+        </w:rPr>
+        <w:t xml:space="preserve"> </w:t>
+      </w:r>
+      <w:r>
+        <w:rPr>
+          <w:b/>
+          <w:bCs/>
+        </w:rPr>
+        <w:t xml:space="preserve">AND</w:t>
+      </w:r>
+      <w:r>
+        <w:rPr>
+          <w:b/>
+          <w:bCs/>
+        </w:rPr>
+        <w:t xml:space="preserve"> </w:t>
+      </w:r>
+      <w:r>
+        <w:rPr>
+          <w:b/>
+          <w:bCs/>
+        </w:rPr>
+        <w:t xml:space="preserve">AUTHORITIES</w:t>
+      </w:r>
+    </w:p>
     <w:p>
       <w:pPr>
         <w:pStyle w:val="Heading2"/>
-      </w:pPr>
-      <w:r>
+        <w:keepNext/>
+        <w:keepLines/>
+        <w:tabs>
+          <w:tab w:val="left" w:pos="720"/>
+        </w:tabs>
+        <w:spacing w:before="0" w:after="0" w:line="480" w:lineRule="exact"/>
+        <w:ind w:left="720" w:hanging="720"/>
+        <w:jc w:val="left"/>
+        <w:outlineLvl w:val="1"/>
+      </w:pPr>
+      <w:r>
+        <w:rPr>
+          <w:b/>
+          <w:bCs/>
+        </w:rPr>
         <w:t xml:space="preserve">I.</w:t>
       </w:r>
       <w:r>
+        <w:rPr>
+          <w:b/>
+          <w:bCs/>
+        </w:rPr>
         <w:tab/>
       </w:r>
       <w:r>
-        <w:t xml:space="preserve">Factual Background</w:t>
-      </w:r>
-    </w:p>
-    <w:p>
-      <w:pPr>
-        <w:pStyle w:val="FirstParagraph"/>
+        <w:rPr>
+          <w:b/>
+          <w:bCs/>
+        </w:rPr>
+        <w:t xml:space="preserve">Factual</w:t>
+      </w:r>
+      <w:r>
+        <w:rPr>
+          <w:b/>
+          <w:bCs/>
+        </w:rPr>
+        <w:t xml:space="preserve"> </w:t>
+      </w:r>
+      <w:r>
+        <w:rPr>
+          <w:b/>
+          <w:bCs/>
+        </w:rPr>
+        <w:t xml:space="preserve">Background</w:t>
+      </w:r>
+    </w:p>
+    <w:p>
+      <w:pPr>
+        <w:pStyle w:val="BodyText"/>
       </w:pPr>
       <w:r>
         <w:t xml:space="preserve">1. David A. Birdsell is the Chapter 7 trustee for the following fourteen (14) bankruptcy estates (the</w:t>
@@ -331,7 +938,7 @@
     </w:p>
     <w:p>
       <w:pPr>
-        <w:pStyle w:val="Hang1"/>
+        <w:pStyle w:val="ListItem"/>
       </w:pPr>
       <w:r>
         <w:t xml:space="preserve">•</w:t>
@@ -340,12 +947,18 @@
         <w:tab/>
       </w:r>
       <w:r>
-        <w:t xml:space="preserve">PM &amp; M Electric, Inc. [Titan Solar Power], 2:24-bk-04978-MCW</w:t>
-      </w:r>
-    </w:p>
-    <w:p>
-      <w:pPr>
-        <w:pStyle w:val="Hang1"/>
+        <w:t xml:space="preserve">PM &amp; M Electric, Inc. [Titan Solar Power], 2:24-bk</w:t>
+      </w:r>
+      <w:r>
+        <w:noBreakHyphen/>
+      </w:r>
+      <w:r>
+        <w:t xml:space="preserve">04978-MCW</w:t>
+      </w:r>
+    </w:p>
+    <w:p>
+      <w:pPr>
+        <w:pStyle w:val="ListItem"/>
       </w:pPr>
       <w:r>
         <w:t xml:space="preserve">•</w:t>
@@ -354,12 +967,18 @@
         <w:tab/>
       </w:r>
       <w:r>
-        <w:t xml:space="preserve">Titan Solar Power AZ, Inc., 2:24-bk-04979-MCW</w:t>
-      </w:r>
-    </w:p>
-    <w:p>
-      <w:pPr>
-        <w:pStyle w:val="Hang1"/>
+        <w:t xml:space="preserve">Titan Solar Power AZ, Inc., 2:24-bk</w:t>
+      </w:r>
+      <w:r>
+        <w:noBreakHyphen/>
+      </w:r>
+      <w:r>
+        <w:t xml:space="preserve">04979-MCW</w:t>
+      </w:r>
+    </w:p>
+    <w:p>
+      <w:pPr>
+        <w:pStyle w:val="ListItem"/>
       </w:pPr>
       <w:r>
         <w:t xml:space="preserve">•</w:t>
@@ -368,12 +987,18 @@
         <w:tab/>
       </w:r>
       <w:r>
-        <w:t xml:space="preserve">Titan Solar Power FL, Inc., 2:24-bk-05226-MCW</w:t>
-      </w:r>
-    </w:p>
-    <w:p>
-      <w:pPr>
-        <w:pStyle w:val="Hang1"/>
+        <w:t xml:space="preserve">Titan Solar Power FL, Inc., 2:24-bk</w:t>
+      </w:r>
+      <w:r>
+        <w:noBreakHyphen/>
+      </w:r>
+      <w:r>
+        <w:t xml:space="preserve">05226-MCW</w:t>
+      </w:r>
+    </w:p>
+    <w:p>
+      <w:pPr>
+        <w:pStyle w:val="ListItem"/>
       </w:pPr>
       <w:r>
         <w:t xml:space="preserve">•</w:t>
@@ -382,12 +1007,18 @@
         <w:tab/>
       </w:r>
       <w:r>
-        <w:t xml:space="preserve">Titan Solar Power ID, Inc., 2:24-bk-05228-MCW</w:t>
-      </w:r>
-    </w:p>
-    <w:p>
-      <w:pPr>
-        <w:pStyle w:val="Hang1"/>
+        <w:t xml:space="preserve">Titan Solar Power ID, Inc., 2:24-bk</w:t>
+      </w:r>
+      <w:r>
+        <w:noBreakHyphen/>
+      </w:r>
+      <w:r>
+        <w:t xml:space="preserve">05228-MCW</w:t>
+      </w:r>
+    </w:p>
+    <w:p>
+      <w:pPr>
+        <w:pStyle w:val="ListItem"/>
       </w:pPr>
       <w:r>
         <w:t xml:space="preserve">•</w:t>
@@ -396,12 +1027,18 @@
         <w:tab/>
       </w:r>
       <w:r>
-        <w:t xml:space="preserve">Titan Solar Power IL, Inc., 2:24-bk-05230-MCW</w:t>
-      </w:r>
-    </w:p>
-    <w:p>
-      <w:pPr>
-        <w:pStyle w:val="Hang1"/>
+        <w:t xml:space="preserve">Titan Solar Power IL, Inc., 2:24-bk</w:t>
+      </w:r>
+      <w:r>
+        <w:noBreakHyphen/>
+      </w:r>
+      <w:r>
+        <w:t xml:space="preserve">05230-MCW</w:t>
+      </w:r>
+    </w:p>
+    <w:p>
+      <w:pPr>
+        <w:pStyle w:val="ListItem"/>
       </w:pPr>
       <w:r>
         <w:t xml:space="preserve">•</w:t>
@@ -410,12 +1047,18 @@
         <w:tab/>
       </w:r>
       <w:r>
-        <w:t xml:space="preserve">Titan Solar Power LA, Inc., 2:24-bk-05231-MCW</w:t>
-      </w:r>
-    </w:p>
-    <w:p>
-      <w:pPr>
-        <w:pStyle w:val="Hang1"/>
+        <w:t xml:space="preserve">Titan Solar Power LA, Inc., 2:24-bk</w:t>
+      </w:r>
+      <w:r>
+        <w:noBreakHyphen/>
+      </w:r>
+      <w:r>
+        <w:t xml:space="preserve">05231-MCW</w:t>
+      </w:r>
+    </w:p>
+    <w:p>
+      <w:pPr>
+        <w:pStyle w:val="ListItem"/>
       </w:pPr>
       <w:r>
         <w:t xml:space="preserve">•</w:t>
@@ -424,12 +1067,18 @@
         <w:tab/>
       </w:r>
       <w:r>
-        <w:t xml:space="preserve">Titan Solar Power MD, Inc., 2:24-bk-05233-MCW</w:t>
-      </w:r>
-    </w:p>
-    <w:p>
-      <w:pPr>
-        <w:pStyle w:val="Hang1"/>
+        <w:t xml:space="preserve">Titan Solar Power MD, Inc., 2:24-bk</w:t>
+      </w:r>
+      <w:r>
+        <w:noBreakHyphen/>
+      </w:r>
+      <w:r>
+        <w:t xml:space="preserve">05233-MCW</w:t>
+      </w:r>
+    </w:p>
+    <w:p>
+      <w:pPr>
+        <w:pStyle w:val="ListItem"/>
       </w:pPr>
       <w:r>
         <w:t xml:space="preserve">•</w:t>
@@ -438,12 +1087,18 @@
         <w:tab/>
       </w:r>
       <w:r>
-        <w:t xml:space="preserve">Titan Solar Power MO, Inc., 2:24-bk-05234-MCW</w:t>
-      </w:r>
-    </w:p>
-    <w:p>
-      <w:pPr>
-        <w:pStyle w:val="Hang1"/>
+        <w:t xml:space="preserve">Titan Solar Power MO, Inc., 2:24-bk</w:t>
+      </w:r>
+      <w:r>
+        <w:noBreakHyphen/>
+      </w:r>
+      <w:r>
+        <w:t xml:space="preserve">05234-MCW</w:t>
+      </w:r>
+    </w:p>
+    <w:p>
+      <w:pPr>
+        <w:pStyle w:val="ListItem"/>
       </w:pPr>
       <w:r>
         <w:t xml:space="preserve">•</w:t>
@@ -452,12 +1107,18 @@
         <w:tab/>
       </w:r>
       <w:r>
-        <w:t xml:space="preserve">Titan Solar Power MS, Inc., 2:24-bk-05235-MCW</w:t>
-      </w:r>
-    </w:p>
-    <w:p>
-      <w:pPr>
-        <w:pStyle w:val="Hang1"/>
+        <w:t xml:space="preserve">Titan Solar Power MS, Inc., 2:24-bk</w:t>
+      </w:r>
+      <w:r>
+        <w:noBreakHyphen/>
+      </w:r>
+      <w:r>
+        <w:t xml:space="preserve">05235-MCW</w:t>
+      </w:r>
+    </w:p>
+    <w:p>
+      <w:pPr>
+        <w:pStyle w:val="ListItem"/>
       </w:pPr>
       <w:r>
         <w:t xml:space="preserve">•</w:t>
@@ -466,12 +1127,18 @@
         <w:tab/>
       </w:r>
       <w:r>
-        <w:t xml:space="preserve">Titan Solar Power NC, Inc., 2:24-bk-05238-MCW</w:t>
-      </w:r>
-    </w:p>
-    <w:p>
-      <w:pPr>
-        <w:pStyle w:val="Hang1"/>
+        <w:t xml:space="preserve">Titan Solar Power NC, Inc., 2:24-bk</w:t>
+      </w:r>
+      <w:r>
+        <w:noBreakHyphen/>
+      </w:r>
+      <w:r>
+        <w:t xml:space="preserve">05238-MCW</w:t>
+      </w:r>
+    </w:p>
+    <w:p>
+      <w:pPr>
+        <w:pStyle w:val="ListItem"/>
       </w:pPr>
       <w:r>
         <w:t xml:space="preserve">•</w:t>
@@ -480,12 +1147,18 @@
         <w:tab/>
       </w:r>
       <w:r>
-        <w:t xml:space="preserve">Titan Solar Power NM, Inc., 2:24-bk-05240-MCW</w:t>
-      </w:r>
-    </w:p>
-    <w:p>
-      <w:pPr>
-        <w:pStyle w:val="Hang1"/>
+        <w:t xml:space="preserve">Titan Solar Power NM, Inc., 2:24-bk</w:t>
+      </w:r>
+      <w:r>
+        <w:noBreakHyphen/>
+      </w:r>
+      <w:r>
+        <w:t xml:space="preserve">05240-MCW</w:t>
+      </w:r>
+    </w:p>
+    <w:p>
+      <w:pPr>
+        <w:pStyle w:val="ListItem"/>
       </w:pPr>
       <w:r>
         <w:t xml:space="preserve">•</w:t>
@@ -494,12 +1167,18 @@
         <w:tab/>
       </w:r>
       <w:r>
-        <w:t xml:space="preserve">Titan Solar Power OH, Inc., 2:24-bk-05241-MCW</w:t>
-      </w:r>
-    </w:p>
-    <w:p>
-      <w:pPr>
-        <w:pStyle w:val="Hang1"/>
+        <w:t xml:space="preserve">Titan Solar Power OH, Inc., 2:24-bk</w:t>
+      </w:r>
+      <w:r>
+        <w:noBreakHyphen/>
+      </w:r>
+      <w:r>
+        <w:t xml:space="preserve">05241-MCW</w:t>
+      </w:r>
+    </w:p>
+    <w:p>
+      <w:pPr>
+        <w:pStyle w:val="ListItem"/>
       </w:pPr>
       <w:r>
         <w:t xml:space="preserve">•</w:t>
@@ -508,12 +1187,18 @@
         <w:tab/>
       </w:r>
       <w:r>
-        <w:t xml:space="preserve">Titan Solar Power TN, Inc., 2:24-bk-05245-MCW</w:t>
-      </w:r>
-    </w:p>
-    <w:p>
-      <w:pPr>
-        <w:pStyle w:val="Hang1"/>
+        <w:t xml:space="preserve">Titan Solar Power TN, Inc., 2:24-bk</w:t>
+      </w:r>
+      <w:r>
+        <w:noBreakHyphen/>
+      </w:r>
+      <w:r>
+        <w:t xml:space="preserve">05245-MCW</w:t>
+      </w:r>
+    </w:p>
+    <w:p>
+      <w:pPr>
+        <w:pStyle w:val="ListItem"/>
       </w:pPr>
       <w:r>
         <w:t xml:space="preserve">•</w:t>
@@ -522,7 +1207,13 @@
         <w:tab/>
       </w:r>
       <w:r>
-        <w:t xml:space="preserve">Titan Solar Power WI, Inc., 2:24-bk-05251-MCW</w:t>
+        <w:t xml:space="preserve">Titan Solar Power WI, Inc., 2:24-bk</w:t>
+      </w:r>
+      <w:r>
+        <w:noBreakHyphen/>
+      </w:r>
+      <w:r>
+        <w:t xml:space="preserve">05251-MCW</w:t>
       </w:r>
     </w:p>
     <w:p>
@@ -544,7 +1235,7 @@
     </w:p>
     <w:p>
       <w:pPr>
-        <w:pStyle w:val="Hang1"/>
+        <w:pStyle w:val="ListItem"/>
       </w:pPr>
       <w:r>
         <w:t xml:space="preserve">•</w:t>
@@ -553,12 +1244,18 @@
         <w:tab/>
       </w:r>
       <w:r>
-        <w:t xml:space="preserve">Titan Solar Power CO, Inc., 2:24-bk-05225-MCW</w:t>
-      </w:r>
-    </w:p>
-    <w:p>
-      <w:pPr>
-        <w:pStyle w:val="Hang1"/>
+        <w:t xml:space="preserve">Titan Solar Power CO, Inc., 2:24-bk</w:t>
+      </w:r>
+      <w:r>
+        <w:noBreakHyphen/>
+      </w:r>
+      <w:r>
+        <w:t xml:space="preserve">05225-MCW</w:t>
+      </w:r>
+    </w:p>
+    <w:p>
+      <w:pPr>
+        <w:pStyle w:val="ListItem"/>
       </w:pPr>
       <w:r>
         <w:t xml:space="preserve">•</w:t>
@@ -567,12 +1264,18 @@
         <w:tab/>
       </w:r>
       <w:r>
-        <w:t xml:space="preserve">Titan Solar Power TX, Inc., 2:24-bk-05248-MCW</w:t>
-      </w:r>
-    </w:p>
-    <w:p>
-      <w:pPr>
-        <w:pStyle w:val="Hang1"/>
+        <w:t xml:space="preserve">Titan Solar Power TX, Inc., 2:24-bk</w:t>
+      </w:r>
+      <w:r>
+        <w:noBreakHyphen/>
+      </w:r>
+      <w:r>
+        <w:t xml:space="preserve">05248-MCW</w:t>
+      </w:r>
+    </w:p>
+    <w:p>
+      <w:pPr>
+        <w:pStyle w:val="ListItem"/>
       </w:pPr>
       <w:r>
         <w:t xml:space="preserve">•</w:t>
@@ -581,12 +1284,18 @@
         <w:tab/>
       </w:r>
       <w:r>
-        <w:t xml:space="preserve">Titan Solar Power UT, Inc., 2:24-bk-05249-MCW</w:t>
-      </w:r>
-    </w:p>
-    <w:p>
-      <w:pPr>
-        <w:pStyle w:val="Hang1"/>
+        <w:t xml:space="preserve">Titan Solar Power UT, Inc., 2:24-bk</w:t>
+      </w:r>
+      <w:r>
+        <w:noBreakHyphen/>
+      </w:r>
+      <w:r>
+        <w:t xml:space="preserve">05249-MCW</w:t>
+      </w:r>
+    </w:p>
+    <w:p>
+      <w:pPr>
+        <w:pStyle w:val="ListItem"/>
       </w:pPr>
       <w:r>
         <w:t xml:space="preserve">•</w:t>
@@ -595,12 +1304,18 @@
         <w:tab/>
       </w:r>
       <w:r>
-        <w:t xml:space="preserve">Titan Solar Power VA, Inc., 2:24-bk-05250-MCW</w:t>
-      </w:r>
-    </w:p>
-    <w:p>
-      <w:pPr>
-        <w:pStyle w:val="Hang1"/>
+        <w:t xml:space="preserve">Titan Solar Power VA, Inc., 2:24-bk</w:t>
+      </w:r>
+      <w:r>
+        <w:noBreakHyphen/>
+      </w:r>
+      <w:r>
+        <w:t xml:space="preserve">05250-MCW</w:t>
+      </w:r>
+    </w:p>
+    <w:p>
+      <w:pPr>
+        <w:pStyle w:val="ListItem"/>
       </w:pPr>
       <w:r>
         <w:t xml:space="preserve">•</w:t>
@@ -609,7 +1324,13 @@
         <w:tab/>
       </w:r>
       <w:r>
-        <w:t xml:space="preserve">Titan Electrical Services, Inc., 2:24-bk-05253-MCW</w:t>
+        <w:t xml:space="preserve">Titan Electrical Services, Inc., 2:24-bk</w:t>
+      </w:r>
+      <w:r>
+        <w:noBreakHyphen/>
+      </w:r>
+      <w:r>
+        <w:t xml:space="preserve">05253-MCW</w:t>
       </w:r>
     </w:p>
     <w:p>
@@ -631,7 +1352,7 @@
     </w:p>
     <w:p>
       <w:pPr>
-        <w:pStyle w:val="Hang1"/>
+        <w:pStyle w:val="ListItem"/>
       </w:pPr>
       <w:r>
         <w:t xml:space="preserve">•</w:t>
@@ -640,12 +1361,18 @@
         <w:tab/>
       </w:r>
       <w:r>
-        <w:t xml:space="preserve">Titan Solar Power CA, Inc., 2:24-bk-05224-MCW</w:t>
-      </w:r>
-    </w:p>
-    <w:p>
-      <w:pPr>
-        <w:pStyle w:val="Hang1"/>
+        <w:t xml:space="preserve">Titan Solar Power CA, Inc., 2:24-bk</w:t>
+      </w:r>
+      <w:r>
+        <w:noBreakHyphen/>
+      </w:r>
+      <w:r>
+        <w:t xml:space="preserve">05224-MCW</w:t>
+      </w:r>
+    </w:p>
+    <w:p>
+      <w:pPr>
+        <w:pStyle w:val="ListItem"/>
       </w:pPr>
       <w:r>
         <w:t xml:space="preserve">•</w:t>
@@ -654,12 +1381,18 @@
         <w:tab/>
       </w:r>
       <w:r>
-        <w:t xml:space="preserve">Titan Solar Power NJ, Inc., 2:24-bk-05239-MCW</w:t>
-      </w:r>
-    </w:p>
-    <w:p>
-      <w:pPr>
-        <w:pStyle w:val="Hang1"/>
+        <w:t xml:space="preserve">Titan Solar Power NJ, Inc., 2:24-bk</w:t>
+      </w:r>
+      <w:r>
+        <w:noBreakHyphen/>
+      </w:r>
+      <w:r>
+        <w:t xml:space="preserve">05239-MCW</w:t>
+      </w:r>
+    </w:p>
+    <w:p>
+      <w:pPr>
+        <w:pStyle w:val="ListItem"/>
       </w:pPr>
       <w:r>
         <w:t xml:space="preserve">•</w:t>
@@ -668,12 +1401,18 @@
         <w:tab/>
       </w:r>
       <w:r>
-        <w:t xml:space="preserve">Titan Solar Power SC, Inc., 2:24-bk-05243-MCW</w:t>
-      </w:r>
-    </w:p>
-    <w:p>
-      <w:pPr>
-        <w:pStyle w:val="Hang1"/>
+        <w:t xml:space="preserve">Titan Solar Power SC, Inc., 2:24-bk</w:t>
+      </w:r>
+      <w:r>
+        <w:noBreakHyphen/>
+      </w:r>
+      <w:r>
+        <w:t xml:space="preserve">05243-MCW</w:t>
+      </w:r>
+    </w:p>
+    <w:p>
+      <w:pPr>
+        <w:pStyle w:val="ListItem"/>
       </w:pPr>
       <w:r>
         <w:t xml:space="preserve">•</w:t>
@@ -682,7 +1421,13 @@
         <w:tab/>
       </w:r>
       <w:r>
-        <w:t xml:space="preserve">Titan Solar Power GA, Inc., 2:24-bk-05227-MCW</w:t>
+        <w:t xml:space="preserve">Titan Solar Power GA, Inc., 2:24-bk</w:t>
+      </w:r>
+      <w:r>
+        <w:noBreakHyphen/>
+      </w:r>
+      <w:r>
+        <w:t xml:space="preserve">05227-MCW</w:t>
       </w:r>
     </w:p>
     <w:p>
@@ -690,7 +1435,13 @@
         <w:pStyle w:val="BodyText"/>
       </w:pPr>
       <w:r>
-        <w:t xml:space="preserve">4. Lothar Goernitz is the Chapter 7 trustee for the Estate of Titan Solar Power NV, Inc. 2:24-bk-5025-MCW (</w:t>
+        <w:t xml:space="preserve">4. Lothar Goernitz is the Chapter 7 trustee for the Estate of Titan Solar Power NV, Inc. 2:24-bk</w:t>
+      </w:r>
+      <w:r>
+        <w:noBreakHyphen/>
+      </w:r>
+      <w:r>
+        <w:t xml:space="preserve">5025-MCW (</w:t>
       </w:r>
       <w:r>
         <w:t xml:space="preserve">“Goernitz Estate”</w:t>
@@ -716,7 +1467,13 @@
         <w:pStyle w:val="BodyText"/>
       </w:pPr>
       <w:r>
-        <w:t xml:space="preserve">5. The Birdsell Estates, Reaves Estates, and Mason Estates are jointly administered under the lead case, PM &amp; M Electric, Inc. [Titan Solar Power], case number 2:24-bk-04978-MCW (</w:t>
+        <w:t xml:space="preserve">5. The Birdsell Estates, Reaves Estates, and Mason Estates are jointly administered under the lead case, PM &amp; M Electric, Inc. [Titan Solar Power], case number 2:24-bk</w:t>
+      </w:r>
+      <w:r>
+        <w:noBreakHyphen/>
+      </w:r>
+      <w:r>
+        <w:t xml:space="preserve">04978-MCW (</w:t>
       </w:r>
       <w:r>
         <w:t xml:space="preserve">“Lead Case”</w:t>
@@ -727,16 +1484,24 @@
     </w:p>
     <w:p>
       <w:pPr>
+        <w:pStyle w:val="BodyTextNote"/>
+      </w:pPr>
+      <w:r>
+        <w:t xml:space="preserve">6. Debtors’ bankruptcy cases were commenced by voluntary petitions filed under Chapter 7 of Title 11 in June 2024.</w:t>
+      </w:r>
+      <w:r>
+        <w:rPr>
+          <w:rStyle w:val="FootnoteReference"/>
+        </w:rPr>
+        <w:footnoteReference w:id="9"/>
+      </w:r>
+    </w:p>
+    <w:p>
+      <w:pPr>
         <w:pStyle w:val="BodyText"/>
       </w:pPr>
       <w:r>
-        <w:t xml:space="preserve">6. Debtors’ bankruptcy cases were commenced by voluntary petitions filed under Chapter 7 of Title 11 in June 2024.</w:t>
-      </w:r>
-      <w:r>
-        <w:rPr>
-          <w:rStyle w:val="FootnoteReference"/>
-        </w:rPr>
-        <w:footnoteReference w:id="20"/>
+        <w:t xml:space="preserve">7. Prepetition, Debtors were in the business of, inter alia, installing solar panels in different states all over the country.</w:t>
       </w:r>
     </w:p>
     <w:p>
@@ -744,7 +1509,13 @@
         <w:pStyle w:val="BodyText"/>
       </w:pPr>
       <w:r>
-        <w:t xml:space="preserve">7. Prepetition, Debtors were in the business of, inter alia, installing solar panels in different states all over the country.</w:t>
+        <w:t xml:space="preserve">8. Upon information and belief, the Debtors operated independently in specific states and PM &amp; M Electric, Inc. (</w:t>
+      </w:r>
+      <w:r>
+        <w:t xml:space="preserve">“PMM”</w:t>
+      </w:r>
+      <w:r>
+        <w:t xml:space="preserve">) served as a quasi-parent company. Despite being distinctly separate legal entities, at times it appears the Debtors pooled assets and funds when necessary for business operations – this includes making intercompany loans/​transfers between the Debtors, utilizing single insurance policies that covered multiple debtors, sharing employees/​directors, and incurring debt together.</w:t>
       </w:r>
     </w:p>
     <w:p>
@@ -752,13 +1523,7 @@
         <w:pStyle w:val="BodyText"/>
       </w:pPr>
       <w:r>
-        <w:t xml:space="preserve">8. Upon information and belief, the Debtors operated independently in specific states and PM &amp; M Electric, Inc. (</w:t>
-      </w:r>
-      <w:r>
-        <w:t xml:space="preserve">“PMM”</w:t>
-      </w:r>
-      <w:r>
-        <w:t xml:space="preserve">) served as a quasi-parent company. Despite being distinctly separate legal entities, at times it appears the Debtors pooled assets and funds when necessary for business operations – this includes making intercompany loans/transfers between the Debtors, utilizing single insurance policies that covered multiple debtors, sharing employees/directors, and incurring debt together.</w:t>
+        <w:t xml:space="preserve">9. Given the foregoing business model, there are a variety of assets that may be titled, owned, or held in the name of an individual debtor that belong to some or all of the Debtors.</w:t>
       </w:r>
     </w:p>
     <w:p>
@@ -766,7 +1531,7 @@
         <w:pStyle w:val="BodyText"/>
       </w:pPr>
       <w:r>
-        <w:t xml:space="preserve">9. Given the foregoing business model, there are a variety of assets that may be titled, owned, or held in the name of an individual debtor that belong to some or all of the Debtors.</w:t>
+        <w:t xml:space="preserve">10. Given the number of Debtors, the volume of financial data, and the complexity of the financial entanglement amongst the Debtors, the Trustees believe that unraveling all of the claims and asset issues amongst them would be incredibly costly (likely over $250,000.00) and would cause serious delays to administration of the Estates.</w:t>
       </w:r>
     </w:p>
     <w:p>
@@ -774,14 +1539,6 @@
         <w:pStyle w:val="BodyText"/>
       </w:pPr>
       <w:r>
-        <w:t xml:space="preserve">10. Given the number of Debtors, the volume of financial data, and the complexity of the financial entanglement amongst the Debtors, the Trustees believe that unraveling all of the claims and asset issues amongst them would be incredibly costly (likely over $250,000.00) and would cause serious delays to administration of the Estates.</w:t>
-      </w:r>
-    </w:p>
-    <w:p>
-      <w:pPr>
-        <w:pStyle w:val="BodyText"/>
-      </w:pPr>
-      <w:r>
         <w:t xml:space="preserve">11. The Trustees propose to treat the following assets as shared assets more fully set forth below (</w:t>
       </w:r>
       <w:r>
@@ -790,6 +1547,14 @@
       <w:r>
         <w:t xml:space="preserve">):</w:t>
       </w:r>
+    </w:p>
+    <w:p>
+      <w:pPr>
+        <w:keepNext/>
+        <w:keepLines/>
+        <w:spacing w:before="0" w:after="0" w:line="320" w:lineRule="exact"/>
+        <w:ind w:left="0" w:firstLine="0"/>
+      </w:pPr>
     </w:p>
     <w:tbl>
       <w:tblPr>
@@ -799,9 +1564,9 @@
         <w:tblLook w:firstRow="1" w:lastRow="0" w:firstColumn="0" w:lastColumn="0" w:noHBand="0" w:noVBand="0" w:val="0020"/>
       </w:tblPr>
       <w:tblGrid>
-        <w:gridCol w:w="4312"/>
-        <w:gridCol w:w="2161"/>
-        <w:gridCol w:w="1446"/>
+        <w:gridCol w:w="2640"/>
+        <w:gridCol w:w="2640"/>
+        <w:gridCol w:w="2640"/>
       </w:tblGrid>
       <w:tr>
         <w:trPr>
@@ -849,7 +1614,13 @@
               <w:pStyle w:val="Compact"/>
             </w:pPr>
             <w:r>
-              <w:t xml:space="preserve">Settlement Proceeds from Trustees v. Kenneth Williams, et al., 2:25-ap-00115-MCW (</w:t>
+              <w:t xml:space="preserve">Settlement Proceeds from Trustees v. Kenneth Williams, et al., 2:25-ap</w:t>
+            </w:r>
+            <w:r>
+              <w:noBreakHyphen/>
+            </w:r>
+            <w:r>
+              <w:t xml:space="preserve">00115-MCW (</w:t>
             </w:r>
             <w:r>
               <w:t xml:space="preserve">“Adversary”</w:t>
@@ -872,7 +1643,7 @@
               <w:rPr>
                 <w:rStyle w:val="FootnoteReference"/>
               </w:rPr>
-              <w:footnoteReference w:id="21"/>
+              <w:footnoteReference w:id="10"/>
             </w:r>
             <w:r>
               <w:t xml:space="preserve">: 167</w:t>
@@ -975,7 +1746,7 @@
               <w:rPr>
                 <w:rStyle w:val="FootnoteReference"/>
               </w:rPr>
-              <w:footnoteReference w:id="22"/>
+              <w:footnoteReference w:id="11"/>
             </w:r>
           </w:p>
         </w:tc>
@@ -986,7 +1757,7 @@
               <w:pStyle w:val="Compact"/>
             </w:pPr>
             <w:r>
-              <w:t xml:space="preserve">N/A</w:t>
+              <w:t xml:space="preserve">N/​A</w:t>
             </w:r>
           </w:p>
         </w:tc>
@@ -1045,6 +1816,14 @@
     </w:tbl>
     <w:p>
       <w:pPr>
+        <w:keepNext/>
+        <w:keepLines/>
+        <w:spacing w:before="0" w:after="0" w:line="470" w:lineRule="exact"/>
+        <w:ind w:left="0" w:firstLine="0"/>
+      </w:pPr>
+    </w:p>
+    <w:p>
+      <w:pPr>
         <w:pStyle w:val="BodyText"/>
       </w:pPr>
       <w:r>
@@ -1056,38 +1835,57 @@
       <w:r>
         <w:t xml:space="preserve">):</w:t>
       </w:r>
+    </w:p>
+    <w:p>
+      <w:pPr>
+        <w:keepNext/>
+        <w:keepLines/>
+        <w:spacing w:before="0" w:after="0" w:line="320" w:lineRule="exact"/>
+        <w:ind w:left="0" w:firstLine="0"/>
+      </w:pPr>
     </w:p>
     <w:tbl>
       <w:tblPr>
         <w:tblStyle w:val="Table"/>
-        <w:tblW w:type="pct" w:w="5000"/>
+        <w:tblW w:w="8640" w:type="dxa"/>
         <w:tblLayout w:type="fixed"/>
-        <w:tblLook w:firstRow="1" w:lastRow="0" w:firstColumn="0" w:lastColumn="0" w:noHBand="0" w:noVBand="0" w:val="0020"/>
+        <w:tblLook w:val="0000" w:firstRow="0" w:lastRow="0" w:firstColumn="0" w:lastColumn="0" w:noHBand="0" w:noVBand="0"/>
       </w:tblPr>
       <w:tblGrid>
-        <w:gridCol w:w="2333"/>
-        <w:gridCol w:w="966"/>
-        <w:gridCol w:w="2081"/>
-        <w:gridCol w:w="1255"/>
-        <w:gridCol w:w="1283"/>
+        <w:gridCol w:w="1728"/>
+        <w:gridCol w:w="1728"/>
+        <w:gridCol w:w="1728"/>
+        <w:gridCol w:w="1728"/>
+        <w:gridCol w:w="1728"/>
       </w:tblGrid>
       <w:tr>
         <w:trPr>
-          <w:tblHeader w:val="on"/>
+          <w:cantSplit/>
+          <w:tblHeader/>
         </w:trPr>
         <w:tc>
-          <w:tcPr/>
-          <w:p>
-            <w:pPr>
-              <w:pStyle w:val="Compact"/>
-            </w:pPr>
-            <w:r>
-              <w:t xml:space="preserve">Paid by</w:t>
-            </w:r>
-          </w:p>
-        </w:tc>
-        <w:tc>
-          <w:tcPr/>
+          <w:tcPr>
+            <w:tcW w:w="1728" w:type="dxa"/>
+          </w:tcPr>
+          <w:p>
+            <w:pPr>
+              <w:pStyle w:val="Compact"/>
+            </w:pPr>
+            <w:r>
+              <w:t xml:space="preserve">Paid</w:t>
+            </w:r>
+            <w:r>
+              <w:t xml:space="preserve"> </w:t>
+            </w:r>
+            <w:r>
+              <w:t xml:space="preserve">by</w:t>
+            </w:r>
+          </w:p>
+        </w:tc>
+        <w:tc>
+          <w:tcPr>
+            <w:tcW w:w="1728" w:type="dxa"/>
+          </w:tcPr>
           <w:p>
             <w:pPr>
               <w:pStyle w:val="Compact"/>
@@ -1098,7 +1896,9 @@
           </w:p>
         </w:tc>
         <w:tc>
-          <w:tcPr/>
+          <w:tcPr>
+            <w:tcW w:w="1728" w:type="dxa"/>
+          </w:tcPr>
           <w:p>
             <w:pPr>
               <w:pStyle w:val="Compact"/>
@@ -1109,18 +1909,34 @@
           </w:p>
         </w:tc>
         <w:tc>
-          <w:tcPr/>
-          <w:p>
-            <w:pPr>
-              <w:pStyle w:val="Compact"/>
-            </w:pPr>
-            <w:r>
-              <w:t xml:space="preserve">Lead Case DE</w:t>
-            </w:r>
-          </w:p>
-        </w:tc>
-        <w:tc>
-          <w:tcPr/>
+          <w:tcPr>
+            <w:tcW w:w="1728" w:type="dxa"/>
+          </w:tcPr>
+          <w:p>
+            <w:pPr>
+              <w:pStyle w:val="Compact"/>
+            </w:pPr>
+            <w:r>
+              <w:t xml:space="preserve">Lead</w:t>
+            </w:r>
+            <w:r>
+              <w:t xml:space="preserve"> </w:t>
+            </w:r>
+            <w:r>
+              <w:t xml:space="preserve">Case</w:t>
+            </w:r>
+            <w:r>
+              <w:t xml:space="preserve"> </w:t>
+            </w:r>
+            <w:r>
+              <w:t xml:space="preserve">DE</w:t>
+            </w:r>
+          </w:p>
+        </w:tc>
+        <w:tc>
+          <w:tcPr>
+            <w:tcW w:w="1728" w:type="dxa"/>
+          </w:tcPr>
           <w:p>
             <w:pPr>
               <w:pStyle w:val="Compact"/>
@@ -1132,8 +1948,13 @@
         </w:tc>
       </w:tr>
       <w:tr>
-        <w:tc>
-          <w:tcPr/>
+        <w:trPr>
+          <w:cantSplit/>
+        </w:trPr>
+        <w:tc>
+          <w:tcPr>
+            <w:tcW w:w="1728" w:type="dxa"/>
+          </w:tcPr>
           <w:p>
             <w:pPr>
               <w:pStyle w:val="Compact"/>
@@ -1144,7 +1965,9 @@
           </w:p>
         </w:tc>
         <w:tc>
-          <w:tcPr/>
+          <w:tcPr>
+            <w:tcW w:w="1728" w:type="dxa"/>
+          </w:tcPr>
           <w:p>
             <w:pPr>
               <w:pStyle w:val="Compact"/>
@@ -1155,18 +1978,34 @@
           </w:p>
         </w:tc>
         <w:tc>
-          <w:tcPr/>
-          <w:p>
-            <w:pPr>
-              <w:pStyle w:val="Compact"/>
-            </w:pPr>
-            <w:r>
-              <w:t xml:space="preserve">First Insurance Funding</w:t>
-            </w:r>
-          </w:p>
-        </w:tc>
-        <w:tc>
-          <w:tcPr/>
+          <w:tcPr>
+            <w:tcW w:w="1728" w:type="dxa"/>
+          </w:tcPr>
+          <w:p>
+            <w:pPr>
+              <w:pStyle w:val="Compact"/>
+            </w:pPr>
+            <w:r>
+              <w:t xml:space="preserve">First</w:t>
+            </w:r>
+            <w:r>
+              <w:t xml:space="preserve"> </w:t>
+            </w:r>
+            <w:r>
+              <w:t xml:space="preserve">Insurance</w:t>
+            </w:r>
+            <w:r>
+              <w:t xml:space="preserve"> </w:t>
+            </w:r>
+            <w:r>
+              <w:t xml:space="preserve">Funding</w:t>
+            </w:r>
+          </w:p>
+        </w:tc>
+        <w:tc>
+          <w:tcPr>
+            <w:tcW w:w="1728" w:type="dxa"/>
+          </w:tcPr>
           <w:p>
             <w:pPr>
               <w:pStyle w:val="Compact"/>
@@ -1177,7 +2016,9 @@
           </w:p>
         </w:tc>
         <w:tc>
-          <w:tcPr/>
+          <w:tcPr>
+            <w:tcW w:w="1728" w:type="dxa"/>
+          </w:tcPr>
           <w:p>
             <w:pPr>
               <w:pStyle w:val="Compact"/>
@@ -1189,8 +2030,13 @@
         </w:tc>
       </w:tr>
       <w:tr>
-        <w:tc>
-          <w:tcPr/>
+        <w:trPr>
+          <w:cantSplit/>
+        </w:trPr>
+        <w:tc>
+          <w:tcPr>
+            <w:tcW w:w="1728" w:type="dxa"/>
+          </w:tcPr>
           <w:p>
             <w:pPr>
               <w:pStyle w:val="Compact"/>
@@ -1201,7 +2047,9 @@
           </w:p>
         </w:tc>
         <w:tc>
-          <w:tcPr/>
+          <w:tcPr>
+            <w:tcW w:w="1728" w:type="dxa"/>
+          </w:tcPr>
           <w:p>
             <w:pPr>
               <w:pStyle w:val="Compact"/>
@@ -1212,18 +2060,34 @@
           </w:p>
         </w:tc>
         <w:tc>
-          <w:tcPr/>
-          <w:p>
-            <w:pPr>
-              <w:pStyle w:val="Compact"/>
-            </w:pPr>
-            <w:r>
-              <w:t xml:space="preserve">First Insurance Funding</w:t>
-            </w:r>
-          </w:p>
-        </w:tc>
-        <w:tc>
-          <w:tcPr/>
+          <w:tcPr>
+            <w:tcW w:w="1728" w:type="dxa"/>
+          </w:tcPr>
+          <w:p>
+            <w:pPr>
+              <w:pStyle w:val="Compact"/>
+            </w:pPr>
+            <w:r>
+              <w:t xml:space="preserve">First</w:t>
+            </w:r>
+            <w:r>
+              <w:t xml:space="preserve"> </w:t>
+            </w:r>
+            <w:r>
+              <w:t xml:space="preserve">Insurance</w:t>
+            </w:r>
+            <w:r>
+              <w:t xml:space="preserve"> </w:t>
+            </w:r>
+            <w:r>
+              <w:t xml:space="preserve">Funding</w:t>
+            </w:r>
+          </w:p>
+        </w:tc>
+        <w:tc>
+          <w:tcPr>
+            <w:tcW w:w="1728" w:type="dxa"/>
+          </w:tcPr>
           <w:p>
             <w:pPr>
               <w:pStyle w:val="Compact"/>
@@ -1234,7 +2098,9 @@
           </w:p>
         </w:tc>
         <w:tc>
-          <w:tcPr/>
+          <w:tcPr>
+            <w:tcW w:w="1728" w:type="dxa"/>
+          </w:tcPr>
           <w:p>
             <w:pPr>
               <w:pStyle w:val="Compact"/>
@@ -1246,8 +2112,13 @@
         </w:tc>
       </w:tr>
       <w:tr>
-        <w:tc>
-          <w:tcPr/>
+        <w:trPr>
+          <w:cantSplit/>
+        </w:trPr>
+        <w:tc>
+          <w:tcPr>
+            <w:tcW w:w="1728" w:type="dxa"/>
+          </w:tcPr>
           <w:p>
             <w:pPr>
               <w:pStyle w:val="Compact"/>
@@ -1258,7 +2129,9 @@
           </w:p>
         </w:tc>
         <w:tc>
-          <w:tcPr/>
+          <w:tcPr>
+            <w:tcW w:w="1728" w:type="dxa"/>
+          </w:tcPr>
           <w:p>
             <w:pPr>
               <w:pStyle w:val="Compact"/>
@@ -1269,18 +2142,34 @@
           </w:p>
         </w:tc>
         <w:tc>
-          <w:tcPr/>
-          <w:p>
-            <w:pPr>
-              <w:pStyle w:val="Compact"/>
-            </w:pPr>
-            <w:r>
-              <w:t xml:space="preserve">First Insurance Funding</w:t>
-            </w:r>
-          </w:p>
-        </w:tc>
-        <w:tc>
-          <w:tcPr/>
+          <w:tcPr>
+            <w:tcW w:w="1728" w:type="dxa"/>
+          </w:tcPr>
+          <w:p>
+            <w:pPr>
+              <w:pStyle w:val="Compact"/>
+            </w:pPr>
+            <w:r>
+              <w:t xml:space="preserve">First</w:t>
+            </w:r>
+            <w:r>
+              <w:t xml:space="preserve"> </w:t>
+            </w:r>
+            <w:r>
+              <w:t xml:space="preserve">Insurance</w:t>
+            </w:r>
+            <w:r>
+              <w:t xml:space="preserve"> </w:t>
+            </w:r>
+            <w:r>
+              <w:t xml:space="preserve">Funding</w:t>
+            </w:r>
+          </w:p>
+        </w:tc>
+        <w:tc>
+          <w:tcPr>
+            <w:tcW w:w="1728" w:type="dxa"/>
+          </w:tcPr>
           <w:p>
             <w:pPr>
               <w:pStyle w:val="Compact"/>
@@ -1291,7 +2180,9 @@
           </w:p>
         </w:tc>
         <w:tc>
-          <w:tcPr/>
+          <w:tcPr>
+            <w:tcW w:w="1728" w:type="dxa"/>
+          </w:tcPr>
           <w:p>
             <w:pPr>
               <w:pStyle w:val="Compact"/>
@@ -1303,8 +2194,13 @@
         </w:tc>
       </w:tr>
       <w:tr>
-        <w:tc>
-          <w:tcPr/>
+        <w:trPr>
+          <w:cantSplit/>
+        </w:trPr>
+        <w:tc>
+          <w:tcPr>
+            <w:tcW w:w="1728" w:type="dxa"/>
+          </w:tcPr>
           <w:p>
             <w:pPr>
               <w:pStyle w:val="Compact"/>
@@ -1315,7 +2211,9 @@
           </w:p>
         </w:tc>
         <w:tc>
-          <w:tcPr/>
+          <w:tcPr>
+            <w:tcW w:w="1728" w:type="dxa"/>
+          </w:tcPr>
           <w:p>
             <w:pPr>
               <w:pStyle w:val="Compact"/>
@@ -1326,18 +2224,34 @@
           </w:p>
         </w:tc>
         <w:tc>
-          <w:tcPr/>
-          <w:p>
-            <w:pPr>
-              <w:pStyle w:val="Compact"/>
-            </w:pPr>
-            <w:r>
-              <w:t xml:space="preserve">First Insurance Funding</w:t>
-            </w:r>
-          </w:p>
-        </w:tc>
-        <w:tc>
-          <w:tcPr/>
+          <w:tcPr>
+            <w:tcW w:w="1728" w:type="dxa"/>
+          </w:tcPr>
+          <w:p>
+            <w:pPr>
+              <w:pStyle w:val="Compact"/>
+            </w:pPr>
+            <w:r>
+              <w:t xml:space="preserve">First</w:t>
+            </w:r>
+            <w:r>
+              <w:t xml:space="preserve"> </w:t>
+            </w:r>
+            <w:r>
+              <w:t xml:space="preserve">Insurance</w:t>
+            </w:r>
+            <w:r>
+              <w:t xml:space="preserve"> </w:t>
+            </w:r>
+            <w:r>
+              <w:t xml:space="preserve">Funding</w:t>
+            </w:r>
+          </w:p>
+        </w:tc>
+        <w:tc>
+          <w:tcPr>
+            <w:tcW w:w="1728" w:type="dxa"/>
+          </w:tcPr>
           <w:p>
             <w:pPr>
               <w:pStyle w:val="Compact"/>
@@ -1348,7 +2262,9 @@
           </w:p>
         </w:tc>
         <w:tc>
-          <w:tcPr/>
+          <w:tcPr>
+            <w:tcW w:w="1728" w:type="dxa"/>
+          </w:tcPr>
           <w:p>
             <w:pPr>
               <w:pStyle w:val="Compact"/>
@@ -1360,8 +2276,13 @@
         </w:tc>
       </w:tr>
       <w:tr>
-        <w:tc>
-          <w:tcPr/>
+        <w:trPr>
+          <w:cantSplit/>
+        </w:trPr>
+        <w:tc>
+          <w:tcPr>
+            <w:tcW w:w="1728" w:type="dxa"/>
+          </w:tcPr>
           <w:p>
             <w:pPr>
               <w:pStyle w:val="Compact"/>
@@ -1372,7 +2293,9 @@
           </w:p>
         </w:tc>
         <w:tc>
-          <w:tcPr/>
+          <w:tcPr>
+            <w:tcW w:w="1728" w:type="dxa"/>
+          </w:tcPr>
           <w:p>
             <w:pPr>
               <w:pStyle w:val="Compact"/>
@@ -1383,18 +2306,28 @@
           </w:p>
         </w:tc>
         <w:tc>
-          <w:tcPr/>
-          <w:p>
-            <w:pPr>
-              <w:pStyle w:val="Compact"/>
-            </w:pPr>
-            <w:r>
-              <w:t xml:space="preserve">Blue Banyan</w:t>
-            </w:r>
-          </w:p>
-        </w:tc>
-        <w:tc>
-          <w:tcPr/>
+          <w:tcPr>
+            <w:tcW w:w="1728" w:type="dxa"/>
+          </w:tcPr>
+          <w:p>
+            <w:pPr>
+              <w:pStyle w:val="Compact"/>
+            </w:pPr>
+            <w:r>
+              <w:t xml:space="preserve">Blue</w:t>
+            </w:r>
+            <w:r>
+              <w:t xml:space="preserve"> </w:t>
+            </w:r>
+            <w:r>
+              <w:t xml:space="preserve">Banyan</w:t>
+            </w:r>
+          </w:p>
+        </w:tc>
+        <w:tc>
+          <w:tcPr>
+            <w:tcW w:w="1728" w:type="dxa"/>
+          </w:tcPr>
           <w:p>
             <w:pPr>
               <w:pStyle w:val="Compact"/>
@@ -1405,7 +2338,9 @@
           </w:p>
         </w:tc>
         <w:tc>
-          <w:tcPr/>
+          <w:tcPr>
+            <w:tcW w:w="1728" w:type="dxa"/>
+          </w:tcPr>
           <w:p>
             <w:pPr>
               <w:pStyle w:val="Compact"/>
@@ -1417,8 +2352,13 @@
         </w:tc>
       </w:tr>
       <w:tr>
-        <w:tc>
-          <w:tcPr/>
+        <w:trPr>
+          <w:cantSplit/>
+        </w:trPr>
+        <w:tc>
+          <w:tcPr>
+            <w:tcW w:w="1728" w:type="dxa"/>
+          </w:tcPr>
           <w:p>
             <w:pPr>
               <w:pStyle w:val="Compact"/>
@@ -1429,7 +2369,9 @@
           </w:p>
         </w:tc>
         <w:tc>
-          <w:tcPr/>
+          <w:tcPr>
+            <w:tcW w:w="1728" w:type="dxa"/>
+          </w:tcPr>
           <w:p>
             <w:pPr>
               <w:pStyle w:val="Compact"/>
@@ -1440,18 +2382,34 @@
           </w:p>
         </w:tc>
         <w:tc>
-          <w:tcPr/>
-          <w:p>
-            <w:pPr>
-              <w:pStyle w:val="Compact"/>
-            </w:pPr>
-            <w:r>
-              <w:t xml:space="preserve">First Insurance Funding</w:t>
-            </w:r>
-          </w:p>
-        </w:tc>
-        <w:tc>
-          <w:tcPr/>
+          <w:tcPr>
+            <w:tcW w:w="1728" w:type="dxa"/>
+          </w:tcPr>
+          <w:p>
+            <w:pPr>
+              <w:pStyle w:val="Compact"/>
+            </w:pPr>
+            <w:r>
+              <w:t xml:space="preserve">First</w:t>
+            </w:r>
+            <w:r>
+              <w:t xml:space="preserve"> </w:t>
+            </w:r>
+            <w:r>
+              <w:t xml:space="preserve">Insurance</w:t>
+            </w:r>
+            <w:r>
+              <w:t xml:space="preserve"> </w:t>
+            </w:r>
+            <w:r>
+              <w:t xml:space="preserve">Funding</w:t>
+            </w:r>
+          </w:p>
+        </w:tc>
+        <w:tc>
+          <w:tcPr>
+            <w:tcW w:w="1728" w:type="dxa"/>
+          </w:tcPr>
           <w:p>
             <w:pPr>
               <w:pStyle w:val="Compact"/>
@@ -1462,7 +2420,9 @@
           </w:p>
         </w:tc>
         <w:tc>
-          <w:tcPr/>
+          <w:tcPr>
+            <w:tcW w:w="1728" w:type="dxa"/>
+          </w:tcPr>
           <w:p>
             <w:pPr>
               <w:pStyle w:val="Compact"/>
@@ -1474,8 +2434,13 @@
         </w:tc>
       </w:tr>
       <w:tr>
-        <w:tc>
-          <w:tcPr/>
+        <w:trPr>
+          <w:cantSplit/>
+        </w:trPr>
+        <w:tc>
+          <w:tcPr>
+            <w:tcW w:w="1728" w:type="dxa"/>
+          </w:tcPr>
           <w:p>
             <w:pPr>
               <w:pStyle w:val="Compact"/>
@@ -1486,7 +2451,9 @@
           </w:p>
         </w:tc>
         <w:tc>
-          <w:tcPr/>
+          <w:tcPr>
+            <w:tcW w:w="1728" w:type="dxa"/>
+          </w:tcPr>
           <w:p>
             <w:pPr>
               <w:pStyle w:val="Compact"/>
@@ -1497,18 +2464,34 @@
           </w:p>
         </w:tc>
         <w:tc>
-          <w:tcPr/>
-          <w:p>
-            <w:pPr>
-              <w:pStyle w:val="Compact"/>
-            </w:pPr>
-            <w:r>
-              <w:t xml:space="preserve">First Insurance Funding</w:t>
-            </w:r>
-          </w:p>
-        </w:tc>
-        <w:tc>
-          <w:tcPr/>
+          <w:tcPr>
+            <w:tcW w:w="1728" w:type="dxa"/>
+          </w:tcPr>
+          <w:p>
+            <w:pPr>
+              <w:pStyle w:val="Compact"/>
+            </w:pPr>
+            <w:r>
+              <w:t xml:space="preserve">First</w:t>
+            </w:r>
+            <w:r>
+              <w:t xml:space="preserve"> </w:t>
+            </w:r>
+            <w:r>
+              <w:t xml:space="preserve">Insurance</w:t>
+            </w:r>
+            <w:r>
+              <w:t xml:space="preserve"> </w:t>
+            </w:r>
+            <w:r>
+              <w:t xml:space="preserve">Funding</w:t>
+            </w:r>
+          </w:p>
+        </w:tc>
+        <w:tc>
+          <w:tcPr>
+            <w:tcW w:w="1728" w:type="dxa"/>
+          </w:tcPr>
           <w:p>
             <w:pPr>
               <w:pStyle w:val="Compact"/>
@@ -1519,7 +2502,9 @@
           </w:p>
         </w:tc>
         <w:tc>
-          <w:tcPr/>
+          <w:tcPr>
+            <w:tcW w:w="1728" w:type="dxa"/>
+          </w:tcPr>
           <w:p>
             <w:pPr>
               <w:pStyle w:val="Compact"/>
@@ -1531,8 +2516,13 @@
         </w:tc>
       </w:tr>
       <w:tr>
-        <w:tc>
-          <w:tcPr/>
+        <w:trPr>
+          <w:cantSplit/>
+        </w:trPr>
+        <w:tc>
+          <w:tcPr>
+            <w:tcW w:w="1728" w:type="dxa"/>
+          </w:tcPr>
           <w:p>
             <w:pPr>
               <w:pStyle w:val="Compact"/>
@@ -1543,7 +2533,9 @@
           </w:p>
         </w:tc>
         <w:tc>
-          <w:tcPr/>
+          <w:tcPr>
+            <w:tcW w:w="1728" w:type="dxa"/>
+          </w:tcPr>
           <w:p>
             <w:pPr>
               <w:pStyle w:val="Compact"/>
@@ -1554,18 +2546,28 @@
           </w:p>
         </w:tc>
         <w:tc>
-          <w:tcPr/>
-          <w:p>
-            <w:pPr>
-              <w:pStyle w:val="Compact"/>
-            </w:pPr>
-            <w:r>
-              <w:t xml:space="preserve">Blue Banyan</w:t>
-            </w:r>
-          </w:p>
-        </w:tc>
-        <w:tc>
-          <w:tcPr/>
+          <w:tcPr>
+            <w:tcW w:w="1728" w:type="dxa"/>
+          </w:tcPr>
+          <w:p>
+            <w:pPr>
+              <w:pStyle w:val="Compact"/>
+            </w:pPr>
+            <w:r>
+              <w:t xml:space="preserve">Blue</w:t>
+            </w:r>
+            <w:r>
+              <w:t xml:space="preserve"> </w:t>
+            </w:r>
+            <w:r>
+              <w:t xml:space="preserve">Banyan</w:t>
+            </w:r>
+          </w:p>
+        </w:tc>
+        <w:tc>
+          <w:tcPr>
+            <w:tcW w:w="1728" w:type="dxa"/>
+          </w:tcPr>
           <w:p>
             <w:pPr>
               <w:pStyle w:val="Compact"/>
@@ -1576,7 +2578,9 @@
           </w:p>
         </w:tc>
         <w:tc>
-          <w:tcPr/>
+          <w:tcPr>
+            <w:tcW w:w="1728" w:type="dxa"/>
+          </w:tcPr>
           <w:p>
             <w:pPr>
               <w:pStyle w:val="Compact"/>
@@ -1588,8 +2592,13 @@
         </w:tc>
       </w:tr>
       <w:tr>
-        <w:tc>
-          <w:tcPr/>
+        <w:trPr>
+          <w:cantSplit/>
+        </w:trPr>
+        <w:tc>
+          <w:tcPr>
+            <w:tcW w:w="1728" w:type="dxa"/>
+          </w:tcPr>
           <w:p>
             <w:pPr>
               <w:pStyle w:val="Compact"/>
@@ -1600,7 +2609,9 @@
           </w:p>
         </w:tc>
         <w:tc>
-          <w:tcPr/>
+          <w:tcPr>
+            <w:tcW w:w="1728" w:type="dxa"/>
+          </w:tcPr>
           <w:p>
             <w:pPr>
               <w:pStyle w:val="Compact"/>
@@ -1611,18 +2622,34 @@
           </w:p>
         </w:tc>
         <w:tc>
-          <w:tcPr/>
-          <w:p>
-            <w:pPr>
-              <w:pStyle w:val="Compact"/>
-            </w:pPr>
-            <w:r>
-              <w:t xml:space="preserve">First Insurance Funding</w:t>
-            </w:r>
-          </w:p>
-        </w:tc>
-        <w:tc>
-          <w:tcPr/>
+          <w:tcPr>
+            <w:tcW w:w="1728" w:type="dxa"/>
+          </w:tcPr>
+          <w:p>
+            <w:pPr>
+              <w:pStyle w:val="Compact"/>
+            </w:pPr>
+            <w:r>
+              <w:t xml:space="preserve">First</w:t>
+            </w:r>
+            <w:r>
+              <w:t xml:space="preserve"> </w:t>
+            </w:r>
+            <w:r>
+              <w:t xml:space="preserve">Insurance</w:t>
+            </w:r>
+            <w:r>
+              <w:t xml:space="preserve"> </w:t>
+            </w:r>
+            <w:r>
+              <w:t xml:space="preserve">Funding</w:t>
+            </w:r>
+          </w:p>
+        </w:tc>
+        <w:tc>
+          <w:tcPr>
+            <w:tcW w:w="1728" w:type="dxa"/>
+          </w:tcPr>
           <w:p>
             <w:pPr>
               <w:pStyle w:val="Compact"/>
@@ -1633,7 +2660,9 @@
           </w:p>
         </w:tc>
         <w:tc>
-          <w:tcPr/>
+          <w:tcPr>
+            <w:tcW w:w="1728" w:type="dxa"/>
+          </w:tcPr>
           <w:p>
             <w:pPr>
               <w:pStyle w:val="Compact"/>
@@ -1645,8 +2674,13 @@
         </w:tc>
       </w:tr>
       <w:tr>
-        <w:tc>
-          <w:tcPr/>
+        <w:trPr>
+          <w:cantSplit/>
+        </w:trPr>
+        <w:tc>
+          <w:tcPr>
+            <w:tcW w:w="1728" w:type="dxa"/>
+          </w:tcPr>
           <w:p>
             <w:pPr>
               <w:pStyle w:val="Compact"/>
@@ -1657,7 +2691,9 @@
           </w:p>
         </w:tc>
         <w:tc>
-          <w:tcPr/>
+          <w:tcPr>
+            <w:tcW w:w="1728" w:type="dxa"/>
+          </w:tcPr>
           <w:p>
             <w:pPr>
               <w:pStyle w:val="Compact"/>
@@ -1668,7 +2704,9 @@
           </w:p>
         </w:tc>
         <w:tc>
-          <w:tcPr/>
+          <w:tcPr>
+            <w:tcW w:w="1728" w:type="dxa"/>
+          </w:tcPr>
           <w:p>
             <w:pPr>
               <w:pStyle w:val="Compact"/>
@@ -1679,7 +2717,9 @@
           </w:p>
         </w:tc>
         <w:tc>
-          <w:tcPr/>
+          <w:tcPr>
+            <w:tcW w:w="1728" w:type="dxa"/>
+          </w:tcPr>
           <w:p>
             <w:pPr>
               <w:pStyle w:val="Compact"/>
@@ -1690,7 +2730,9 @@
           </w:p>
         </w:tc>
         <w:tc>
-          <w:tcPr/>
+          <w:tcPr>
+            <w:tcW w:w="1728" w:type="dxa"/>
+          </w:tcPr>
           <w:p>
             <w:pPr>
               <w:pStyle w:val="Compact"/>
@@ -1702,19 +2744,50 @@
         </w:tc>
       </w:tr>
       <w:tr>
-        <w:tc>
-          <w:tcPr/>
-          <w:p>
-            <w:pPr>
-              <w:pStyle w:val="Compact"/>
-            </w:pPr>
-            <w:r>
-              <w:t xml:space="preserve">Titan Solar Power AZ, Inc.</w:t>
-            </w:r>
-          </w:p>
-        </w:tc>
-        <w:tc>
-          <w:tcPr/>
+        <w:trPr>
+          <w:cantSplit/>
+        </w:trPr>
+        <w:tc>
+          <w:tcPr>
+            <w:tcW w:w="1728" w:type="dxa"/>
+          </w:tcPr>
+          <w:p>
+            <w:pPr>
+              <w:pStyle w:val="Compact"/>
+            </w:pPr>
+            <w:r>
+              <w:t xml:space="preserve">Titan</w:t>
+            </w:r>
+            <w:r>
+              <w:t xml:space="preserve"> </w:t>
+            </w:r>
+            <w:r>
+              <w:t xml:space="preserve">Solar</w:t>
+            </w:r>
+            <w:r>
+              <w:t xml:space="preserve"> </w:t>
+            </w:r>
+            <w:r>
+              <w:t xml:space="preserve">Power</w:t>
+            </w:r>
+            <w:r>
+              <w:t xml:space="preserve"> </w:t>
+            </w:r>
+            <w:r>
+              <w:t xml:space="preserve">AZ,</w:t>
+            </w:r>
+            <w:r>
+              <w:t xml:space="preserve"> </w:t>
+            </w:r>
+            <w:r>
+              <w:t xml:space="preserve">Inc.</w:t>
+            </w:r>
+          </w:p>
+        </w:tc>
+        <w:tc>
+          <w:tcPr>
+            <w:tcW w:w="1728" w:type="dxa"/>
+          </w:tcPr>
           <w:p>
             <w:pPr>
               <w:pStyle w:val="Compact"/>
@@ -1725,18 +2798,28 @@
           </w:p>
         </w:tc>
         <w:tc>
-          <w:tcPr/>
-          <w:p>
-            <w:pPr>
-              <w:pStyle w:val="Compact"/>
-            </w:pPr>
-            <w:r>
-              <w:t xml:space="preserve">Blue Banyan</w:t>
-            </w:r>
-          </w:p>
-        </w:tc>
-        <w:tc>
-          <w:tcPr/>
+          <w:tcPr>
+            <w:tcW w:w="1728" w:type="dxa"/>
+          </w:tcPr>
+          <w:p>
+            <w:pPr>
+              <w:pStyle w:val="Compact"/>
+            </w:pPr>
+            <w:r>
+              <w:t xml:space="preserve">Blue</w:t>
+            </w:r>
+            <w:r>
+              <w:t xml:space="preserve"> </w:t>
+            </w:r>
+            <w:r>
+              <w:t xml:space="preserve">Banyan</w:t>
+            </w:r>
+          </w:p>
+        </w:tc>
+        <w:tc>
+          <w:tcPr>
+            <w:tcW w:w="1728" w:type="dxa"/>
+          </w:tcPr>
           <w:p>
             <w:pPr>
               <w:pStyle w:val="Compact"/>
@@ -1747,7 +2830,9 @@
           </w:p>
         </w:tc>
         <w:tc>
-          <w:tcPr/>
+          <w:tcPr>
+            <w:tcW w:w="1728" w:type="dxa"/>
+          </w:tcPr>
           <w:p>
             <w:pPr>
               <w:pStyle w:val="Compact"/>
@@ -1759,19 +2844,50 @@
         </w:tc>
       </w:tr>
       <w:tr>
-        <w:tc>
-          <w:tcPr/>
-          <w:p>
-            <w:pPr>
-              <w:pStyle w:val="Compact"/>
-            </w:pPr>
-            <w:r>
-              <w:t xml:space="preserve">Titan Solar Power AZ, Inc.</w:t>
-            </w:r>
-          </w:p>
-        </w:tc>
-        <w:tc>
-          <w:tcPr/>
+        <w:trPr>
+          <w:cantSplit/>
+        </w:trPr>
+        <w:tc>
+          <w:tcPr>
+            <w:tcW w:w="1728" w:type="dxa"/>
+          </w:tcPr>
+          <w:p>
+            <w:pPr>
+              <w:pStyle w:val="Compact"/>
+            </w:pPr>
+            <w:r>
+              <w:t xml:space="preserve">Titan</w:t>
+            </w:r>
+            <w:r>
+              <w:t xml:space="preserve"> </w:t>
+            </w:r>
+            <w:r>
+              <w:t xml:space="preserve">Solar</w:t>
+            </w:r>
+            <w:r>
+              <w:t xml:space="preserve"> </w:t>
+            </w:r>
+            <w:r>
+              <w:t xml:space="preserve">Power</w:t>
+            </w:r>
+            <w:r>
+              <w:t xml:space="preserve"> </w:t>
+            </w:r>
+            <w:r>
+              <w:t xml:space="preserve">AZ,</w:t>
+            </w:r>
+            <w:r>
+              <w:t xml:space="preserve"> </w:t>
+            </w:r>
+            <w:r>
+              <w:t xml:space="preserve">Inc.</w:t>
+            </w:r>
+          </w:p>
+        </w:tc>
+        <w:tc>
+          <w:tcPr>
+            <w:tcW w:w="1728" w:type="dxa"/>
+          </w:tcPr>
           <w:p>
             <w:pPr>
               <w:pStyle w:val="Compact"/>
@@ -1782,18 +2898,28 @@
           </w:p>
         </w:tc>
         <w:tc>
-          <w:tcPr/>
-          <w:p>
-            <w:pPr>
-              <w:pStyle w:val="Compact"/>
-            </w:pPr>
-            <w:r>
-              <w:t xml:space="preserve">Blue Banyan</w:t>
-            </w:r>
-          </w:p>
-        </w:tc>
-        <w:tc>
-          <w:tcPr/>
+          <w:tcPr>
+            <w:tcW w:w="1728" w:type="dxa"/>
+          </w:tcPr>
+          <w:p>
+            <w:pPr>
+              <w:pStyle w:val="Compact"/>
+            </w:pPr>
+            <w:r>
+              <w:t xml:space="preserve">Blue</w:t>
+            </w:r>
+            <w:r>
+              <w:t xml:space="preserve"> </w:t>
+            </w:r>
+            <w:r>
+              <w:t xml:space="preserve">Banyan</w:t>
+            </w:r>
+          </w:p>
+        </w:tc>
+        <w:tc>
+          <w:tcPr>
+            <w:tcW w:w="1728" w:type="dxa"/>
+          </w:tcPr>
           <w:p>
             <w:pPr>
               <w:pStyle w:val="Compact"/>
@@ -1804,7 +2930,9 @@
           </w:p>
         </w:tc>
         <w:tc>
-          <w:tcPr/>
+          <w:tcPr>
+            <w:tcW w:w="1728" w:type="dxa"/>
+          </w:tcPr>
           <w:p>
             <w:pPr>
               <w:pStyle w:val="Compact"/>
@@ -1816,19 +2944,50 @@
         </w:tc>
       </w:tr>
       <w:tr>
-        <w:tc>
-          <w:tcPr/>
-          <w:p>
-            <w:pPr>
-              <w:pStyle w:val="Compact"/>
-            </w:pPr>
-            <w:r>
-              <w:t xml:space="preserve">Titan Solar Power AZ, Inc.</w:t>
-            </w:r>
-          </w:p>
-        </w:tc>
-        <w:tc>
-          <w:tcPr/>
+        <w:trPr>
+          <w:cantSplit/>
+        </w:trPr>
+        <w:tc>
+          <w:tcPr>
+            <w:tcW w:w="1728" w:type="dxa"/>
+          </w:tcPr>
+          <w:p>
+            <w:pPr>
+              <w:pStyle w:val="Compact"/>
+            </w:pPr>
+            <w:r>
+              <w:t xml:space="preserve">Titan</w:t>
+            </w:r>
+            <w:r>
+              <w:t xml:space="preserve"> </w:t>
+            </w:r>
+            <w:r>
+              <w:t xml:space="preserve">Solar</w:t>
+            </w:r>
+            <w:r>
+              <w:t xml:space="preserve"> </w:t>
+            </w:r>
+            <w:r>
+              <w:t xml:space="preserve">Power</w:t>
+            </w:r>
+            <w:r>
+              <w:t xml:space="preserve"> </w:t>
+            </w:r>
+            <w:r>
+              <w:t xml:space="preserve">AZ,</w:t>
+            </w:r>
+            <w:r>
+              <w:t xml:space="preserve"> </w:t>
+            </w:r>
+            <w:r>
+              <w:t xml:space="preserve">Inc.</w:t>
+            </w:r>
+          </w:p>
+        </w:tc>
+        <w:tc>
+          <w:tcPr>
+            <w:tcW w:w="1728" w:type="dxa"/>
+          </w:tcPr>
           <w:p>
             <w:pPr>
               <w:pStyle w:val="Compact"/>
@@ -1839,18 +2998,28 @@
           </w:p>
         </w:tc>
         <w:tc>
-          <w:tcPr/>
-          <w:p>
-            <w:pPr>
-              <w:pStyle w:val="Compact"/>
-            </w:pPr>
-            <w:r>
-              <w:t xml:space="preserve">Blue Banyan</w:t>
-            </w:r>
-          </w:p>
-        </w:tc>
-        <w:tc>
-          <w:tcPr/>
+          <w:tcPr>
+            <w:tcW w:w="1728" w:type="dxa"/>
+          </w:tcPr>
+          <w:p>
+            <w:pPr>
+              <w:pStyle w:val="Compact"/>
+            </w:pPr>
+            <w:r>
+              <w:t xml:space="preserve">Blue</w:t>
+            </w:r>
+            <w:r>
+              <w:t xml:space="preserve"> </w:t>
+            </w:r>
+            <w:r>
+              <w:t xml:space="preserve">Banyan</w:t>
+            </w:r>
+          </w:p>
+        </w:tc>
+        <w:tc>
+          <w:tcPr>
+            <w:tcW w:w="1728" w:type="dxa"/>
+          </w:tcPr>
           <w:p>
             <w:pPr>
               <w:pStyle w:val="Compact"/>
@@ -1861,7 +3030,9 @@
           </w:p>
         </w:tc>
         <w:tc>
-          <w:tcPr/>
+          <w:tcPr>
+            <w:tcW w:w="1728" w:type="dxa"/>
+          </w:tcPr>
           <w:p>
             <w:pPr>
               <w:pStyle w:val="Compact"/>
@@ -1873,19 +3044,50 @@
         </w:tc>
       </w:tr>
       <w:tr>
-        <w:tc>
-          <w:tcPr/>
-          <w:p>
-            <w:pPr>
-              <w:pStyle w:val="Compact"/>
-            </w:pPr>
-            <w:r>
-              <w:t xml:space="preserve">Titan Solar Power AZ, Inc.</w:t>
-            </w:r>
-          </w:p>
-        </w:tc>
-        <w:tc>
-          <w:tcPr/>
+        <w:trPr>
+          <w:cantSplit/>
+        </w:trPr>
+        <w:tc>
+          <w:tcPr>
+            <w:tcW w:w="1728" w:type="dxa"/>
+          </w:tcPr>
+          <w:p>
+            <w:pPr>
+              <w:pStyle w:val="Compact"/>
+            </w:pPr>
+            <w:r>
+              <w:t xml:space="preserve">Titan</w:t>
+            </w:r>
+            <w:r>
+              <w:t xml:space="preserve"> </w:t>
+            </w:r>
+            <w:r>
+              <w:t xml:space="preserve">Solar</w:t>
+            </w:r>
+            <w:r>
+              <w:t xml:space="preserve"> </w:t>
+            </w:r>
+            <w:r>
+              <w:t xml:space="preserve">Power</w:t>
+            </w:r>
+            <w:r>
+              <w:t xml:space="preserve"> </w:t>
+            </w:r>
+            <w:r>
+              <w:t xml:space="preserve">AZ,</w:t>
+            </w:r>
+            <w:r>
+              <w:t xml:space="preserve"> </w:t>
+            </w:r>
+            <w:r>
+              <w:t xml:space="preserve">Inc.</w:t>
+            </w:r>
+          </w:p>
+        </w:tc>
+        <w:tc>
+          <w:tcPr>
+            <w:tcW w:w="1728" w:type="dxa"/>
+          </w:tcPr>
           <w:p>
             <w:pPr>
               <w:pStyle w:val="Compact"/>
@@ -1896,18 +3098,28 @@
           </w:p>
         </w:tc>
         <w:tc>
-          <w:tcPr/>
-          <w:p>
-            <w:pPr>
-              <w:pStyle w:val="Compact"/>
-            </w:pPr>
-            <w:r>
-              <w:t xml:space="preserve">Blue Banyan</w:t>
-            </w:r>
-          </w:p>
-        </w:tc>
-        <w:tc>
-          <w:tcPr/>
+          <w:tcPr>
+            <w:tcW w:w="1728" w:type="dxa"/>
+          </w:tcPr>
+          <w:p>
+            <w:pPr>
+              <w:pStyle w:val="Compact"/>
+            </w:pPr>
+            <w:r>
+              <w:t xml:space="preserve">Blue</w:t>
+            </w:r>
+            <w:r>
+              <w:t xml:space="preserve"> </w:t>
+            </w:r>
+            <w:r>
+              <w:t xml:space="preserve">Banyan</w:t>
+            </w:r>
+          </w:p>
+        </w:tc>
+        <w:tc>
+          <w:tcPr>
+            <w:tcW w:w="1728" w:type="dxa"/>
+          </w:tcPr>
           <w:p>
             <w:pPr>
               <w:pStyle w:val="Compact"/>
@@ -1918,7 +3130,9 @@
           </w:p>
         </w:tc>
         <w:tc>
-          <w:tcPr/>
+          <w:tcPr>
+            <w:tcW w:w="1728" w:type="dxa"/>
+          </w:tcPr>
           <w:p>
             <w:pPr>
               <w:pStyle w:val="Compact"/>
@@ -1930,19 +3144,50 @@
         </w:tc>
       </w:tr>
       <w:tr>
-        <w:tc>
-          <w:tcPr/>
-          <w:p>
-            <w:pPr>
-              <w:pStyle w:val="Compact"/>
-            </w:pPr>
-            <w:r>
-              <w:t xml:space="preserve">Titan Solar Power AZ, Inc.</w:t>
-            </w:r>
-          </w:p>
-        </w:tc>
-        <w:tc>
-          <w:tcPr/>
+        <w:trPr>
+          <w:cantSplit/>
+        </w:trPr>
+        <w:tc>
+          <w:tcPr>
+            <w:tcW w:w="1728" w:type="dxa"/>
+          </w:tcPr>
+          <w:p>
+            <w:pPr>
+              <w:pStyle w:val="Compact"/>
+            </w:pPr>
+            <w:r>
+              <w:t xml:space="preserve">Titan</w:t>
+            </w:r>
+            <w:r>
+              <w:t xml:space="preserve"> </w:t>
+            </w:r>
+            <w:r>
+              <w:t xml:space="preserve">Solar</w:t>
+            </w:r>
+            <w:r>
+              <w:t xml:space="preserve"> </w:t>
+            </w:r>
+            <w:r>
+              <w:t xml:space="preserve">Power</w:t>
+            </w:r>
+            <w:r>
+              <w:t xml:space="preserve"> </w:t>
+            </w:r>
+            <w:r>
+              <w:t xml:space="preserve">AZ,</w:t>
+            </w:r>
+            <w:r>
+              <w:t xml:space="preserve"> </w:t>
+            </w:r>
+            <w:r>
+              <w:t xml:space="preserve">Inc.</w:t>
+            </w:r>
+          </w:p>
+        </w:tc>
+        <w:tc>
+          <w:tcPr>
+            <w:tcW w:w="1728" w:type="dxa"/>
+          </w:tcPr>
           <w:p>
             <w:pPr>
               <w:pStyle w:val="Compact"/>
@@ -1953,18 +3198,28 @@
           </w:p>
         </w:tc>
         <w:tc>
-          <w:tcPr/>
-          <w:p>
-            <w:pPr>
-              <w:pStyle w:val="Compact"/>
-            </w:pPr>
-            <w:r>
-              <w:t xml:space="preserve">Blue Banyan</w:t>
-            </w:r>
-          </w:p>
-        </w:tc>
-        <w:tc>
-          <w:tcPr/>
+          <w:tcPr>
+            <w:tcW w:w="1728" w:type="dxa"/>
+          </w:tcPr>
+          <w:p>
+            <w:pPr>
+              <w:pStyle w:val="Compact"/>
+            </w:pPr>
+            <w:r>
+              <w:t xml:space="preserve">Blue</w:t>
+            </w:r>
+            <w:r>
+              <w:t xml:space="preserve"> </w:t>
+            </w:r>
+            <w:r>
+              <w:t xml:space="preserve">Banyan</w:t>
+            </w:r>
+          </w:p>
+        </w:tc>
+        <w:tc>
+          <w:tcPr>
+            <w:tcW w:w="1728" w:type="dxa"/>
+          </w:tcPr>
           <w:p>
             <w:pPr>
               <w:pStyle w:val="Compact"/>
@@ -1975,7 +3230,9 @@
           </w:p>
         </w:tc>
         <w:tc>
-          <w:tcPr/>
+          <w:tcPr>
+            <w:tcW w:w="1728" w:type="dxa"/>
+          </w:tcPr>
           <w:p>
             <w:pPr>
               <w:pStyle w:val="Compact"/>
@@ -1987,19 +3244,50 @@
         </w:tc>
       </w:tr>
       <w:tr>
-        <w:tc>
-          <w:tcPr/>
-          <w:p>
-            <w:pPr>
-              <w:pStyle w:val="Compact"/>
-            </w:pPr>
-            <w:r>
-              <w:t xml:space="preserve">Titan Solar Power AZ, Inc.</w:t>
-            </w:r>
-          </w:p>
-        </w:tc>
-        <w:tc>
-          <w:tcPr/>
+        <w:trPr>
+          <w:cantSplit/>
+        </w:trPr>
+        <w:tc>
+          <w:tcPr>
+            <w:tcW w:w="1728" w:type="dxa"/>
+          </w:tcPr>
+          <w:p>
+            <w:pPr>
+              <w:pStyle w:val="Compact"/>
+            </w:pPr>
+            <w:r>
+              <w:t xml:space="preserve">Titan</w:t>
+            </w:r>
+            <w:r>
+              <w:t xml:space="preserve"> </w:t>
+            </w:r>
+            <w:r>
+              <w:t xml:space="preserve">Solar</w:t>
+            </w:r>
+            <w:r>
+              <w:t xml:space="preserve"> </w:t>
+            </w:r>
+            <w:r>
+              <w:t xml:space="preserve">Power</w:t>
+            </w:r>
+            <w:r>
+              <w:t xml:space="preserve"> </w:t>
+            </w:r>
+            <w:r>
+              <w:t xml:space="preserve">AZ,</w:t>
+            </w:r>
+            <w:r>
+              <w:t xml:space="preserve"> </w:t>
+            </w:r>
+            <w:r>
+              <w:t xml:space="preserve">Inc.</w:t>
+            </w:r>
+          </w:p>
+        </w:tc>
+        <w:tc>
+          <w:tcPr>
+            <w:tcW w:w="1728" w:type="dxa"/>
+          </w:tcPr>
           <w:p>
             <w:pPr>
               <w:pStyle w:val="Compact"/>
@@ -2010,18 +3298,28 @@
           </w:p>
         </w:tc>
         <w:tc>
-          <w:tcPr/>
-          <w:p>
-            <w:pPr>
-              <w:pStyle w:val="Compact"/>
-            </w:pPr>
-            <w:r>
-              <w:t xml:space="preserve">Blue Banyan</w:t>
-            </w:r>
-          </w:p>
-        </w:tc>
-        <w:tc>
-          <w:tcPr/>
+          <w:tcPr>
+            <w:tcW w:w="1728" w:type="dxa"/>
+          </w:tcPr>
+          <w:p>
+            <w:pPr>
+              <w:pStyle w:val="Compact"/>
+            </w:pPr>
+            <w:r>
+              <w:t xml:space="preserve">Blue</w:t>
+            </w:r>
+            <w:r>
+              <w:t xml:space="preserve"> </w:t>
+            </w:r>
+            <w:r>
+              <w:t xml:space="preserve">Banyan</w:t>
+            </w:r>
+          </w:p>
+        </w:tc>
+        <w:tc>
+          <w:tcPr>
+            <w:tcW w:w="1728" w:type="dxa"/>
+          </w:tcPr>
           <w:p>
             <w:pPr>
               <w:pStyle w:val="Compact"/>
@@ -2032,7 +3330,9 @@
           </w:p>
         </w:tc>
         <w:tc>
-          <w:tcPr/>
+          <w:tcPr>
+            <w:tcW w:w="1728" w:type="dxa"/>
+          </w:tcPr>
           <w:p>
             <w:pPr>
               <w:pStyle w:val="Compact"/>
@@ -2044,19 +3344,50 @@
         </w:tc>
       </w:tr>
       <w:tr>
-        <w:tc>
-          <w:tcPr/>
-          <w:p>
-            <w:pPr>
-              <w:pStyle w:val="Compact"/>
-            </w:pPr>
-            <w:r>
-              <w:t xml:space="preserve">Titan Solar Power AZ, Inc.</w:t>
-            </w:r>
-          </w:p>
-        </w:tc>
-        <w:tc>
-          <w:tcPr/>
+        <w:trPr>
+          <w:cantSplit/>
+        </w:trPr>
+        <w:tc>
+          <w:tcPr>
+            <w:tcW w:w="1728" w:type="dxa"/>
+          </w:tcPr>
+          <w:p>
+            <w:pPr>
+              <w:pStyle w:val="Compact"/>
+            </w:pPr>
+            <w:r>
+              <w:t xml:space="preserve">Titan</w:t>
+            </w:r>
+            <w:r>
+              <w:t xml:space="preserve"> </w:t>
+            </w:r>
+            <w:r>
+              <w:t xml:space="preserve">Solar</w:t>
+            </w:r>
+            <w:r>
+              <w:t xml:space="preserve"> </w:t>
+            </w:r>
+            <w:r>
+              <w:t xml:space="preserve">Power</w:t>
+            </w:r>
+            <w:r>
+              <w:t xml:space="preserve"> </w:t>
+            </w:r>
+            <w:r>
+              <w:t xml:space="preserve">AZ,</w:t>
+            </w:r>
+            <w:r>
+              <w:t xml:space="preserve"> </w:t>
+            </w:r>
+            <w:r>
+              <w:t xml:space="preserve">Inc.</w:t>
+            </w:r>
+          </w:p>
+        </w:tc>
+        <w:tc>
+          <w:tcPr>
+            <w:tcW w:w="1728" w:type="dxa"/>
+          </w:tcPr>
           <w:p>
             <w:pPr>
               <w:pStyle w:val="Compact"/>
@@ -2067,18 +3398,28 @@
           </w:p>
         </w:tc>
         <w:tc>
-          <w:tcPr/>
-          <w:p>
-            <w:pPr>
-              <w:pStyle w:val="Compact"/>
-            </w:pPr>
-            <w:r>
-              <w:t xml:space="preserve">Blue Banyan</w:t>
-            </w:r>
-          </w:p>
-        </w:tc>
-        <w:tc>
-          <w:tcPr/>
+          <w:tcPr>
+            <w:tcW w:w="1728" w:type="dxa"/>
+          </w:tcPr>
+          <w:p>
+            <w:pPr>
+              <w:pStyle w:val="Compact"/>
+            </w:pPr>
+            <w:r>
+              <w:t xml:space="preserve">Blue</w:t>
+            </w:r>
+            <w:r>
+              <w:t xml:space="preserve"> </w:t>
+            </w:r>
+            <w:r>
+              <w:t xml:space="preserve">Banyan</w:t>
+            </w:r>
+          </w:p>
+        </w:tc>
+        <w:tc>
+          <w:tcPr>
+            <w:tcW w:w="1728" w:type="dxa"/>
+          </w:tcPr>
           <w:p>
             <w:pPr>
               <w:pStyle w:val="Compact"/>
@@ -2089,7 +3430,9 @@
           </w:p>
         </w:tc>
         <w:tc>
-          <w:tcPr/>
+          <w:tcPr>
+            <w:tcW w:w="1728" w:type="dxa"/>
+          </w:tcPr>
           <w:p>
             <w:pPr>
               <w:pStyle w:val="Compact"/>
@@ -2101,8 +3444,13 @@
         </w:tc>
       </w:tr>
       <w:tr>
-        <w:tc>
-          <w:tcPr/>
+        <w:trPr>
+          <w:cantSplit/>
+        </w:trPr>
+        <w:tc>
+          <w:tcPr>
+            <w:tcW w:w="1728" w:type="dxa"/>
+          </w:tcPr>
           <w:p>
             <w:pPr>
               <w:pStyle w:val="Compact"/>
@@ -2117,31 +3465,39 @@
           </w:p>
         </w:tc>
         <w:tc>
-          <w:tcPr/>
-          <w:p>
-            <w:pPr>
-              <w:pStyle w:val="Compact"/>
-            </w:pPr>
-          </w:p>
-        </w:tc>
-        <w:tc>
-          <w:tcPr/>
-          <w:p>
-            <w:pPr>
-              <w:pStyle w:val="Compact"/>
-            </w:pPr>
-          </w:p>
-        </w:tc>
-        <w:tc>
-          <w:tcPr/>
-          <w:p>
-            <w:pPr>
-              <w:pStyle w:val="Compact"/>
-            </w:pPr>
-          </w:p>
-        </w:tc>
-        <w:tc>
-          <w:tcPr/>
+          <w:tcPr>
+            <w:tcW w:w="1728" w:type="dxa"/>
+          </w:tcPr>
+          <w:p>
+            <w:pPr>
+              <w:pStyle w:val="Compact"/>
+            </w:pPr>
+          </w:p>
+        </w:tc>
+        <w:tc>
+          <w:tcPr>
+            <w:tcW w:w="1728" w:type="dxa"/>
+          </w:tcPr>
+          <w:p>
+            <w:pPr>
+              <w:pStyle w:val="Compact"/>
+            </w:pPr>
+          </w:p>
+        </w:tc>
+        <w:tc>
+          <w:tcPr>
+            <w:tcW w:w="1728" w:type="dxa"/>
+          </w:tcPr>
+          <w:p>
+            <w:pPr>
+              <w:pStyle w:val="Compact"/>
+            </w:pPr>
+          </w:p>
+        </w:tc>
+        <w:tc>
+          <w:tcPr>
+            <w:tcW w:w="1728" w:type="dxa"/>
+          </w:tcPr>
           <w:p>
             <w:pPr>
               <w:pStyle w:val="Compact"/>
@@ -2159,31 +3515,72 @@
     </w:tbl>
     <w:p>
       <w:pPr>
+        <w:keepNext/>
+        <w:keepLines/>
+        <w:spacing w:before="0" w:after="0" w:line="470" w:lineRule="exact"/>
+        <w:ind w:left="0" w:firstLine="0"/>
+      </w:pPr>
+    </w:p>
+    <w:p>
+      <w:pPr>
         <w:pStyle w:val="BodyText"/>
       </w:pPr>
       <w:r>
         <w:t xml:space="preserve">13. As such, the Trustees propose this global settlement to resolve the issues delineated herein.</w:t>
       </w:r>
     </w:p>
-    <w:bookmarkEnd w:id="23"/>
-    <w:bookmarkStart w:id="31" w:name="settlement-proposal"/>
     <w:p>
       <w:pPr>
         <w:pStyle w:val="Heading2"/>
-      </w:pPr>
-      <w:r>
+        <w:keepNext/>
+        <w:keepLines/>
+        <w:tabs>
+          <w:tab w:val="left" w:pos="720"/>
+        </w:tabs>
+        <w:spacing w:before="0" w:after="0" w:line="480" w:lineRule="exact"/>
+        <w:ind w:left="720" w:hanging="720"/>
+        <w:jc w:val="left"/>
+        <w:outlineLvl w:val="1"/>
+      </w:pPr>
+      <w:r>
+        <w:rPr>
+          <w:b/>
+          <w:bCs/>
+        </w:rPr>
         <w:t xml:space="preserve">II.</w:t>
       </w:r>
       <w:r>
+        <w:rPr>
+          <w:b/>
+          <w:bCs/>
+        </w:rPr>
         <w:tab/>
       </w:r>
       <w:r>
-        <w:t xml:space="preserve">Settlement Proposal</w:t>
-      </w:r>
-    </w:p>
-    <w:p>
-      <w:pPr>
-        <w:pStyle w:val="FirstParagraph"/>
+        <w:rPr>
+          <w:b/>
+          <w:bCs/>
+        </w:rPr>
+        <w:t xml:space="preserve">Settlement</w:t>
+      </w:r>
+      <w:r>
+        <w:rPr>
+          <w:b/>
+          <w:bCs/>
+        </w:rPr>
+        <w:t xml:space="preserve"> </w:t>
+      </w:r>
+      <w:r>
+        <w:rPr>
+          <w:b/>
+          <w:bCs/>
+        </w:rPr>
+        <w:t xml:space="preserve">Proposal</w:t>
+      </w:r>
+    </w:p>
+    <w:p>
+      <w:pPr>
+        <w:pStyle w:val="BodyText"/>
       </w:pPr>
       <w:r>
         <w:t xml:space="preserve">14. Subject to Bankruptcy Court approval, the Trustees propose the following global settlement:</w:t>
@@ -2191,28 +3588,136 @@
     </w:p>
     <w:p>
       <w:pPr>
+        <w:pStyle w:val="BodyTextNote"/>
+      </w:pPr>
+      <w:r>
+        <w:t xml:space="preserve">a. The Trustee agrees agree to split the Shared Assets pursuant to the attached Exhibit A.</w:t>
+      </w:r>
+      <w:r>
+        <w:rPr>
+          <w:rStyle w:val="FootnoteReference"/>
+        </w:rPr>
+        <w:footnoteReference w:id="12"/>
+      </w:r>
+      <w:r>
+        <w:t xml:space="preserve"> </w:t>
+      </w:r>
+      <w:r>
+        <w:t xml:space="preserve">Trustee Birdsell is holding (or will soon be holding) the entirety of the Shared Assets in the bankruptcy estate for PMM.</w:t>
+      </w:r>
+      <w:r>
+        <w:rPr>
+          <w:rStyle w:val="FootnoteReference"/>
+        </w:rPr>
+        <w:footnoteReference w:id="13"/>
+      </w:r>
+    </w:p>
+    <w:p>
+      <w:pPr>
+        <w:pStyle w:val="BodyTextNote"/>
+      </w:pPr>
+      <w:r>
+        <w:t xml:space="preserve">i. Within thirty days after the entry of an Order approving this Application, Trustee Birdsell shall distribute from the appropriate PMM estate bank account, the funds delineated in Column G of Exhibit A to the appropriate Trustee.</w:t>
+      </w:r>
+      <w:r>
+        <w:rPr>
+          <w:rStyle w:val="FootnoteReference"/>
+        </w:rPr>
+        <w:footnoteReference w:id="14"/>
+      </w:r>
+      <w:r>
+        <w:t xml:space="preserve"> </w:t>
+      </w:r>
+      <w:r>
+        <w:t xml:space="preserve">The foregoing distribution represents each estate’s interest in the Shared Assets;</w:t>
+      </w:r>
+    </w:p>
+    <w:p>
+      <w:pPr>
+        <w:pStyle w:val="BodyTextNote"/>
+      </w:pPr>
+      <w:r>
+        <w:t xml:space="preserve">ii. Within thirty days after receipt of the distribution from Trustee Birdsell, the Trustees shall reimburse the PMM and the Titan Solar Power AZ, Inc. bankruptcy estates for payment of Shared Costs pursuant to Columns E and F of Exhibit A.</w:t>
+      </w:r>
+      <w:r>
+        <w:rPr>
+          <w:rStyle w:val="FootnoteReference"/>
+        </w:rPr>
+        <w:footnoteReference w:id="15"/>
+      </w:r>
+    </w:p>
+    <w:p>
+      <w:pPr>
         <w:pStyle w:val="BodyText"/>
       </w:pPr>
       <w:r>
-        <w:t xml:space="preserve">a. The Trustee agrees agree to split the Shared Assets pursuant to the attached Exhibit A.</w:t>
+        <w:t xml:space="preserve">iii. Within thirty days after the later of the entry of an Order approving this Application or the entry of an Order approving the Trustee’s Motion: (1) to Approve Settlement Pursuant to Bankruptcy Rule 9019; and for (2) Payment of Special Counsel’s Fees and Costs (</w:t>
+      </w:r>
+      <w:r>
+        <w:t xml:space="preserve">“D&amp;O 9019”</w:t>
+      </w:r>
+      <w:r>
+        <w:t xml:space="preserve">) (Lead Case DE 759 and Nevada DE 167), the Trustees shall pay Special Counsel pursuant to Column H of Exhibit A;</w:t>
+      </w:r>
+    </w:p>
+    <w:p>
+      <w:pPr>
+        <w:pStyle w:val="BodyText"/>
+      </w:pPr>
+      <w:r>
+        <w:t xml:space="preserve">iv. Within thirty days after the later of the entry of an Order approving this Application or the entry of an Order approving the First Fee Application for Allowance and Payment of Trustee’s Forensic Accountant and Financial Advisor’s Fees and Expenses (</w:t>
+      </w:r>
+      <w:r>
+        <w:t xml:space="preserve">“Resolute Fee Application”</w:t>
+      </w:r>
+      <w:r>
+        <w:t xml:space="preserve">) (Lead Case DE 760 and Nevada DE 168), the Trustees shall pay Resolute pursuant to Column I of Exhibit A; and</w:t>
+      </w:r>
+    </w:p>
+    <w:p>
+      <w:pPr>
+        <w:pStyle w:val="BodyTextNote"/>
+      </w:pPr>
+      <w:r>
+        <w:t xml:space="preserve">v. From the Shared Asset distributions, Trustee Birdsell, in his capacity as Trustee for PMM, will be paid compensation under 11 U.S.C. § 326 for distributing the $1,713,742.00</w:t>
       </w:r>
       <w:r>
         <w:rPr>
           <w:rStyle w:val="FootnoteReference"/>
         </w:rPr>
-        <w:footnoteReference w:id="24"/>
-      </w:r>
-      <w:r>
-        <w:t xml:space="preserve"> </w:t>
-      </w:r>
-      <w:r>
-        <w:t xml:space="preserve">Trustee Birdsell is holding (or will soon be holding) the entirety of the Shared Assets in the bankruptcy estate for PMM.</w:t>
+        <w:footnoteReference w:id="16"/>
+      </w:r>
+      <w:r>
+        <w:t xml:space="preserve"> </w:t>
+      </w:r>
+      <w:r>
+        <w:t xml:space="preserve">(this includes the distributions to the other estates and any remaining distribution from PMM), but will not be paid a commission for the distribution from PMM to the other bankruptcy estates on the remaining $5,065,000.00,</w:t>
       </w:r>
       <w:r>
         <w:rPr>
           <w:rStyle w:val="FootnoteReference"/>
         </w:rPr>
-        <w:footnoteReference w:id="25"/>
+        <w:footnoteReference w:id="17"/>
+      </w:r>
+      <w:r>
+        <w:t xml:space="preserve"> </w:t>
+      </w:r>
+      <w:r>
+        <w:t xml:space="preserve">as these amounts were being held on behalf of the other bankruptcy estates and were not solely property of the PMM bankruptcy estate.</w:t>
+      </w:r>
+    </w:p>
+    <w:p>
+      <w:pPr>
+        <w:pStyle w:val="BodyTextNote"/>
+      </w:pPr>
+      <w:r>
+        <w:t xml:space="preserve">b. The Trustees have continued to extend the deadline by which they may file claims against these affiliated Estates. The Trustees agree to waive any and all claims between and among the Estates that are parties to this Motion. To the extent the Trustees had to file claims in these Estates, such an endeavor would likely be incredibly costly given the intertwined nature of the financials amongst the Debtors. Therefore, the Trustees anticipate that the administrative costs associated with pursuit of the claims would likely exceed any recovery.</w:t>
+      </w:r>
+      <w:r>
+        <w:rPr>
+          <w:rStyle w:val="FootnoteReference"/>
+        </w:rPr>
+        <w:footnoteReference w:id="18"/>
       </w:r>
     </w:p>
     <w:p>
@@ -2220,19 +3725,7 @@
         <w:pStyle w:val="BodyText"/>
       </w:pPr>
       <w:r>
-        <w:t xml:space="preserve">i. Within thirty days after the entry of an Order approving this Application, Trustee Birdsell shall distribute from the appropriate PMM estate bank account, the funds delineated in Column G of Exhibit A to the appropriate Trustee.</w:t>
-      </w:r>
-      <w:r>
-        <w:rPr>
-          <w:rStyle w:val="FootnoteReference"/>
-        </w:rPr>
-        <w:footnoteReference w:id="26"/>
-      </w:r>
-      <w:r>
-        <w:t xml:space="preserve"> </w:t>
-      </w:r>
-      <w:r>
-        <w:t xml:space="preserve">The foregoing distribution represents each estate’s interest in the Shared Assets;</w:t>
+        <w:t xml:space="preserve">c. To the extent there are future Shared Costs, the Trustees propose to split them in accordance with the Column D of Exhibit A and will file an ex parte Request to Pay and lodge an appropriate Order.</w:t>
       </w:r>
     </w:p>
     <w:p>
@@ -2240,13 +3733,56 @@
         <w:pStyle w:val="BodyText"/>
       </w:pPr>
       <w:r>
-        <w:t xml:space="preserve">ii. Within thirty days after receipt of the distribution from Trustee Birdsell, the Trustees shall reimburse the PMM and the Titan Solar Power AZ, Inc. bankruptcy estates for payment of Shared Costs pursuant to Columns E and F of Exhibit A.</w:t>
-      </w:r>
-      <w:r>
-        <w:rPr>
-          <w:rStyle w:val="FootnoteReference"/>
-        </w:rPr>
-        <w:footnoteReference w:id="27"/>
+        <w:t xml:space="preserve">i. The Trustees anticipate additional shared mailing costs. The Trustees agree that the mailing costs associated with noticing the D&amp;O 9019, Resolute Fee Application, this Application, any notice of hearing, and any pleading that relates to all Estates shall be a Shared Cost subject to the percentage split delineated in Column D of Exhibit A. After the foregoing have been noticed, the Trustees will file a Notice of Costs which sets forth the total mailing costs and the proposed distribution of costs consistent with Exhibit A. The Trustees believe that noticing items together will help reduce costs and streamline the notice process.</w:t>
+      </w:r>
+    </w:p>
+    <w:p>
+      <w:pPr>
+        <w:pStyle w:val="Heading2"/>
+        <w:keepNext/>
+        <w:keepLines/>
+        <w:tabs>
+          <w:tab w:val="left" w:pos="720"/>
+        </w:tabs>
+        <w:spacing w:before="0" w:after="0" w:line="480" w:lineRule="exact"/>
+        <w:ind w:left="720" w:hanging="720"/>
+        <w:jc w:val="left"/>
+        <w:outlineLvl w:val="1"/>
+      </w:pPr>
+      <w:r>
+        <w:rPr>
+          <w:b/>
+          <w:bCs/>
+        </w:rPr>
+        <w:t xml:space="preserve">III.</w:t>
+      </w:r>
+      <w:r>
+        <w:rPr>
+          <w:b/>
+          <w:bCs/>
+        </w:rPr>
+        <w:tab/>
+      </w:r>
+      <w:r>
+        <w:rPr>
+          <w:b/>
+          <w:bCs/>
+        </w:rPr>
+        <w:t xml:space="preserve">Legal</w:t>
+      </w:r>
+      <w:r>
+        <w:rPr>
+          <w:b/>
+          <w:bCs/>
+        </w:rPr>
+        <w:t xml:space="preserve"> </w:t>
+      </w:r>
+      <w:r>
+        <w:rPr>
+          <w:b/>
+          <w:bCs/>
+        </w:rPr>
+        <w:t xml:space="preserve">Argument</w:t>
       </w:r>
     </w:p>
     <w:p>
@@ -2254,126 +3790,20 @@
         <w:pStyle w:val="BodyText"/>
       </w:pPr>
       <w:r>
-        <w:t xml:space="preserve">iii. Within thirty days after the later of the entry of an Order approving this Application or the entry of an Order approving the Trustee’s Motion: (1) to Approve Settlement Pursuant to Bankruptcy Rule 9019; and for (2) Payment of Special Counsel’s Fees and Costs (</w:t>
-      </w:r>
-      <w:r>
-        <w:t xml:space="preserve">“D&amp;O 9019”</w:t>
-      </w:r>
-      <w:r>
-        <w:t xml:space="preserve">) (Lead Case DE 759 and Nevada DE 167), the Trustees shall pay Special Counsel pursuant to Column H of Exhibit A;</w:t>
+        <w:t xml:space="preserve">The requested relief is authorized by Rule 9019(a) of the Federal Rules of Bankruptcy Procedure which provides as follows:</w:t>
+      </w:r>
+    </w:p>
+    <w:p>
+      <w:pPr>
+        <w:pStyle w:val="BlockQuote"/>
+      </w:pPr>
+      <w:r>
+        <w:t xml:space="preserve">On motion by the trustee and after notice and a hearing, the court may approve a compromise or settlement. Notice shall be given to creditors, the United States Trustee, the debtor, the indenture trustee as provided in Rule 2002 and to any other entity as the court may direct.</w:t>
       </w:r>
     </w:p>
     <w:p>
       <w:pPr>
         <w:pStyle w:val="BodyText"/>
-      </w:pPr>
-      <w:r>
-        <w:t xml:space="preserve">iv. Within thirty days after the later of the entry of an Order approving this Application or the entry of an Order approving the First Fee Application for Allowance and Payment of Trustee’s Forensic Accountant and Financial Advisor’s Fees and Expenses (</w:t>
-      </w:r>
-      <w:r>
-        <w:t xml:space="preserve">“Resolute Fee Application”</w:t>
-      </w:r>
-      <w:r>
-        <w:t xml:space="preserve">) (Lead Case DE 760 and Nevada DE 168), the Trustees shall pay Resolute pursuant to Column I of Exhibit A; and</w:t>
-      </w:r>
-    </w:p>
-    <w:p>
-      <w:pPr>
-        <w:pStyle w:val="BodyText"/>
-      </w:pPr>
-      <w:r>
-        <w:t xml:space="preserve">v. From the Shared Asset distributions, Trustee Birdsell, in his capacity as Trustee for PMM, will be paid compensation under 11 U.S.C. § 326 for distributing the $1,713,742.00</w:t>
-      </w:r>
-      <w:r>
-        <w:rPr>
-          <w:rStyle w:val="FootnoteReference"/>
-        </w:rPr>
-        <w:footnoteReference w:id="28"/>
-      </w:r>
-      <w:r>
-        <w:t xml:space="preserve"> </w:t>
-      </w:r>
-      <w:r>
-        <w:t xml:space="preserve">(this includes the distributions to the other estates and any remaining distribution from PMM), but will not be paid a commission for the distribution from PMM to the other bankruptcy estates on the remaining $5,065,000.00,</w:t>
-      </w:r>
-      <w:r>
-        <w:rPr>
-          <w:rStyle w:val="FootnoteReference"/>
-        </w:rPr>
-        <w:footnoteReference w:id="29"/>
-      </w:r>
-      <w:r>
-        <w:t xml:space="preserve"> </w:t>
-      </w:r>
-      <w:r>
-        <w:t xml:space="preserve">as these amounts were being held on behalf of the other bankruptcy estates and were not solely property of the PMM bankruptcy estate.</w:t>
-      </w:r>
-    </w:p>
-    <w:p>
-      <w:pPr>
-        <w:pStyle w:val="BodyText"/>
-      </w:pPr>
-      <w:r>
-        <w:t xml:space="preserve">b. The Trustees have continued to extend the deadline by which they may file claims against these affiliated Estates. The Trustees agree to waive any and all claims between and among the Estates that are parties to this Motion. To the extent the Trustees had to file claims in these Estates, such an endeavor would likely be incredibly costly given the intertwined nature of the financials amongst the Debtors. Therefore, the Trustees anticipate that the administrative costs associated with pursuit of the claims would likely exceed any recovery.</w:t>
-      </w:r>
-      <w:r>
-        <w:rPr>
-          <w:rStyle w:val="FootnoteReference"/>
-        </w:rPr>
-        <w:footnoteReference w:id="30"/>
-      </w:r>
-    </w:p>
-    <w:p>
-      <w:pPr>
-        <w:pStyle w:val="BodyText"/>
-      </w:pPr>
-      <w:r>
-        <w:t xml:space="preserve">c. To the extent there are future Shared Costs, the Trustees propose to split them in accordance with the Column D of Exhibit A and will file an ex parte Request to Pay and lodge an appropriate Order.</w:t>
-      </w:r>
-    </w:p>
-    <w:p>
-      <w:pPr>
-        <w:pStyle w:val="BodyText"/>
-      </w:pPr>
-      <w:r>
-        <w:t xml:space="preserve">i. The Trustees anticipate additional shared mailing costs. The Trustees agree that the mailing costs associated with noticing the D&amp;O 9019, Resolute Fee Application, this Application, any notice of hearing, and any pleading that relates to all Estates shall be a Shared Cost subject to the percentage split delineated in Column D of Exhibit A. After the foregoing have been noticed, the Trustees will file a Notice of Costs which sets forth the total mailing costs and the proposed distribution of costs consistent with Exhibit A. The Trustees believe that noticing items together will help reduce costs and streamline the notice process.</w:t>
-      </w:r>
-    </w:p>
-    <w:bookmarkEnd w:id="31"/>
-    <w:bookmarkStart w:id="32" w:name="legal-argument"/>
-    <w:p>
-      <w:pPr>
-        <w:pStyle w:val="Heading2"/>
-      </w:pPr>
-      <w:r>
-        <w:t xml:space="preserve">III.</w:t>
-      </w:r>
-      <w:r>
-        <w:tab/>
-      </w:r>
-      <w:r>
-        <w:t xml:space="preserve">Legal Argument</w:t>
-      </w:r>
-    </w:p>
-    <w:p>
-      <w:pPr>
-        <w:pStyle w:val="FirstParagraph"/>
-      </w:pPr>
-      <w:r>
-        <w:t xml:space="preserve">The requested relief is authorized by Rule 9019(a) of the Federal Rules of Bankruptcy Procedure which provides as follows:</w:t>
-      </w:r>
-    </w:p>
-    <w:p>
-      <w:pPr>
-        <w:pStyle w:val="BlockText"/>
-      </w:pPr>
-      <w:r>
-        <w:t xml:space="preserve">On motion by the trustee and after notice and a hearing, the court may approve a compromise or settlement. Notice shall be given to creditors, the United States Trustee, the debtor, the indenture trustee as provided in Rule 2002 and to any other entity as the court may direct.</w:t>
-      </w:r>
-    </w:p>
-    <w:p>
-      <w:pPr>
-        <w:pStyle w:val="FirstParagraph"/>
       </w:pPr>
       <w:r>
         <w:t xml:space="preserve">The Trustee, in the exercise of his best business judgment and in consideration of the requirements of</w:t>
@@ -2529,7 +3959,7 @@
         <w:pStyle w:val="BodyText"/>
       </w:pPr>
       <w:r>
-        <w:t xml:space="preserve">This settlement resolves a plethora of issues that if fully adjudicated could take years and hundreds of thousands of dollars to resolve. As the Court is aware, there are twenty-five related debtor entities. The financials of the entities are not stellar. If the Trustees had to unwind and trace all assets back to the original/appropriate source, doing so would be costly and time consuming. Keeping the foregoing in mind, the Trustees propose this settlement to eliminate the time delays and costs associated with dividing assets and costs amongst the Estates. The Trustee believe the proposed settlement greatly reduces administrative costs while preserving assets for the benefit of the Estates.</w:t>
+        <w:t xml:space="preserve">This settlement resolves a plethora of issues that if fully adjudicated could take years and hundreds of thousands of dollars to resolve. As the Court is aware, there are twenty-five related debtor entities. The financials of the entities are not stellar. If the Trustees had to unwind and trace all assets back to the original/​appropriate source, doing so would be costly and time consuming. Keeping the foregoing in mind, the Trustees propose this settlement to eliminate the time delays and costs associated with dividing assets and costs amongst the Estates. The Trustee believe the proposed settlement greatly reduces administrative costs while preserving assets for the benefit of the Estates.</w:t>
       </w:r>
     </w:p>
     <w:p>
@@ -2585,7 +4015,7 @@
         <w:pStyle w:val="BodyText"/>
       </w:pPr>
       <w:r>
-        <w:t xml:space="preserve">By /s/ David M. Reaves (with permission), Trustee</w:t>
+        <w:t xml:space="preserve">By /​s/ David M. Reaves (with permission), Trustee</w:t>
       </w:r>
     </w:p>
     <w:p>
@@ -2601,7 +4031,7 @@
         <w:pStyle w:val="BodyText"/>
       </w:pPr>
       <w:r>
-        <w:t xml:space="preserve">By /s/ Shawn A. McCabe (with permission), Attorney for Trustee, Anthony H. Mason</w:t>
+        <w:t xml:space="preserve">By /​s/ Shawn A. McCabe (with permission), Attorney for Trustee, Anthony H. Mason</w:t>
       </w:r>
     </w:p>
     <w:p>
@@ -2614,30 +4044,40 @@
     </w:p>
     <w:p>
       <w:pPr>
-        <w:pStyle w:val="BodyKeep"/>
-      </w:pPr>
-      <w:r>
-        <w:t xml:space="preserve">By /s/ Helen K. Santilli (with permission), Attorney for Trustee, Lothar Goernitz</w:t>
+        <w:pStyle w:val="BodyTextKeep"/>
+      </w:pPr>
+      <w:r>
+        <w:t xml:space="preserve">By /​s/ Helen K. Santilli (with permission), Attorney for Trustee, Lothar Goernitz</w:t>
       </w:r>
     </w:p>
     <w:tbl>
       <w:tblPr>
-        <w:tblW w:w="9000" w:type="dxa"/>
+        <w:tblW w:w="8640" w:type="dxa"/>
+        <w:tblBorders>
+          <w:top w:val="nil"/>
+          <w:left w:val="nil"/>
+          <w:bottom w:val="nil"/>
+          <w:right w:val="nil"/>
+          <w:insideH w:val="nil"/>
+          <w:insideV w:val="nil"/>
+        </w:tblBorders>
         <w:tblLayout w:type="fixed"/>
         <w:tblCellMar>
+          <w:top w:w="0" w:type="dxa"/>
           <w:left w:w="0" w:type="dxa"/>
+          <w:bottom w:w="0" w:type="dxa"/>
           <w:right w:w="0" w:type="dxa"/>
         </w:tblCellMar>
-        <w:tblLook w:val="0000" w:firstRow="0" w:lastRow="0" w:firstColumn="0" w:lastColumn="0" w:noHBand="1" w:noVBand="1"/>
+        <w:tblLook w:val="0000" w:firstRow="0" w:lastRow="0" w:firstColumn="0" w:lastColumn="0" w:noHBand="0" w:noVBand="0"/>
       </w:tblPr>
       <w:tblGrid>
         <w:gridCol w:w="3744"/>
-        <w:gridCol w:w="5256"/>
+        <w:gridCol w:w="288"/>
+        <w:gridCol w:w="4608"/>
       </w:tblGrid>
       <w:tr>
         <w:trPr>
           <w:cantSplit/>
-          <w:trHeight w:val="1740" w:hRule="atLeast"/>
         </w:trPr>
         <w:tc>
           <w:tcPr>
@@ -2645,7 +4085,9 @@
           </w:tcPr>
           <w:p>
             <w:pPr>
-              <w:pStyle w:val="Single"/>
+              <w:spacing w:before="128" w:after="0" w:line="320" w:lineRule="exact"/>
+              <w:ind w:left="0" w:firstLine="0"/>
+              <w:jc w:val="left"/>
             </w:pPr>
             <w:r>
               <w:t xml:space="preserve">Dated: October 23, 2025</w:t>
@@ -2654,11 +4096,25 @@
         </w:tc>
         <w:tc>
           <w:tcPr>
-            <w:tcW w:w="5256" w:type="dxa"/>
-          </w:tcPr>
-          <w:p>
-            <w:pPr>
-              <w:pStyle w:val="Single"/>
+            <w:tcW w:w="288" w:type="dxa"/>
+          </w:tcPr>
+          <w:p>
+            <w:pPr>
+              <w:spacing w:before="0" w:after="0" w:line="320" w:lineRule="exact"/>
+              <w:ind w:left="0" w:firstLine="0"/>
+              <w:jc w:val="left"/>
+            </w:pPr>
+          </w:p>
+        </w:tc>
+        <w:tc>
+          <w:tcPr>
+            <w:tcW w:w="4608" w:type="dxa"/>
+          </w:tcPr>
+          <w:p>
+            <w:pPr>
+              <w:spacing w:before="128" w:after="0" w:line="320" w:lineRule="exact"/>
+              <w:ind w:left="0" w:firstLine="0"/>
+              <w:jc w:val="left"/>
             </w:pPr>
             <w:r>
               <w:t xml:space="preserve">Respectfully submitted,</w:t>
@@ -2666,13 +4122,16 @@
           </w:p>
           <w:p>
             <w:pPr>
-              <w:pStyle w:val="Single"/>
-              <w:spacing w:before="0" w:after="0" w:line="240" w:lineRule="exact"/>
-            </w:pPr>
-          </w:p>
-          <w:p>
-            <w:pPr>
-              <w:pStyle w:val="Single"/>
+              <w:spacing w:before="0" w:after="0" w:line="320" w:lineRule="exact"/>
+              <w:ind w:left="0" w:firstLine="0"/>
+              <w:jc w:val="left"/>
+            </w:pPr>
+          </w:p>
+          <w:p>
+            <w:pPr>
+              <w:spacing w:before="0" w:after="0" w:line="320" w:lineRule="exact"/>
+              <w:ind w:left="0" w:firstLine="0"/>
+              <w:jc w:val="left"/>
             </w:pPr>
             <w:r>
               <w:t xml:space="preserve">/s/ Adam B. Nach</w:t>
@@ -2680,47 +4139,113 @@
           </w:p>
           <w:p>
             <w:pPr>
-              <w:pStyle w:val="Single"/>
-            </w:pPr>
-            <w:r>
-              <w:t xml:space="preserve">Adam B. Nach</w:t>
-            </w:r>
-          </w:p>
-          <w:p>
-            <w:pPr>
-              <w:pStyle w:val="Single"/>
-            </w:pPr>
-            <w:r>
-              <w:t xml:space="preserve">NACH, RODGERS, HILKERT &amp; SANTILLI</w:t>
-            </w:r>
-          </w:p>
-          <w:p>
-            <w:pPr>
-              <w:pStyle w:val="Single"/>
-            </w:pPr>
-            <w:r>
-              <w:t xml:space="preserve">Attorney for Trustee, David A. Birdsell</w:t>
+              <w:spacing w:before="0" w:after="0" w:line="320" w:lineRule="exact"/>
+              <w:ind w:left="0" w:firstLine="0"/>
+              <w:jc w:val="left"/>
+            </w:pPr>
+            <w:r>
+              <w:t xml:space="preserve">Adam</w:t>
+            </w:r>
+            <w:r>
+              <w:t xml:space="preserve"> </w:t>
+            </w:r>
+            <w:r>
+              <w:t xml:space="preserve">B.</w:t>
+            </w:r>
+            <w:r>
+              <w:t xml:space="preserve"> </w:t>
+            </w:r>
+            <w:r>
+              <w:t xml:space="preserve">Nach</w:t>
+            </w:r>
+          </w:p>
+          <w:p>
+            <w:pPr>
+              <w:spacing w:before="0" w:after="0" w:line="320" w:lineRule="exact"/>
+              <w:ind w:left="0" w:firstLine="0"/>
+              <w:jc w:val="left"/>
+            </w:pPr>
+            <w:r>
+              <w:t xml:space="preserve">NACH,</w:t>
+            </w:r>
+            <w:r>
+              <w:t xml:space="preserve"> </w:t>
+            </w:r>
+            <w:r>
+              <w:t xml:space="preserve">RODGERS,</w:t>
+            </w:r>
+            <w:r>
+              <w:t xml:space="preserve"> </w:t>
+            </w:r>
+            <w:r>
+              <w:t xml:space="preserve">HILKERT</w:t>
+            </w:r>
+            <w:r>
+              <w:t xml:space="preserve"> </w:t>
+            </w:r>
+            <w:r>
+              <w:t xml:space="preserve">&amp;</w:t>
+            </w:r>
+            <w:r>
+              <w:t xml:space="preserve"> </w:t>
+            </w:r>
+            <w:r>
+              <w:t xml:space="preserve">SANTILLI</w:t>
+            </w:r>
+          </w:p>
+          <w:p>
+            <w:pPr>
+              <w:spacing w:before="0" w:after="0" w:line="320" w:lineRule="exact"/>
+              <w:ind w:left="0" w:firstLine="0"/>
+              <w:jc w:val="left"/>
+            </w:pPr>
+            <w:r>
+              <w:t xml:space="preserve">Attorney</w:t>
+            </w:r>
+            <w:r>
+              <w:t xml:space="preserve"> </w:t>
+            </w:r>
+            <w:r>
+              <w:t xml:space="preserve">for</w:t>
+            </w:r>
+            <w:r>
+              <w:t xml:space="preserve"> </w:t>
+            </w:r>
+            <w:r>
+              <w:t xml:space="preserve">Trustee,</w:t>
+            </w:r>
+            <w:r>
+              <w:t xml:space="preserve"> </w:t>
+            </w:r>
+            <w:r>
+              <w:t xml:space="preserve">David</w:t>
+            </w:r>
+            <w:r>
+              <w:t xml:space="preserve"> </w:t>
+            </w:r>
+            <w:r>
+              <w:t xml:space="preserve">A.</w:t>
+            </w:r>
+            <w:r>
+              <w:t xml:space="preserve"> </w:t>
+            </w:r>
+            <w:r>
+              <w:t xml:space="preserve">Birdsell</w:t>
             </w:r>
           </w:p>
         </w:tc>
       </w:tr>
     </w:tbl>
-    <w:p>
-      <w:pPr>
-        <w:pStyle w:val="Normal"/>
-        <w:spacing w:line="20" w:lineRule="exact"/>
-      </w:pPr>
-    </w:p>
-    <w:bookmarkEnd w:id="32"/>
-    <w:bookmarkEnd w:id="33"/>
     <w:sectPr>
-      <w:headerReference r:id="rId9" w:type="default"/>
-      <w:footerReference r:id="rId10" w:type="default"/>
-      <w:pgSz w:h="15840" w:w="12240"/>
-      <w:pgMar w:bottom="960" w:footer="288" w:gutter="0" w:header="720" w:left="2160" w:right="1080" w:top="1440"/>
+      <w:footerReference w:type="default" r:id="rIdArbFooter"/>
+      <w:footnotePr>
+        <w:numRestart w:val="continuous"/>
+      </w:footnotePr>
+      <w:pgSz w:w="12240" w:h="15840"/>
+      <w:pgMar w:top="1440" w:right="1440" w:bottom="1440" w:left="2160" w:header="720" w:footer="720" w:gutter="0"/>
       <w:pgBorders w:offsetFrom="text">
-        <w:left w:color="000000" w:space="14" w:sz="4" w:val="double"/>
-        <w:right w:color="000000" w:space="7" w:sz="4" w:val="single"/>
+        <w:left w:val="double" w:sz="4" w:space="12" w:color="000000"/>
+        <w:right w:val="single" w:sz="4" w:space="7" w:color="000000"/>
       </w:pgBorders>
     </w:sectPr>
   </w:body>
@@ -2735,7 +4260,6 @@
 <w:ftr xmlns:w="http://schemas.openxmlformats.org/wordprocessingml/2006/main" xmlns:r="http://schemas.openxmlformats.org/officeDocument/2006/relationships">
   <w:p>
     <w:pPr>
-      <w:pStyle w:val="Footer"/>
       <w:jc w:val="center"/>
     </w:pPr>
     <w:r>
@@ -2754,20 +4278,6 @@
       <w:fldChar w:fldCharType="end"/>
     </w:r>
   </w:p>
-  <w:p>
-    <w:pPr>
-      <w:pStyle w:val="Footer"/>
-    </w:pPr>
-    <w:r>
-      <w:t>TRUSTEE'S STIPULATED MOTION</w:t>
-    </w:r>
-    <w:r>
-      <w:tab/>
-    </w:r>
-    <w:r>
-      <w:t>CASE NO. 2:24-bk-04978-MCW</w:t>
-    </w:r>
-  </w:p>
 </w:ftr>
 </file>
 
@@ -2787,7 +4297,7 @@
       </w:r>
     </w:p>
   </w:footnote>
-  <w:footnote w:id="20">
+  <w:footnote w:id="9">
     <w:p>
       <w:pPr>
         <w:pStyle w:val="FootnoteText"/>
@@ -2806,7 +4316,7 @@
       </w:r>
     </w:p>
   </w:footnote>
-  <w:footnote w:id="21">
+  <w:footnote w:id="10">
     <w:p>
       <w:pPr>
         <w:pStyle w:val="FootnoteText"/>
@@ -2831,7 +4341,7 @@
       </w:r>
     </w:p>
   </w:footnote>
-  <w:footnote w:id="22">
+  <w:footnote w:id="11">
     <w:p>
       <w:pPr>
         <w:pStyle w:val="FootnoteText"/>
@@ -2852,11 +4362,11 @@
         <w:t xml:space="preserve">“FIF”</w:t>
       </w:r>
       <w:r>
-        <w:t xml:space="preserve">) represented that it financed 12 insurance premiums for the Debtors pre-petition. (Lead Case DE 33, pg. 2, ¶ 7). FIF and certain Trustees expressly agreed not to cancel the Management Policy and Package Policy. (Lead DE 33, pg. 6, ¶ 2). Given the foregoing, Trustee Birdsell made payments for, inter alia, the Package Policy. (Lead DE 33, pg. 7, ¶ 6). FIF represented the Package Policy would remain in place. However, the Trustees allege FIF failed to make payments necessary or take actions necessary to reinstate the Package Policy, giving the Trustees rise to claims against FIF for reimbursement for all funds paid to FIF for the Package Policy.</w:t>
+        <w:t xml:space="preserve">) represented that it financed 12 insurance premiums for the Debtors pre-petition. (Lead Case DE 33, pg. 2, ¶ 7). FIF and certain Trustees expressly agreed not to cancel the Management Policy and Package Policy. (Lead DE 33, pg. 6, ¶ 2). Given the foregoing, Trustee Birdsell made payments for, inter alia, the Package Policy. (Lead DE 33, pg. 7, ¶ 6). FIF represented the Package Policy would remain in place. However, the Trustees allege FIF failed to make payments necessary or take actions necessary to reinstate the Package Policy, giving the Trustees rise to claims against FIF for reimbursement for all funds paid to FIF for the Package Policy.</w:t>
       </w:r>
     </w:p>
   </w:footnote>
-  <w:footnote w:id="24">
+  <w:footnote w:id="12">
     <w:p>
       <w:pPr>
         <w:pStyle w:val="FootnoteText"/>
@@ -2875,7 +4385,7 @@
       </w:r>
     </w:p>
   </w:footnote>
-  <w:footnote w:id="25">
+  <w:footnote w:id="13">
     <w:p>
       <w:pPr>
         <w:pStyle w:val="FootnoteText"/>
@@ -2894,7 +4404,7 @@
       </w:r>
     </w:p>
   </w:footnote>
-  <w:footnote w:id="26">
+  <w:footnote w:id="14">
     <w:p>
       <w:pPr>
         <w:pStyle w:val="FootnoteText"/>
@@ -2913,7 +4423,7 @@
       </w:r>
     </w:p>
   </w:footnote>
-  <w:footnote w:id="27">
+  <w:footnote w:id="15">
     <w:p>
       <w:pPr>
         <w:pStyle w:val="FootnoteText"/>
@@ -2932,7 +4442,7 @@
       </w:r>
     </w:p>
   </w:footnote>
-  <w:footnote w:id="28">
+  <w:footnote w:id="16">
     <w:p>
       <w:pPr>
         <w:pStyle w:val="FootnoteText"/>
@@ -2951,7 +4461,7 @@
       </w:r>
     </w:p>
   </w:footnote>
-  <w:footnote w:id="29">
+  <w:footnote w:id="17">
     <w:p>
       <w:pPr>
         <w:pStyle w:val="FootnoteText"/>
@@ -2970,7 +4480,7 @@
       </w:r>
     </w:p>
   </w:footnote>
-  <w:footnote w:id="30">
+  <w:footnote w:id="18">
     <w:p>
       <w:pPr>
         <w:pStyle w:val="FootnoteText"/>
@@ -2992,312 +4502,418 @@
 </w:footnotes>
 </file>
 
-<file path=word/header1.xml><?xml version="1.0" encoding="utf-8"?>
-<w:hdr xmlns:w="http://schemas.openxmlformats.org/wordprocessingml/2006/main" xmlns:r="http://schemas.openxmlformats.org/officeDocument/2006/relationships" xmlns:wp="http://schemas.openxmlformats.org/drawingml/2006/wordprocessingDrawing" xmlns:a="http://schemas.openxmlformats.org/drawingml/2006/main" xmlns:wps="http://schemas.microsoft.com/office/word/2010/wordprocessingShape">
+<file path=word/ftr-add.xml><?xml version="1.0" encoding="utf-8"?>
+<w:ftr xmlns:w="http://schemas.openxmlformats.org/wordprocessingml/2006/main" xmlns:r="http://schemas.openxmlformats.org/officeDocument/2006/relationships">
   <w:p>
     <w:pPr>
-      <w:pStyle w:val="Normal"/>
-      <w:spacing w:line="240" w:lineRule="auto"/>
+      <w:spacing w:before="0" w:after="0"/>
+      <w:jc w:val="center"/>
     </w:pPr>
     <w:r>
-      <w:drawing>
-        <wp:anchor distT="0" distB="0" distL="0" distR="0" simplePos="0" relativeHeight="251659264" behindDoc="1" locked="0" layoutInCell="1" allowOverlap="1">
-          <wp:simplePos x="0" y="0"/>
-          <wp:positionH relativeFrom="page">
-            <wp:posOffset>457200</wp:posOffset>
-          </wp:positionH>
-          <wp:positionV relativeFrom="page">
-            <wp:posOffset>914400</wp:posOffset>
-          </wp:positionV>
-          <wp:extent cx="530225" cy="8534400"/>
-          <wp:effectExtent l="0" t="0" r="0" b="0"/>
-          <wp:wrapNone/>
-          <wp:docPr id="101" name="PleadingLineNumbers"/>
-          <wp:cNvGraphicFramePr/>
-          <a:graphic>
-            <a:graphicData uri="http://schemas.microsoft.com/office/word/2010/wordprocessingShape">
-              <wps:wsp>
-                <wps:cNvSpPr txBox="1"/>
-                <wps:spPr>
-                  <a:xfrm>
-                    <a:off x="0" y="0"/>
-                    <a:ext cx="530225" cy="8534400"/>
-                  </a:xfrm>
-                  <a:prstGeom prst="rect">
-                    <a:avLst/>
-                  </a:prstGeom>
-                  <a:noFill/>
-                  <a:ln>
-                    <a:noFill/>
-                  </a:ln>
-                </wps:spPr>
-                <wps:txbx>
-                  <w:txbxContent>
-                    <w:p>
-                      <w:pPr>
-                        <w:pStyle w:val="LineNumber"/>
-                        <w:jc w:val="right"/>
-                      </w:pPr>
-                      <w:r>
-                        <w:t>1</w:t>
-                      </w:r>
-                    </w:p>
-                    <w:p>
-                      <w:pPr>
-                        <w:pStyle w:val="LineNumber"/>
-                        <w:jc w:val="right"/>
-                      </w:pPr>
-                      <w:r>
-                        <w:t>2</w:t>
-                      </w:r>
-                    </w:p>
-                    <w:p>
-                      <w:pPr>
-                        <w:pStyle w:val="LineNumber"/>
-                        <w:jc w:val="right"/>
-                      </w:pPr>
-                      <w:r>
-                        <w:t>3</w:t>
-                      </w:r>
-                    </w:p>
-                    <w:p>
-                      <w:pPr>
-                        <w:pStyle w:val="LineNumber"/>
-                        <w:jc w:val="right"/>
-                      </w:pPr>
-                      <w:r>
-                        <w:t>4</w:t>
-                      </w:r>
-                    </w:p>
-                    <w:p>
-                      <w:pPr>
-                        <w:pStyle w:val="LineNumber"/>
-                        <w:jc w:val="right"/>
-                      </w:pPr>
-                      <w:r>
-                        <w:t>5</w:t>
-                      </w:r>
-                    </w:p>
-                    <w:p>
-                      <w:pPr>
-                        <w:pStyle w:val="LineNumber"/>
-                        <w:jc w:val="right"/>
-                      </w:pPr>
-                      <w:r>
-                        <w:t>6</w:t>
-                      </w:r>
-                    </w:p>
-                    <w:p>
-                      <w:pPr>
-                        <w:pStyle w:val="LineNumber"/>
-                        <w:jc w:val="right"/>
-                      </w:pPr>
-                      <w:r>
-                        <w:t>7</w:t>
-                      </w:r>
-                    </w:p>
-                    <w:p>
-                      <w:pPr>
-                        <w:pStyle w:val="LineNumber"/>
-                        <w:jc w:val="right"/>
-                      </w:pPr>
-                      <w:r>
-                        <w:t>8</w:t>
-                      </w:r>
-                    </w:p>
-                    <w:p>
-                      <w:pPr>
-                        <w:pStyle w:val="LineNumber"/>
-                        <w:jc w:val="right"/>
-                      </w:pPr>
-                      <w:r>
-                        <w:t>9</w:t>
-                      </w:r>
-                    </w:p>
-                    <w:p>
-                      <w:pPr>
-                        <w:pStyle w:val="LineNumber"/>
-                        <w:jc w:val="right"/>
-                      </w:pPr>
-                      <w:r>
-                        <w:t>10</w:t>
-                      </w:r>
-                    </w:p>
-                    <w:p>
-                      <w:pPr>
-                        <w:pStyle w:val="LineNumber"/>
-                        <w:jc w:val="right"/>
-                      </w:pPr>
-                      <w:r>
-                        <w:t>11</w:t>
-                      </w:r>
-                    </w:p>
-                    <w:p>
-                      <w:pPr>
-                        <w:pStyle w:val="LineNumber"/>
-                        <w:jc w:val="right"/>
-                      </w:pPr>
-                      <w:r>
-                        <w:t>12</w:t>
-                      </w:r>
-                    </w:p>
-                    <w:p>
-                      <w:pPr>
-                        <w:pStyle w:val="LineNumber"/>
-                        <w:jc w:val="right"/>
-                      </w:pPr>
-                      <w:r>
-                        <w:t>13</w:t>
-                      </w:r>
-                    </w:p>
-                    <w:p>
-                      <w:pPr>
-                        <w:pStyle w:val="LineNumber"/>
-                        <w:jc w:val="right"/>
-                      </w:pPr>
-                      <w:r>
-                        <w:t>14</w:t>
-                      </w:r>
-                    </w:p>
-                    <w:p>
-                      <w:pPr>
-                        <w:pStyle w:val="LineNumber"/>
-                        <w:jc w:val="right"/>
-                      </w:pPr>
-                      <w:r>
-                        <w:t>15</w:t>
-                      </w:r>
-                    </w:p>
-                    <w:p>
-                      <w:pPr>
-                        <w:pStyle w:val="LineNumber"/>
-                        <w:jc w:val="right"/>
-                      </w:pPr>
-                      <w:r>
-                        <w:t>16</w:t>
-                      </w:r>
-                    </w:p>
-                    <w:p>
-                      <w:pPr>
-                        <w:pStyle w:val="LineNumber"/>
-                        <w:jc w:val="right"/>
-                      </w:pPr>
-                      <w:r>
-                        <w:t>17</w:t>
-                      </w:r>
-                    </w:p>
-                    <w:p>
-                      <w:pPr>
-                        <w:pStyle w:val="LineNumber"/>
-                        <w:jc w:val="right"/>
-                      </w:pPr>
-                      <w:r>
-                        <w:t>18</w:t>
-                      </w:r>
-                    </w:p>
-                    <w:p>
-                      <w:pPr>
-                        <w:pStyle w:val="LineNumber"/>
-                        <w:jc w:val="right"/>
-                      </w:pPr>
-                      <w:r>
-                        <w:t>19</w:t>
-                      </w:r>
-                    </w:p>
-                    <w:p>
-                      <w:pPr>
-                        <w:pStyle w:val="LineNumber"/>
-                        <w:jc w:val="right"/>
-                      </w:pPr>
-                      <w:r>
-                        <w:t>20</w:t>
-                      </w:r>
-                    </w:p>
-                    <w:p>
-                      <w:pPr>
-                        <w:pStyle w:val="LineNumber"/>
-                        <w:jc w:val="right"/>
-                      </w:pPr>
-                      <w:r>
-                        <w:t>21</w:t>
-                      </w:r>
-                    </w:p>
-                    <w:p>
-                      <w:pPr>
-                        <w:pStyle w:val="LineNumber"/>
-                        <w:jc w:val="right"/>
-                      </w:pPr>
-                      <w:r>
-                        <w:t>22</w:t>
-                      </w:r>
-                    </w:p>
-                    <w:p>
-                      <w:pPr>
-                        <w:pStyle w:val="LineNumber"/>
-                        <w:jc w:val="right"/>
-                      </w:pPr>
-                      <w:r>
-                        <w:t>23</w:t>
-                      </w:r>
-                    </w:p>
-                    <w:p>
-                      <w:pPr>
-                        <w:pStyle w:val="LineNumber"/>
-                        <w:jc w:val="right"/>
-                      </w:pPr>
-                      <w:r>
-                        <w:t>24</w:t>
-                      </w:r>
-                    </w:p>
-                    <w:p>
-                      <w:pPr>
-                        <w:pStyle w:val="LineNumber"/>
-                        <w:jc w:val="right"/>
-                      </w:pPr>
-                      <w:r>
-                        <w:t>25</w:t>
-                      </w:r>
-                    </w:p>
-                    <w:p>
-                      <w:pPr>
-                        <w:pStyle w:val="LineNumber"/>
-                        <w:jc w:val="right"/>
-                      </w:pPr>
-                      <w:r>
-                        <w:t>26</w:t>
-                      </w:r>
-                    </w:p>
-                    <w:p>
-                      <w:pPr>
-                        <w:pStyle w:val="LineNumber"/>
-                        <w:jc w:val="right"/>
-                      </w:pPr>
-                      <w:r>
-                        <w:t>27</w:t>
-                      </w:r>
-                    </w:p>
-                    <w:p>
-                      <w:pPr>
-                        <w:pStyle w:val="LineNumber"/>
-                        <w:jc w:val="right"/>
-                      </w:pPr>
-                      <w:r>
-                        <w:t>28</w:t>
-                      </w:r>
-                    </w:p>
-                  </w:txbxContent>
-                </wps:txbx>
-                <wps:bodyPr rot="0" vert="horz" wrap="square" lIns="0" tIns="0" rIns="0" bIns="0" anchor="t" anchorCtr="0">
-                  <a:noAutofit/>
-                </wps:bodyPr>
-              </wps:wsp>
-            </a:graphicData>
-          </a:graphic>
-        </wp:anchor>
-      </w:drawing>
+      <w:t>Add-</w:t>
+    </w:r>
+    <w:r>
+      <w:fldChar w:fldCharType="begin"/>
+    </w:r>
+    <w:r>
+      <w:instrText xml:space="preserve"> PAGE </w:instrText>
+    </w:r>
+    <w:r>
+      <w:fldChar w:fldCharType="separate"/>
+    </w:r>
+    <w:r>
+      <w:t>1</w:t>
+    </w:r>
+    <w:r>
+      <w:fldChar w:fldCharType="end"/>
     </w:r>
   </w:p>
-</w:hdr>
+</w:ftr>
+</file>
+
+<file path=word/ftr-none.xml><?xml version="1.0" encoding="utf-8"?>
+<w:ftr xmlns:w="http://schemas.openxmlformats.org/wordprocessingml/2006/main" xmlns:r="http://schemas.openxmlformats.org/officeDocument/2006/relationships">
+  <w:p>
+    <w:pPr>
+      <w:spacing w:before="0" w:after="0"/>
+      <w:jc w:val="center"/>
+    </w:pPr>
+  </w:p>
+</w:ftr>
+</file>
+
+<file path=word/ftr-own1.xml><?xml version="1.0" encoding="utf-8"?>
+<w:ftr xmlns:w="http://schemas.openxmlformats.org/wordprocessingml/2006/main" xmlns:r="http://schemas.openxmlformats.org/officeDocument/2006/relationships">
+  <w:p>
+    <w:pPr>
+      <w:framePr w:w="1440" w:h="12960" w:hRule="exact" w:hSpace="0" w:wrap="around" w:vAnchor="page" w:hAnchor="page" w:x="0" w:y="1440"/>
+      <w:spacing w:before="0" w:after="0" w:line="480" w:lineRule="exact"/>
+      <w:jc w:val="right"/>
+    </w:pPr>
+    <w:r>
+      <w:t xml:space="preserve">1</w:t>
+    </w:r>
+  </w:p>
+  <w:p>
+    <w:pPr>
+      <w:framePr w:w="1440" w:h="12960" w:hRule="exact" w:hSpace="0" w:wrap="around" w:vAnchor="page" w:hAnchor="page" w:x="0" w:y="1440"/>
+      <w:spacing w:before="0" w:after="0" w:line="480" w:lineRule="exact"/>
+      <w:jc w:val="right"/>
+    </w:pPr>
+    <w:r>
+      <w:t xml:space="preserve">2</w:t>
+    </w:r>
+  </w:p>
+  <w:p>
+    <w:pPr>
+      <w:framePr w:w="1440" w:h="12960" w:hRule="exact" w:hSpace="0" w:wrap="around" w:vAnchor="page" w:hAnchor="page" w:x="0" w:y="1440"/>
+      <w:spacing w:before="0" w:after="0" w:line="480" w:lineRule="exact"/>
+      <w:jc w:val="right"/>
+    </w:pPr>
+    <w:r>
+      <w:t xml:space="preserve">3</w:t>
+    </w:r>
+  </w:p>
+  <w:p>
+    <w:pPr>
+      <w:framePr w:w="1440" w:h="12960" w:hRule="exact" w:hSpace="0" w:wrap="around" w:vAnchor="page" w:hAnchor="page" w:x="0" w:y="1440"/>
+      <w:spacing w:before="0" w:after="0" w:line="480" w:lineRule="exact"/>
+      <w:jc w:val="right"/>
+    </w:pPr>
+    <w:r>
+      <w:t xml:space="preserve">4</w:t>
+    </w:r>
+  </w:p>
+  <w:p>
+    <w:pPr>
+      <w:framePr w:w="1440" w:h="12960" w:hRule="exact" w:hSpace="0" w:wrap="around" w:vAnchor="page" w:hAnchor="page" w:x="0" w:y="1440"/>
+      <w:spacing w:before="0" w:after="0" w:line="480" w:lineRule="exact"/>
+      <w:jc w:val="right"/>
+    </w:pPr>
+    <w:r>
+      <w:t xml:space="preserve">5</w:t>
+    </w:r>
+  </w:p>
+  <w:p>
+    <w:pPr>
+      <w:framePr w:w="1440" w:h="12960" w:hRule="exact" w:hSpace="0" w:wrap="around" w:vAnchor="page" w:hAnchor="page" w:x="0" w:y="1440"/>
+      <w:spacing w:before="0" w:after="0" w:line="480" w:lineRule="exact"/>
+      <w:jc w:val="right"/>
+    </w:pPr>
+    <w:r>
+      <w:t xml:space="preserve">6</w:t>
+    </w:r>
+  </w:p>
+  <w:p>
+    <w:pPr>
+      <w:framePr w:w="1440" w:h="12960" w:hRule="exact" w:hSpace="0" w:wrap="around" w:vAnchor="page" w:hAnchor="page" w:x="0" w:y="1440"/>
+      <w:spacing w:before="0" w:after="0" w:line="480" w:lineRule="exact"/>
+      <w:jc w:val="right"/>
+    </w:pPr>
+    <w:r>
+      <w:t xml:space="preserve">7</w:t>
+    </w:r>
+  </w:p>
+  <w:p>
+    <w:pPr>
+      <w:framePr w:w="1440" w:h="12960" w:hRule="exact" w:hSpace="0" w:wrap="around" w:vAnchor="page" w:hAnchor="page" w:x="0" w:y="1440"/>
+      <w:spacing w:before="0" w:after="0" w:line="480" w:lineRule="exact"/>
+      <w:jc w:val="right"/>
+    </w:pPr>
+    <w:r>
+      <w:t xml:space="preserve">8</w:t>
+    </w:r>
+  </w:p>
+  <w:p>
+    <w:pPr>
+      <w:framePr w:w="1440" w:h="12960" w:hRule="exact" w:hSpace="0" w:wrap="around" w:vAnchor="page" w:hAnchor="page" w:x="0" w:y="1440"/>
+      <w:spacing w:before="0" w:after="0" w:line="480" w:lineRule="exact"/>
+      <w:jc w:val="right"/>
+    </w:pPr>
+    <w:r>
+      <w:t xml:space="preserve">9</w:t>
+    </w:r>
+  </w:p>
+  <w:p>
+    <w:pPr>
+      <w:framePr w:w="1440" w:h="12960" w:hRule="exact" w:hSpace="0" w:wrap="around" w:vAnchor="page" w:hAnchor="page" w:x="0" w:y="1440"/>
+      <w:spacing w:before="0" w:after="0" w:line="480" w:lineRule="exact"/>
+      <w:jc w:val="right"/>
+    </w:pPr>
+    <w:r>
+      <w:t xml:space="preserve">10</w:t>
+    </w:r>
+  </w:p>
+  <w:p>
+    <w:pPr>
+      <w:framePr w:w="1440" w:h="12960" w:hRule="exact" w:hSpace="0" w:wrap="around" w:vAnchor="page" w:hAnchor="page" w:x="0" w:y="1440"/>
+      <w:spacing w:before="0" w:after="0" w:line="480" w:lineRule="exact"/>
+      <w:jc w:val="right"/>
+    </w:pPr>
+    <w:r>
+      <w:t xml:space="preserve">11</w:t>
+    </w:r>
+  </w:p>
+  <w:p>
+    <w:pPr>
+      <w:framePr w:w="1440" w:h="12960" w:hRule="exact" w:hSpace="0" w:wrap="around" w:vAnchor="page" w:hAnchor="page" w:x="0" w:y="1440"/>
+      <w:spacing w:before="0" w:after="0" w:line="480" w:lineRule="exact"/>
+      <w:jc w:val="right"/>
+    </w:pPr>
+    <w:r>
+      <w:t xml:space="preserve">12</w:t>
+    </w:r>
+  </w:p>
+  <w:p>
+    <w:pPr>
+      <w:framePr w:w="1440" w:h="12960" w:hRule="exact" w:hSpace="0" w:wrap="around" w:vAnchor="page" w:hAnchor="page" w:x="0" w:y="1440"/>
+      <w:spacing w:before="0" w:after="0" w:line="480" w:lineRule="exact"/>
+      <w:jc w:val="right"/>
+    </w:pPr>
+    <w:r>
+      <w:t xml:space="preserve">13</w:t>
+    </w:r>
+  </w:p>
+  <w:p>
+    <w:pPr>
+      <w:framePr w:w="1440" w:h="12960" w:hRule="exact" w:hSpace="0" w:wrap="around" w:vAnchor="page" w:hAnchor="page" w:x="0" w:y="1440"/>
+      <w:spacing w:before="0" w:after="0" w:line="480" w:lineRule="exact"/>
+      <w:jc w:val="right"/>
+    </w:pPr>
+    <w:r>
+      <w:t xml:space="preserve">14</w:t>
+    </w:r>
+  </w:p>
+  <w:p>
+    <w:pPr>
+      <w:framePr w:w="1440" w:h="12960" w:hRule="exact" w:hSpace="0" w:wrap="around" w:vAnchor="page" w:hAnchor="page" w:x="0" w:y="1440"/>
+      <w:spacing w:before="0" w:after="0" w:line="480" w:lineRule="exact"/>
+      <w:jc w:val="right"/>
+    </w:pPr>
+    <w:r>
+      <w:t xml:space="preserve">15</w:t>
+    </w:r>
+  </w:p>
+  <w:p>
+    <w:pPr>
+      <w:framePr w:w="1440" w:h="12960" w:hRule="exact" w:hSpace="0" w:wrap="around" w:vAnchor="page" w:hAnchor="page" w:x="0" w:y="1440"/>
+      <w:spacing w:before="0" w:after="0" w:line="480" w:lineRule="exact"/>
+      <w:jc w:val="right"/>
+    </w:pPr>
+    <w:r>
+      <w:t xml:space="preserve">16</w:t>
+    </w:r>
+  </w:p>
+  <w:p>
+    <w:pPr>
+      <w:framePr w:w="1440" w:h="12960" w:hRule="exact" w:hSpace="0" w:wrap="around" w:vAnchor="page" w:hAnchor="page" w:x="0" w:y="1440"/>
+      <w:spacing w:before="0" w:after="0" w:line="480" w:lineRule="exact"/>
+      <w:jc w:val="right"/>
+    </w:pPr>
+    <w:r>
+      <w:t xml:space="preserve">17</w:t>
+    </w:r>
+  </w:p>
+  <w:p>
+    <w:pPr>
+      <w:framePr w:w="1440" w:h="12960" w:hRule="exact" w:hSpace="0" w:wrap="around" w:vAnchor="page" w:hAnchor="page" w:x="0" w:y="1440"/>
+      <w:spacing w:before="0" w:after="0" w:line="480" w:lineRule="exact"/>
+      <w:jc w:val="right"/>
+    </w:pPr>
+    <w:r>
+      <w:t xml:space="preserve">18</w:t>
+    </w:r>
+  </w:p>
+  <w:p>
+    <w:pPr>
+      <w:framePr w:w="1440" w:h="12960" w:hRule="exact" w:hSpace="0" w:wrap="around" w:vAnchor="page" w:hAnchor="page" w:x="0" w:y="1440"/>
+      <w:spacing w:before="0" w:after="0" w:line="480" w:lineRule="exact"/>
+      <w:jc w:val="right"/>
+    </w:pPr>
+    <w:r>
+      <w:t xml:space="preserve">19</w:t>
+    </w:r>
+  </w:p>
+  <w:p>
+    <w:pPr>
+      <w:framePr w:w="1440" w:h="12960" w:hRule="exact" w:hSpace="0" w:wrap="around" w:vAnchor="page" w:hAnchor="page" w:x="0" w:y="1440"/>
+      <w:spacing w:before="0" w:after="0" w:line="480" w:lineRule="exact"/>
+      <w:jc w:val="right"/>
+    </w:pPr>
+    <w:r>
+      <w:t xml:space="preserve">20</w:t>
+    </w:r>
+  </w:p>
+  <w:p>
+    <w:pPr>
+      <w:framePr w:w="1440" w:h="12960" w:hRule="exact" w:hSpace="0" w:wrap="around" w:vAnchor="page" w:hAnchor="page" w:x="0" w:y="1440"/>
+      <w:spacing w:before="0" w:after="0" w:line="480" w:lineRule="exact"/>
+      <w:jc w:val="right"/>
+    </w:pPr>
+    <w:r>
+      <w:t xml:space="preserve">21</w:t>
+    </w:r>
+  </w:p>
+  <w:p>
+    <w:pPr>
+      <w:framePr w:w="1440" w:h="12960" w:hRule="exact" w:hSpace="0" w:wrap="around" w:vAnchor="page" w:hAnchor="page" w:x="0" w:y="1440"/>
+      <w:spacing w:before="0" w:after="0" w:line="480" w:lineRule="exact"/>
+      <w:jc w:val="right"/>
+    </w:pPr>
+    <w:r>
+      <w:t xml:space="preserve">22</w:t>
+    </w:r>
+  </w:p>
+  <w:p>
+    <w:pPr>
+      <w:framePr w:w="1440" w:h="12960" w:hRule="exact" w:hSpace="0" w:wrap="around" w:vAnchor="page" w:hAnchor="page" w:x="0" w:y="1440"/>
+      <w:spacing w:before="0" w:after="0" w:line="480" w:lineRule="exact"/>
+      <w:jc w:val="right"/>
+    </w:pPr>
+    <w:r>
+      <w:t xml:space="preserve">23</w:t>
+    </w:r>
+  </w:p>
+  <w:p>
+    <w:pPr>
+      <w:framePr w:w="1440" w:h="12960" w:hRule="exact" w:hSpace="0" w:wrap="around" w:vAnchor="page" w:hAnchor="page" w:x="0" w:y="1440"/>
+      <w:spacing w:before="0" w:after="0" w:line="480" w:lineRule="exact"/>
+      <w:jc w:val="right"/>
+    </w:pPr>
+    <w:r>
+      <w:t xml:space="preserve">24</w:t>
+    </w:r>
+  </w:p>
+  <w:p>
+    <w:pPr>
+      <w:framePr w:w="1440" w:h="12960" w:hRule="exact" w:hSpace="0" w:wrap="around" w:vAnchor="page" w:hAnchor="page" w:x="0" w:y="1440"/>
+      <w:spacing w:before="0" w:after="0" w:line="480" w:lineRule="exact"/>
+      <w:jc w:val="right"/>
+    </w:pPr>
+    <w:r>
+      <w:t xml:space="preserve">25</w:t>
+    </w:r>
+  </w:p>
+  <w:p>
+    <w:pPr>
+      <w:framePr w:w="1440" w:h="12960" w:hRule="exact" w:hSpace="0" w:wrap="around" w:vAnchor="page" w:hAnchor="page" w:x="0" w:y="1440"/>
+      <w:spacing w:before="0" w:after="0" w:line="480" w:lineRule="exact"/>
+      <w:jc w:val="right"/>
+    </w:pPr>
+    <w:r>
+      <w:t xml:space="preserve">26</w:t>
+    </w:r>
+  </w:p>
+  <w:p>
+    <w:pPr>
+      <w:framePr w:w="1440" w:h="12960" w:hRule="exact" w:hSpace="0" w:wrap="around" w:vAnchor="page" w:hAnchor="page" w:x="0" w:y="1440"/>
+      <w:spacing w:before="0" w:after="0" w:line="480" w:lineRule="exact"/>
+      <w:jc w:val="right"/>
+    </w:pPr>
+    <w:r>
+      <w:t xml:space="preserve">27</w:t>
+    </w:r>
+  </w:p>
+  <w:p>
+    <w:pPr>
+      <w:spacing w:before="0" w:after="0" w:line="260" w:lineRule="exact"/>
+      <w:jc w:val="center"/>
+    </w:pPr>
+    <w:r>
+      <w:rPr>
+        <w:sz w:val="22"/>
+        <w:szCs w:val="22"/>
+      </w:rPr>
+      <w:fldChar w:fldCharType="begin"/>
+    </w:r>
+    <w:r>
+      <w:rPr>
+        <w:sz w:val="22"/>
+        <w:szCs w:val="22"/>
+      </w:rPr>
+      <w:instrText xml:space="preserve"> PAGE </w:instrText>
+    </w:r>
+    <w:r>
+      <w:rPr>
+        <w:sz w:val="22"/>
+        <w:szCs w:val="22"/>
+      </w:rPr>
+      <w:fldChar w:fldCharType="separate"/>
+    </w:r>
+    <w:r>
+      <w:rPr>
+        <w:sz w:val="22"/>
+        <w:szCs w:val="22"/>
+      </w:rPr>
+      <w:t>1</w:t>
+    </w:r>
+    <w:r>
+      <w:rPr>
+        <w:sz w:val="22"/>
+        <w:szCs w:val="22"/>
+      </w:rPr>
+      <w:fldChar w:fldCharType="end"/>
+    </w:r>
+  </w:p>
+  <w:p>
+    <w:pPr>
+      <w:tabs>
+        <w:tab w:val="right" w:pos="8640"/>
+      </w:tabs>
+      <w:spacing w:before="80" w:after="0" w:line="260" w:lineRule="exact"/>
+      <w:jc w:val="left"/>
+    </w:pPr>
+    <w:r>
+      <w:rPr>
+        <w:sz w:val="22"/>
+        <w:szCs w:val="22"/>
+      </w:rPr>
+      <w:t xml:space="preserve">TRUSTEE'S STIPULATED MOTION</w:t>
+    </w:r>
+    <w:r>
+      <w:rPr>
+        <w:sz w:val="22"/>
+        <w:szCs w:val="22"/>
+      </w:rPr>
+      <w:tab/>
+    </w:r>
+    <w:r>
+      <w:rPr>
+        <w:sz w:val="22"/>
+        <w:szCs w:val="22"/>
+      </w:rPr>
+      <w:t xml:space="preserve">CASE NO. 2:24-bk</w:t>
+      <w:noBreakHyphen/>
+      <w:t xml:space="preserve">04978-MCW</w:t>
+    </w:r>
+  </w:p>
+</w:ftr>
+</file>
+
+<file path=word/ftr-page.xml><?xml version="1.0" encoding="utf-8"?>
+<w:ftr xmlns:w="http://schemas.openxmlformats.org/wordprocessingml/2006/main" xmlns:r="http://schemas.openxmlformats.org/officeDocument/2006/relationships">
+  <w:p>
+    <w:pPr>
+      <w:spacing w:before="0" w:after="0"/>
+      <w:jc w:val="center"/>
+    </w:pPr>
+    <w:r>
+      <w:fldChar w:fldCharType="begin"/>
+    </w:r>
+    <w:r>
+      <w:instrText xml:space="preserve"> PAGE </w:instrText>
+    </w:r>
+    <w:r>
+      <w:fldChar w:fldCharType="separate"/>
+    </w:r>
+    <w:r>
+      <w:t>1</w:t>
+    </w:r>
+    <w:r>
+      <w:fldChar w:fldCharType="end"/>
+    </w:r>
+  </w:p>
+</w:ftr>
 </file>
 
 <file path=word/numbering.xml><?xml version="1.0" encoding="utf-8"?>
@@ -3389,59 +5005,55 @@
   <w:docDefaults>
     <w:rPrDefault>
       <w:rPr>
-        <w:rFonts w:ascii="EB Garamond" w:cs="EB Garamond" w:eastAsia="EB Garamond" w:hAnsi="EB Garamond"/>
+        <w:rFonts w:ascii="Times New Roman" w:hAnsi="Times New Roman" w:eastAsia="Times New Roman" w:cs="Times New Roman"/>
         <w:sz w:val="26"/>
         <w:szCs w:val="26"/>
-        <w:lang w:bidi="ar-SA" w:eastAsia="en-US" w:val="en-US"/>
+        <w:lang w:val="en-US" w:eastAsia="zh-CN" w:bidi="ar-SA"/>
       </w:rPr>
     </w:rPrDefault>
     <w:pPrDefault>
       <w:pPr>
-        <w:spacing w:after="0" w:line="240" w:lineRule="auto"/>
+        <w:widowControl/>
+        <w:spacing w:after="0"/>
       </w:pPr>
     </w:pPrDefault>
   </w:docDefaults>
-  <w:latentStyles w:count="276" w:defLockedState="0" w:defQFormat="0" w:defSemiHidden="0" w:defUIPriority="0" w:defUnhideWhenUsed="0"/>
-  <w:style w:default="1" w:styleId="Normal" w:type="paragraph">
+  <w:latentStyles w:defLockedState="0" w:defUIPriority="0" w:defSemiHidden="0" w:defUnhideWhenUsed="0" w:defQFormat="0" w:count="276"/>
+  <w:style w:type="paragraph" w:default="1" w:styleId="Normal">
     <w:name w:val="Normal"/>
     <w:qFormat/>
-    <w:pPr>
-      <w:widowControl/>
-      <w:spacing w:after="0" w:before="0" w:line="480" w:lineRule="exact"/>
-      <w:ind w:firstLine="0"/>
-    </w:pPr>
-  </w:style>
-  <w:style w:styleId="BodyText" w:type="paragraph">
+  </w:style>
+  <w:style w:type="paragraph" w:styleId="BodyText">
     <w:name w:val="Body Text"/>
     <w:basedOn w:val="Normal"/>
+    <w:link w:val="BodyTextChar"/>
     <w:qFormat/>
     <w:pPr>
+      <w:spacing w:before="0" w:after="0" w:line="480" w:lineRule="exact"/>
       <w:ind w:firstLine="720"/>
     </w:pPr>
   </w:style>
-  <w:style w:styleId="FirstParagraph" w:type="paragraph">
+  <w:style w:type="paragraph" w:customStyle="1" w:styleId="FirstParagraph">
     <w:name w:val="First Paragraph"/>
     <w:basedOn w:val="BodyText"/>
     <w:next w:val="BodyText"/>
     <w:qFormat/>
-    <w:pPr>
-      <w:ind w:firstLine="720"/>
-    </w:pPr>
-  </w:style>
-  <w:style w:styleId="Compact" w:type="paragraph">
+  </w:style>
+  <w:style w:type="paragraph" w:customStyle="1" w:styleId="Compact">
     <w:name w:val="Compact"/>
     <w:basedOn w:val="Normal"/>
     <w:qFormat/>
     <w:pPr>
-      <w:spacing w:after="0" w:before="0" w:line="240" w:lineRule="auto"/>
-      <w:ind w:firstLine="0"/>
+      <w:spacing w:before="0" w:after="0" w:line="320" w:lineRule="exact"/>
+      <w:ind w:left="0" w:firstLine="0"/>
+      <w:jc w:val="left"/>
     </w:pPr>
     <w:rPr>
       <w:sz w:val="24"/>
       <w:szCs w:val="24"/>
     </w:rPr>
   </w:style>
-  <w:style w:styleId="Title" w:type="paragraph">
+  <w:style w:type="paragraph" w:styleId="Title">
     <w:name w:val="Title"/>
     <w:basedOn w:val="Normal"/>
     <w:next w:val="BodyText"/>
@@ -3455,24 +5067,24 @@
       <w:jc w:val="center"/>
     </w:pPr>
     <w:rPr>
-      <w:rFonts w:cstheme="majorBidi"/>
+      <w:rFonts w:asciiTheme="majorHAnsi" w:eastAsiaTheme="majorEastAsia" w:hAnsiTheme="majorHAnsi" w:cstheme="majorBidi"/>
       <w:sz w:val="56"/>
       <w:szCs w:val="56"/>
     </w:rPr>
   </w:style>
-  <w:style w:customStyle="1" w:styleId="TitleChar" w:type="character">
+  <w:style w:type="character" w:customStyle="1" w:styleId="TitleChar">
     <w:name w:val="Title Char"/>
     <w:basedOn w:val="DefaultParagraphFont"/>
     <w:link w:val="Title"/>
     <w:uiPriority w:val="10"/>
     <w:rsid w:val="00A10FD9"/>
     <w:rPr>
-      <w:rFonts w:cstheme="majorBidi"/>
+      <w:rFonts w:asciiTheme="majorHAnsi" w:eastAsiaTheme="majorEastAsia" w:hAnsiTheme="majorHAnsi" w:cstheme="majorBidi"/>
       <w:sz w:val="56"/>
       <w:szCs w:val="56"/>
     </w:rPr>
   </w:style>
-  <w:style w:styleId="Subtitle" w:type="paragraph">
+  <w:style w:type="paragraph" w:styleId="Subtitle">
     <w:name w:val="Subtitle"/>
     <w:basedOn w:val="Title"/>
     <w:next w:val="BodyText"/>
@@ -3486,27 +5098,27 @@
       </w:numPr>
     </w:pPr>
     <w:rPr>
-      <w:rFonts w:cstheme="majorBidi"/>
+      <w:rFonts w:eastAsiaTheme="majorEastAsia" w:cstheme="majorBidi"/>
       <w:spacing w:val="15"/>
       <w:sz w:val="28"/>
       <w:szCs w:val="28"/>
     </w:rPr>
   </w:style>
-  <w:style w:customStyle="1" w:styleId="SubtitleChar" w:type="character">
+  <w:style w:type="character" w:customStyle="1" w:styleId="SubtitleChar">
     <w:name w:val="Subtitle Char"/>
     <w:basedOn w:val="DefaultParagraphFont"/>
     <w:link w:val="Subtitle"/>
     <w:uiPriority w:val="11"/>
     <w:rsid w:val="00A10FD9"/>
     <w:rPr>
-      <w:rFonts w:cstheme="majorBidi"/>
-      <w:color w:themeColor="text1" w:themeTint="A6" w:val="595959"/>
+      <w:rFonts w:eastAsiaTheme="majorEastAsia" w:cstheme="majorBidi"/>
+      <w:color w:val="595959" w:themeColor="text1" w:themeTint="A6"/>
       <w:spacing w:val="15"/>
       <w:sz w:val="28"/>
       <w:szCs w:val="28"/>
     </w:rPr>
   </w:style>
-  <w:style w:customStyle="1" w:styleId="Author" w:type="paragraph">
+  <w:style w:type="paragraph" w:customStyle="1" w:styleId="Author">
     <w:name w:val="Author"/>
     <w:basedOn w:val="Title"/>
     <w:next w:val="BodyText"/>
@@ -3520,7 +5132,7 @@
       <w:szCs w:val="24"/>
     </w:rPr>
   </w:style>
-  <w:style w:styleId="Date" w:type="paragraph">
+  <w:style w:type="paragraph" w:styleId="Date">
     <w:name w:val="Date"/>
     <w:basedOn w:val="Title"/>
     <w:next w:val="BodyText"/>
@@ -3534,7 +5146,7 @@
       <w:szCs w:val="24"/>
     </w:rPr>
   </w:style>
-  <w:style w:customStyle="1" w:styleId="AbstractTitle" w:type="paragraph">
+  <w:style w:type="paragraph" w:customStyle="1" w:styleId="AbstractTitle">
     <w:name w:val="Abstract Title"/>
     <w:basedOn w:val="Normal"/>
     <w:next w:val="Abstract"/>
@@ -3542,7 +5154,7 @@
     <w:pPr>
       <w:keepNext/>
       <w:keepLines/>
-      <w:spacing w:after="0" w:before="300"/>
+      <w:spacing w:before="300" w:after="0"/>
       <w:jc w:val="center"/>
     </w:pPr>
     <w:rPr>
@@ -3551,7 +5163,7 @@
       <w:szCs w:val="20"/>
     </w:rPr>
   </w:style>
-  <w:style w:customStyle="1" w:styleId="Abstract" w:type="paragraph">
+  <w:style w:type="paragraph" w:customStyle="1" w:styleId="Abstract">
     <w:name w:val="Abstract"/>
     <w:basedOn w:val="Normal"/>
     <w:next w:val="BodyText"/>
@@ -3559,14 +5171,14 @@
     <w:pPr>
       <w:keepNext/>
       <w:keepLines/>
-      <w:spacing w:after="300" w:before="100"/>
+      <w:spacing w:before="100" w:after="300"/>
     </w:pPr>
     <w:rPr>
       <w:sz w:val="20"/>
       <w:szCs w:val="20"/>
     </w:rPr>
   </w:style>
-  <w:style w:styleId="Bibliography" w:type="paragraph">
+  <w:style w:type="paragraph" w:styleId="Bibliography">
     <w:name w:val="Bibliography"/>
     <w:basedOn w:val="Normal"/>
     <w:next w:val="Bibliography"/>
@@ -3574,64 +5186,51 @@
     <w:pPr/>
     <w:rPr/>
   </w:style>
-  <w:style w:styleId="Heading1" w:type="paragraph">
+  <w:style w:type="paragraph" w:styleId="Heading1">
     <w:name w:val="heading 1"/>
     <w:basedOn w:val="Normal"/>
     <w:next w:val="BodyText"/>
+    <w:link w:val="Heading1Char"/>
     <w:uiPriority w:val="9"/>
     <w:qFormat/>
+    <w:rsid w:val="00A10FD9"/>
     <w:pPr>
       <w:keepNext/>
       <w:keepLines/>
-      <w:spacing w:after="0" w:before="0" w:line="480" w:lineRule="exact"/>
+      <w:spacing w:before="0" w:after="0" w:line="480" w:lineRule="exact"/>
       <w:ind w:firstLine="0"/>
       <w:jc w:val="center"/>
       <w:outlineLvl w:val="0"/>
     </w:pPr>
     <w:rPr>
+      <w:rFonts w:ascii="Times New Roman" w:hAnsi="Times New Roman" w:eastAsia="Times New Roman" w:cs="Times New Roman"/>
       <w:b/>
       <w:bCs/>
       <w:caps/>
       <w:color w:val="000000"/>
-      <w:sz w:val="36"/>
-      <w:szCs w:val="36"/>
+      <w:sz w:val="26"/>
+      <w:szCs w:val="26"/>
     </w:rPr>
   </w:style>
-  <w:style w:styleId="Heading2" w:type="paragraph">
+  <w:style w:type="paragraph" w:styleId="Heading2">
     <w:name w:val="heading 2"/>
     <w:basedOn w:val="Normal"/>
     <w:next w:val="BodyText"/>
+    <w:link w:val="Heading2Char"/>
     <w:uiPriority w:val="9"/>
+    <w:semiHidden/>
+    <w:unhideWhenUsed/>
     <w:qFormat/>
+    <w:rsid w:val="00A10FD9"/>
     <w:pPr>
       <w:keepNext/>
       <w:keepLines/>
-      <w:spacing w:after="0" w:before="0" w:line="480" w:lineRule="exact"/>
-      <w:ind w:firstLine="0" w:hanging="720" w:left="720"/>
+      <w:spacing w:before="0" w:after="0" w:line="480" w:lineRule="exact"/>
+      <w:ind w:firstLine="0"/>
       <w:outlineLvl w:val="1"/>
     </w:pPr>
     <w:rPr>
-      <w:b/>
-      <w:bCs/>
-      <w:color w:val="000000"/>
-      <w:sz w:val="31"/>
-      <w:szCs w:val="31"/>
-    </w:rPr>
-  </w:style>
-  <w:style w:styleId="Heading3" w:type="paragraph">
-    <w:name w:val="heading 3"/>
-    <w:basedOn w:val="Normal"/>
-    <w:next w:val="BodyText"/>
-    <w:uiPriority w:val="9"/>
-    <w:qFormat/>
-    <w:pPr>
-      <w:keepNext/>
-      <w:keepLines/>
-      <w:spacing w:after="0" w:before="0" w:line="480" w:lineRule="exact"/>
-      <w:ind w:firstLine="0" w:hanging="720" w:left="1440"/>
-      <w:outlineLvl w:val="2"/>
-    </w:pPr>
-    <w:rPr>
+      <w:rFonts w:ascii="Times New Roman" w:hAnsi="Times New Roman" w:eastAsia="Times New Roman" w:cs="Times New Roman"/>
       <w:b/>
       <w:bCs/>
       <w:color w:val="000000"/>
@@ -3639,20 +5238,25 @@
       <w:szCs w:val="26"/>
     </w:rPr>
   </w:style>
-  <w:style w:styleId="Heading4" w:type="paragraph">
-    <w:name w:val="heading 4"/>
+  <w:style w:type="paragraph" w:styleId="Heading3">
+    <w:name w:val="heading 3"/>
     <w:basedOn w:val="Normal"/>
     <w:next w:val="BodyText"/>
+    <w:link w:val="Heading3Char"/>
     <w:uiPriority w:val="9"/>
+    <w:semiHidden/>
+    <w:unhideWhenUsed/>
     <w:qFormat/>
+    <w:rsid w:val="00A10FD9"/>
     <w:pPr>
       <w:keepNext/>
       <w:keepLines/>
-      <w:spacing w:after="0" w:before="0" w:line="480" w:lineRule="exact"/>
-      <w:ind w:firstLine="0" w:hanging="720" w:left="2160"/>
-      <w:outlineLvl w:val="3"/>
+      <w:spacing w:before="0" w:after="0" w:line="480" w:lineRule="exact"/>
+      <w:ind w:firstLine="0"/>
+      <w:outlineLvl w:val="2"/>
     </w:pPr>
     <w:rPr>
+      <w:rFonts w:ascii="Times New Roman" w:hAnsi="Times New Roman" w:eastAsia="Times New Roman" w:cs="Times New Roman"/>
       <w:b/>
       <w:bCs/>
       <w:color w:val="000000"/>
@@ -3660,28 +5264,61 @@
       <w:szCs w:val="26"/>
     </w:rPr>
   </w:style>
-  <w:style w:styleId="Heading5" w:type="paragraph">
-    <w:name w:val="heading 5"/>
+  <w:style w:type="paragraph" w:styleId="Heading4">
+    <w:name w:val="heading 4"/>
     <w:basedOn w:val="Normal"/>
     <w:next w:val="BodyText"/>
+    <w:link w:val="Heading4Char"/>
     <w:uiPriority w:val="9"/>
+    <w:semiHidden/>
+    <w:unhideWhenUsed/>
     <w:qFormat/>
+    <w:rsid w:val="00A10FD9"/>
     <w:pPr>
       <w:keepNext/>
       <w:keepLines/>
-      <w:spacing w:after="0" w:before="0" w:line="480" w:lineRule="exact"/>
-      <w:ind w:firstLine="0" w:hanging="720" w:left="2880"/>
-      <w:outlineLvl w:val="4"/>
+      <w:spacing w:before="0" w:after="0" w:line="480" w:lineRule="exact"/>
+      <w:ind w:firstLine="0"/>
+      <w:outlineLvl w:val="3"/>
     </w:pPr>
     <w:rPr>
+      <w:rFonts w:ascii="Times New Roman" w:hAnsi="Times New Roman" w:eastAsia="Times New Roman" w:cs="Times New Roman"/>
       <w:b/>
       <w:bCs/>
+      <w:i/>
       <w:color w:val="000000"/>
       <w:sz w:val="26"/>
       <w:szCs w:val="26"/>
     </w:rPr>
   </w:style>
-  <w:style w:styleId="Heading6" w:type="paragraph">
+  <w:style w:type="paragraph" w:styleId="Heading5">
+    <w:name w:val="heading 5"/>
+    <w:basedOn w:val="Normal"/>
+    <w:next w:val="BodyText"/>
+    <w:link w:val="Heading5Char"/>
+    <w:uiPriority w:val="9"/>
+    <w:semiHidden/>
+    <w:unhideWhenUsed/>
+    <w:qFormat/>
+    <w:rsid w:val="00A10FD9"/>
+    <w:pPr>
+      <w:keepNext/>
+      <w:keepLines/>
+      <w:spacing w:before="0" w:after="0" w:line="480" w:lineRule="exact"/>
+      <w:ind w:firstLine="0"/>
+      <w:outlineLvl w:val="4"/>
+    </w:pPr>
+    <w:rPr>
+      <w:rFonts w:ascii="Times New Roman" w:hAnsi="Times New Roman" w:eastAsia="Times New Roman" w:cs="Times New Roman"/>
+      <w:b/>
+      <w:bCs/>
+      <w:i/>
+      <w:color w:val="000000"/>
+      <w:sz w:val="26"/>
+      <w:szCs w:val="26"/>
+    </w:rPr>
+  </w:style>
+  <w:style w:type="paragraph" w:styleId="Heading6">
     <w:name w:val="heading 6"/>
     <w:basedOn w:val="Normal"/>
     <w:next w:val="BodyText"/>
@@ -3694,17 +5331,17 @@
     <w:pPr>
       <w:keepNext/>
       <w:keepLines/>
-      <w:spacing w:after="0" w:before="40"/>
+      <w:spacing w:before="40" w:after="0"/>
       <w:outlineLvl w:val="5"/>
     </w:pPr>
     <w:rPr>
-      <w:rFonts w:cstheme="majorBidi"/>
+      <w:rFonts w:eastAsiaTheme="majorEastAsia" w:cstheme="majorBidi"/>
       <w:i/>
       <w:iCs/>
-      <w:color w:themeColor="text1" w:themeTint="A6" w:val="595959"/>
+      <w:color w:val="595959" w:themeColor="text1" w:themeTint="A6"/>
     </w:rPr>
   </w:style>
-  <w:style w:styleId="Heading7" w:type="paragraph">
+  <w:style w:type="paragraph" w:styleId="Heading7">
     <w:name w:val="heading 7"/>
     <w:basedOn w:val="Normal"/>
     <w:next w:val="BodyText"/>
@@ -3717,15 +5354,15 @@
     <w:pPr>
       <w:keepNext/>
       <w:keepLines/>
-      <w:spacing w:after="0" w:before="40"/>
+      <w:spacing w:before="40" w:after="0"/>
       <w:outlineLvl w:val="6"/>
     </w:pPr>
     <w:rPr>
-      <w:rFonts w:cstheme="majorBidi"/>
-      <w:color w:themeColor="text1" w:themeTint="A6" w:val="595959"/>
+      <w:rFonts w:eastAsiaTheme="majorEastAsia" w:cstheme="majorBidi"/>
+      <w:color w:val="595959" w:themeColor="text1" w:themeTint="A6"/>
     </w:rPr>
   </w:style>
-  <w:style w:styleId="Heading8" w:type="paragraph">
+  <w:style w:type="paragraph" w:styleId="Heading8">
     <w:name w:val="heading 8"/>
     <w:basedOn w:val="Normal"/>
     <w:next w:val="BodyText"/>
@@ -3742,13 +5379,13 @@
       <w:outlineLvl w:val="7"/>
     </w:pPr>
     <w:rPr>
-      <w:rFonts w:cstheme="majorBidi"/>
+      <w:rFonts w:eastAsiaTheme="majorEastAsia" w:cstheme="majorBidi"/>
       <w:i/>
       <w:iCs/>
-      <w:color w:themeColor="text1" w:themeTint="D8" w:val="272727"/>
+      <w:color w:val="272727" w:themeColor="text1" w:themeTint="D8"/>
     </w:rPr>
   </w:style>
-  <w:style w:styleId="Heading9" w:type="paragraph">
+  <w:style w:type="paragraph" w:styleId="Heading9">
     <w:name w:val="heading 9"/>
     <w:basedOn w:val="Normal"/>
     <w:next w:val="BodyText"/>
@@ -3765,24 +5402,24 @@
       <w:outlineLvl w:val="8"/>
     </w:pPr>
     <w:rPr>
-      <w:rFonts w:cstheme="majorBidi"/>
-      <w:color w:themeColor="text1" w:themeTint="D8" w:val="272727"/>
+      <w:rFonts w:eastAsiaTheme="majorEastAsia" w:cstheme="majorBidi"/>
+      <w:color w:val="272727" w:themeColor="text1" w:themeTint="D8"/>
     </w:rPr>
   </w:style>
-  <w:style w:customStyle="1" w:styleId="Heading1Char" w:type="character">
+  <w:style w:type="character" w:customStyle="1" w:styleId="Heading1Char">
     <w:name w:val="Heading 1 Char"/>
     <w:basedOn w:val="DefaultParagraphFont"/>
     <w:link w:val="Heading1"/>
     <w:uiPriority w:val="9"/>
     <w:rsid w:val="00A10FD9"/>
     <w:rPr>
-      <w:rFonts w:cstheme="majorBidi"/>
-      <w:color w:themeColor="accent1" w:themeShade="BF" w:val="0F4761"/>
+      <w:rFonts w:asciiTheme="majorHAnsi" w:eastAsiaTheme="majorEastAsia" w:hAnsiTheme="majorHAnsi" w:cstheme="majorBidi"/>
+      <w:color w:val="0F4761" w:themeColor="accent1" w:themeShade="BF"/>
       <w:sz w:val="40"/>
       <w:szCs w:val="40"/>
     </w:rPr>
   </w:style>
-  <w:style w:customStyle="1" w:styleId="Heading2Char" w:type="character">
+  <w:style w:type="character" w:customStyle="1" w:styleId="Heading2Char">
     <w:name w:val="Heading 2 Char"/>
     <w:basedOn w:val="DefaultParagraphFont"/>
     <w:link w:val="Heading2"/>
@@ -3790,13 +5427,13 @@
     <w:semiHidden/>
     <w:rsid w:val="00A10FD9"/>
     <w:rPr>
-      <w:rFonts w:cstheme="majorBidi"/>
-      <w:color w:themeColor="accent1" w:themeShade="BF" w:val="0F4761"/>
+      <w:rFonts w:asciiTheme="majorHAnsi" w:eastAsiaTheme="majorEastAsia" w:hAnsiTheme="majorHAnsi" w:cstheme="majorBidi"/>
+      <w:color w:val="0F4761" w:themeColor="accent1" w:themeShade="BF"/>
       <w:sz w:val="32"/>
       <w:szCs w:val="32"/>
     </w:rPr>
   </w:style>
-  <w:style w:customStyle="1" w:styleId="Heading3Char" w:type="character">
+  <w:style w:type="character" w:customStyle="1" w:styleId="Heading3Char">
     <w:name w:val="Heading 3 Char"/>
     <w:basedOn w:val="DefaultParagraphFont"/>
     <w:link w:val="Heading3"/>
@@ -3804,13 +5441,13 @@
     <w:semiHidden/>
     <w:rsid w:val="00A10FD9"/>
     <w:rPr>
-      <w:rFonts w:cstheme="majorBidi"/>
-      <w:color w:themeColor="accent1" w:themeShade="BF" w:val="0F4761"/>
+      <w:rFonts w:eastAsiaTheme="majorEastAsia" w:cstheme="majorBidi"/>
+      <w:color w:val="0F4761" w:themeColor="accent1" w:themeShade="BF"/>
       <w:sz w:val="28"/>
       <w:szCs w:val="28"/>
     </w:rPr>
   </w:style>
-  <w:style w:customStyle="1" w:styleId="Heading4Char" w:type="character">
+  <w:style w:type="character" w:customStyle="1" w:styleId="Heading4Char">
     <w:name w:val="Heading 4 Char"/>
     <w:basedOn w:val="DefaultParagraphFont"/>
     <w:link w:val="Heading4"/>
@@ -3818,13 +5455,13 @@
     <w:semiHidden/>
     <w:rsid w:val="00A10FD9"/>
     <w:rPr>
-      <w:rFonts w:cstheme="majorBidi"/>
+      <w:rFonts w:eastAsiaTheme="majorEastAsia" w:cstheme="majorBidi"/>
       <w:i/>
       <w:iCs/>
-      <w:color w:themeColor="accent1" w:themeShade="BF" w:val="0F4761"/>
+      <w:color w:val="0F4761" w:themeColor="accent1" w:themeShade="BF"/>
     </w:rPr>
   </w:style>
-  <w:style w:customStyle="1" w:styleId="Heading5Char" w:type="character">
+  <w:style w:type="character" w:customStyle="1" w:styleId="Heading5Char">
     <w:name w:val="Heading 5 Char"/>
     <w:basedOn w:val="DefaultParagraphFont"/>
     <w:link w:val="Heading5"/>
@@ -3832,11 +5469,11 @@
     <w:semiHidden/>
     <w:rsid w:val="00A10FD9"/>
     <w:rPr>
-      <w:rFonts w:cstheme="majorBidi"/>
-      <w:color w:themeColor="accent1" w:themeShade="BF" w:val="0F4761"/>
+      <w:rFonts w:eastAsiaTheme="majorEastAsia" w:cstheme="majorBidi"/>
+      <w:color w:val="0F4761" w:themeColor="accent1" w:themeShade="BF"/>
     </w:rPr>
   </w:style>
-  <w:style w:customStyle="1" w:styleId="Heading6Char" w:type="character">
+  <w:style w:type="character" w:customStyle="1" w:styleId="Heading6Char">
     <w:name w:val="Heading 6 Char"/>
     <w:basedOn w:val="DefaultParagraphFont"/>
     <w:link w:val="Heading6"/>
@@ -3844,13 +5481,13 @@
     <w:semiHidden/>
     <w:rsid w:val="00A10FD9"/>
     <w:rPr>
-      <w:rFonts w:cstheme="majorBidi"/>
+      <w:rFonts w:eastAsiaTheme="majorEastAsia" w:cstheme="majorBidi"/>
       <w:i/>
       <w:iCs/>
-      <w:color w:themeColor="text1" w:themeTint="A6" w:val="595959"/>
+      <w:color w:val="595959" w:themeColor="text1" w:themeTint="A6"/>
     </w:rPr>
   </w:style>
-  <w:style w:customStyle="1" w:styleId="Heading7Char" w:type="character">
+  <w:style w:type="character" w:customStyle="1" w:styleId="Heading7Char">
     <w:name w:val="Heading 7 Char"/>
     <w:basedOn w:val="DefaultParagraphFont"/>
     <w:link w:val="Heading7"/>
@@ -3858,11 +5495,11 @@
     <w:semiHidden/>
     <w:rsid w:val="00A10FD9"/>
     <w:rPr>
-      <w:rFonts w:cstheme="majorBidi"/>
-      <w:color w:themeColor="text1" w:themeTint="A6" w:val="595959"/>
+      <w:rFonts w:eastAsiaTheme="majorEastAsia" w:cstheme="majorBidi"/>
+      <w:color w:val="595959" w:themeColor="text1" w:themeTint="A6"/>
     </w:rPr>
   </w:style>
-  <w:style w:customStyle="1" w:styleId="Heading8Char" w:type="character">
+  <w:style w:type="character" w:customStyle="1" w:styleId="Heading8Char">
     <w:name w:val="Heading 8 Char"/>
     <w:basedOn w:val="DefaultParagraphFont"/>
     <w:link w:val="Heading8"/>
@@ -3870,13 +5507,13 @@
     <w:semiHidden/>
     <w:rsid w:val="00A10FD9"/>
     <w:rPr>
-      <w:rFonts w:cstheme="majorBidi"/>
+      <w:rFonts w:eastAsiaTheme="majorEastAsia" w:cstheme="majorBidi"/>
       <w:i/>
       <w:iCs/>
-      <w:color w:themeColor="text1" w:themeTint="D8" w:val="272727"/>
+      <w:color w:val="272727" w:themeColor="text1" w:themeTint="D8"/>
     </w:rPr>
   </w:style>
-  <w:style w:customStyle="1" w:styleId="Heading9Char" w:type="character">
+  <w:style w:type="character" w:customStyle="1" w:styleId="Heading9Char">
     <w:name w:val="Heading 9 Char"/>
     <w:basedOn w:val="DefaultParagraphFont"/>
     <w:link w:val="Heading9"/>
@@ -3884,31 +5521,47 @@
     <w:semiHidden/>
     <w:rsid w:val="00A10FD9"/>
     <w:rPr>
-      <w:rFonts w:cstheme="majorBidi"/>
-      <w:color w:themeColor="text1" w:themeTint="D8" w:val="272727"/>
+      <w:rFonts w:eastAsiaTheme="majorEastAsia" w:cstheme="majorBidi"/>
+      <w:color w:val="272727" w:themeColor="text1" w:themeTint="D8"/>
     </w:rPr>
   </w:style>
-  <w:style w:styleId="BlockText" w:type="paragraph">
+  <w:style w:type="paragraph" w:customStyle="1" w:styleId="ListItem">
+    <w:name w:val="List Item"/>
+    <w:basedOn w:val="BodyText"/>
+    <w:qFormat/>
+    <w:pPr>
+      <w:spacing w:before="0" w:after="0" w:line="480" w:lineRule="exact"/>
+      <w:ind w:left="720" w:hanging="720"/>
+    </w:pPr>
+  </w:style>
+  <w:style w:type="paragraph" w:styleId="BlockText">
     <w:name w:val="Block Text"/>
+    <w:basedOn w:val="BodyText"/>
+    <w:next w:val="BodyText"/>
+    <w:uiPriority w:val="9"/>
+    <w:unhideWhenUsed/>
+    <w:qFormat/>
+    <w:pPr>
+      <w:spacing w:before="280" w:after="280" w:line="320" w:lineRule="exact"/>
+      <w:ind w:firstLine="0" w:left="720" w:right="720"/>
+    </w:pPr>
+  </w:style>
+  <w:style w:type="paragraph" w:styleId="FootnoteText">
+    <w:name w:val="Footnote Text"/>
     <w:basedOn w:val="Normal"/>
+    <w:next w:val="FootnoteText"/>
+    <w:uiPriority w:val="9"/>
+    <w:unhideWhenUsed/>
+    <w:qFormat/>
     <w:pPr>
-      <w:spacing w:after="240" w:before="240" w:line="300" w:lineRule="exact"/>
-      <w:ind w:firstLine="0" w:left="480" w:right="720"/>
-    </w:pPr>
-  </w:style>
-  <w:style w:styleId="FootnoteText" w:type="paragraph">
-    <w:name w:val="footnote text"/>
-    <w:basedOn w:val="Normal"/>
-    <w:pPr>
-      <w:spacing w:after="80" w:before="0" w:line="240" w:lineRule="auto"/>
-      <w:ind w:firstLine="0"/>
+      <w:spacing w:before="0" w:after="0" w:line="480" w:lineRule="exact"/>
     </w:pPr>
     <w:rPr>
       <w:sz w:val="24"/>
       <w:szCs w:val="24"/>
     </w:rPr>
   </w:style>
-  <w:style w:styleId="FootnoteBlockText" w:type="paragraph">
+  <w:style w:type="paragraph" w:styleId="FootnoteBlockText">
     <w:name w:val="Footnote Block Text"/>
     <w:basedOn w:val="FootnoteText"/>
     <w:next w:val="FootnoteText"/>
@@ -3916,40 +5569,39 @@
     <w:unhideWhenUsed/>
     <w:qFormat/>
     <w:pPr>
-      <w:spacing w:after="100" w:before="100"/>
-      <w:ind w:firstLine="0" w:left="480" w:right="480"/>
+      <w:spacing w:before="280" w:after="280"/>
+      <w:ind w:firstLine="0" w:left="720" w:right="720"/>
     </w:pPr>
   </w:style>
-  <w:style w:default="1" w:styleId="DefaultParagraphFont" w:type="character">
+  <w:style w:type="character" w:default="1" w:styleId="DefaultParagraphFont">
     <w:name w:val="Default Paragraph Font"/>
     <w:semiHidden/>
     <w:unhideWhenUsed/>
   </w:style>
-  <w:style w:styleId="Table" w:type="table">
+  <w:style w:type="table" w:styleId="Table">
     <w:name w:val="Table"/>
     <w:basedOn w:val="TableNormal"/>
     <w:uiPriority w:val="59"/>
-    <w:pPr>
-      <w:spacing w:after="0" w:before="0" w:line="240" w:lineRule="auto"/>
-    </w:pPr>
+    <w:qFormat/>
     <w:tblPr>
+      <w:tblInd w:w="0" w:type="dxa"/>
       <w:tblBorders>
-        <w:top w:color="000000" w:space="0" w:sz="4" w:val="single"/>
-        <w:left w:color="000000" w:space="0" w:sz="4" w:val="single"/>
-        <w:bottom w:color="000000" w:space="0" w:sz="4" w:val="single"/>
-        <w:right w:color="000000" w:space="0" w:sz="4" w:val="single"/>
-        <w:insideH w:color="000000" w:space="0" w:sz="4" w:val="single"/>
-        <w:insideV w:color="000000" w:space="0" w:sz="4" w:val="single"/>
+        <w:top w:val="single" w:sz="4" w:space="0" w:color="000000"/>
+        <w:left w:val="single" w:sz="4" w:space="0" w:color="000000"/>
+        <w:bottom w:val="single" w:sz="4" w:space="0" w:color="000000"/>
+        <w:right w:val="single" w:sz="4" w:space="0" w:color="000000"/>
+        <w:insideH w:val="single" w:sz="4" w:space="0" w:color="000000"/>
+        <w:insideV w:val="single" w:sz="4" w:space="0" w:color="000000"/>
       </w:tblBorders>
       <w:tblCellMar>
-        <w:top w:type="dxa" w:w="60"/>
-        <w:left w:type="dxa" w:w="80"/>
-        <w:bottom w:type="dxa" w:w="60"/>
-        <w:right w:type="dxa" w:w="80"/>
+        <w:top w:w="118" w:type="dxa"/>
+        <w:left w:w="80" w:type="dxa"/>
+        <w:bottom w:w="192" w:type="dxa"/>
+        <w:right w:w="80" w:type="dxa"/>
       </w:tblCellMar>
     </w:tblPr>
   </w:style>
-  <w:style w:customStyle="1" w:styleId="DefinitionTerm" w:type="paragraph">
+  <w:style w:type="paragraph" w:customStyle="1" w:styleId="DefinitionTerm">
     <w:name w:val="Definition Term"/>
     <w:basedOn w:val="Normal"/>
     <w:next w:val="Definition"/>
@@ -3962,49 +5614,49 @@
       <w:b/>
     </w:rPr>
   </w:style>
-  <w:style w:customStyle="1" w:styleId="Definition" w:type="paragraph">
+  <w:style w:type="paragraph" w:customStyle="1" w:styleId="Definition">
     <w:name w:val="Definition"/>
     <w:basedOn w:val="Normal"/>
   </w:style>
-  <w:style w:styleId="Caption" w:type="paragraph">
+  <w:style w:type="paragraph" w:styleId="Caption">
     <w:name w:val="Caption"/>
     <w:basedOn w:val="Normal"/>
     <w:link w:val="BodyTextChar"/>
     <w:pPr>
-      <w:spacing w:after="120" w:before="0"/>
+      <w:spacing w:before="0" w:after="120"/>
     </w:pPr>
     <w:rPr>
       <w:i/>
     </w:rPr>
   </w:style>
-  <w:style w:customStyle="1" w:styleId="TableCaption" w:type="paragraph">
+  <w:style w:type="paragraph" w:customStyle="1" w:styleId="TableCaption">
     <w:name w:val="Table Caption"/>
     <w:basedOn w:val="Caption"/>
     <w:pPr>
       <w:keepNext/>
     </w:pPr>
   </w:style>
-  <w:style w:customStyle="1" w:styleId="ImageCaption" w:type="paragraph">
+  <w:style w:type="paragraph" w:customStyle="1" w:styleId="ImageCaption">
     <w:name w:val="Image Caption"/>
     <w:basedOn w:val="Caption"/>
   </w:style>
-  <w:style w:customStyle="1" w:styleId="Figure" w:type="paragraph">
+  <w:style w:type="paragraph" w:customStyle="1" w:styleId="Figure">
     <w:name w:val="Figure"/>
     <w:basedOn w:val="Normal"/>
   </w:style>
-  <w:style w:customStyle="1" w:styleId="CaptionedFigure" w:type="paragraph">
+  <w:style w:type="paragraph" w:customStyle="1" w:styleId="CaptionedFigure">
     <w:name w:val="Captioned Figure"/>
     <w:basedOn w:val="Figure"/>
     <w:pPr>
       <w:keepNext/>
     </w:pPr>
   </w:style>
-  <w:style w:customStyle="1" w:styleId="BodyTextChar" w:type="character">
+  <w:style w:type="character" w:customStyle="1" w:styleId="BodyTextChar">
     <w:name w:val="Body Text Char"/>
     <w:basedOn w:val="DefaultParagraphFont"/>
     <w:link w:val="BodyText"/>
   </w:style>
-  <w:style w:customStyle="1" w:styleId="VerbatimChar" w:type="character">
+  <w:style w:type="character" w:customStyle="1" w:styleId="VerbatimChar">
     <w:name w:val="Verbatim Char"/>
     <w:basedOn w:val="BodyTextChar"/>
     <w:rPr>
@@ -4012,25 +5664,25 @@
       <w:sz w:val="22"/>
     </w:rPr>
   </w:style>
-  <w:style w:customStyle="1" w:styleId="SectionNumber" w:type="character">
+  <w:style w:type="character" w:customStyle="1" w:styleId="SectionNumber">
     <w:name w:val="Section Number"/>
     <w:basedOn w:val="BodyTextChar"/>
   </w:style>
-  <w:style w:styleId="FootnoteReference" w:type="character">
+  <w:style w:type="character" w:styleId="FootnoteReference">
     <w:name w:val="Footnote Reference"/>
     <w:basedOn w:val="BodyTextChar"/>
     <w:rPr>
       <w:vertAlign w:val="superscript"/>
     </w:rPr>
   </w:style>
-  <w:style w:styleId="Hyperlink" w:type="character">
+  <w:style w:type="character" w:styleId="Hyperlink">
     <w:name w:val="Hyperlink"/>
     <w:basedOn w:val="BodyTextChar"/>
     <w:rPr>
-      <w:color w:themeColor="accent1" w:val="4F81BD"/>
+      <w:color w:val="000000"/>
     </w:rPr>
   </w:style>
-  <w:style w:styleId="TOCHeading" w:type="paragraph">
+  <w:style w:type="paragraph" w:styleId="TOCHeading">
     <w:name w:val="TOC Heading"/>
     <w:basedOn w:val="Heading1"/>
     <w:next w:val="BodyText"/>
@@ -4042,102 +5694,37 @@
       <w:outlineLvl w:val="9"/>
     </w:pPr>
     <w:rPr>
-      <w:rFonts w:cstheme="majorBidi"/>
+      <w:rFonts w:asciiTheme="majorHAnsi" w:eastAsiaTheme="majorEastAsia" w:hAnsiTheme="majorHAnsi" w:cstheme="majorBidi"/>
       <w:b w:val="0"/>
       <w:bCs w:val="0"/>
-      <w:color w:themeColor="accent1" w:themeShade="BF" w:val="365F91"/>
+      <w:color w:val="365F91" w:themeColor="accent1" w:themeShade="BF"/>
     </w:rPr>
   </w:style>
-  <w:style w:customStyle="1" w:styleId="BodyKeep" w:type="paragraph">
-    <w:name w:val="Body Keep"/>
+  <w:style w:type="paragraph" w:customStyle="1" w:styleId="BodyTextNote">
+    <w:name w:val="Body Text Note"/>
+    <w:basedOn w:val="BodyText"/>
+    <w:qFormat/>
+    <w:pPr>
+      <w:widowControl w:val="0"/>
+    </w:pPr>
+  </w:style>
+  <w:style w:type="paragraph" w:customStyle="1" w:styleId="BodyTextKeep">
+    <w:name w:val="Body Text Keep"/>
     <w:basedOn w:val="BodyText"/>
     <w:qFormat/>
     <w:pPr>
       <w:keepNext/>
+      <w:keepLines/>
     </w:pPr>
   </w:style>
-  <w:style w:customStyle="1" w:styleId="Bulleted" w:type="paragraph">
-    <w:name w:val="Bulleted"/>
-    <w:basedOn w:val="Normal"/>
+  <w:style w:type="paragraph" w:customStyle="1" w:styleId="BlockQuote">
+    <w:name w:val="Block Quote"/>
+    <w:basedOn w:val="BodyText"/>
     <w:qFormat/>
     <w:pPr>
-      <w:ind w:hanging="576" w:left="1296"/>
+      <w:spacing w:before="0" w:after="0" w:line="480" w:lineRule="exact"/>
+      <w:ind w:left="720" w:right="720" w:firstLine="0"/>
     </w:pPr>
-  </w:style>
-  <w:style w:styleId="Footer" w:type="paragraph">
-    <w:name w:val="footer"/>
-    <w:basedOn w:val="Normal"/>
-    <w:pPr>
-      <w:tabs>
-        <w:tab w:pos="9000" w:val="right"/>
-      </w:tabs>
-      <w:spacing w:after="0" w:before="0" w:line="240" w:lineRule="auto"/>
-      <w:ind w:firstLine="0"/>
-    </w:pPr>
-    <w:rPr>
-      <w:sz w:val="22"/>
-      <w:szCs w:val="22"/>
-    </w:rPr>
-  </w:style>
-  <w:style w:customStyle="1" w:styleId="Hang1" w:type="paragraph">
-    <w:name w:val="Hang 1"/>
-    <w:basedOn w:val="Normal"/>
-    <w:qFormat/>
-    <w:pPr>
-      <w:ind w:hanging="576" w:left="1296"/>
-    </w:pPr>
-  </w:style>
-  <w:style w:customStyle="1" w:styleId="Hang2" w:type="paragraph">
-    <w:name w:val="Hang 2"/>
-    <w:basedOn w:val="Normal"/>
-    <w:qFormat/>
-    <w:pPr>
-      <w:ind w:hanging="576" w:left="1872"/>
-    </w:pPr>
-  </w:style>
-  <w:style w:customStyle="1" w:styleId="Hang3" w:type="paragraph">
-    <w:name w:val="Hang 3"/>
-    <w:basedOn w:val="Normal"/>
-    <w:qFormat/>
-    <w:pPr>
-      <w:ind w:hanging="576" w:left="2448"/>
-    </w:pPr>
-  </w:style>
-  <w:style w:customStyle="1" w:styleId="Lettered" w:type="paragraph">
-    <w:name w:val="Lettered"/>
-    <w:basedOn w:val="Normal"/>
-    <w:qFormat/>
-    <w:pPr>
-      <w:ind w:hanging="576" w:left="1296"/>
-    </w:pPr>
-  </w:style>
-  <w:style w:customStyle="1" w:styleId="LineNumber" w:type="paragraph">
-    <w:name w:val="Line Number"/>
-    <w:basedOn w:val="Normal"/>
-    <w:pPr>
-      <w:spacing w:after="0" w:before="0" w:line="480" w:lineRule="exact"/>
-      <w:ind w:firstLine="0"/>
-      <w:jc w:val="right"/>
-    </w:pPr>
-  </w:style>
-  <w:style w:customStyle="1" w:styleId="Single" w:type="paragraph">
-    <w:name w:val="Single"/>
-    <w:basedOn w:val="Normal"/>
-    <w:qFormat/>
-    <w:pPr>
-      <w:spacing w:after="0" w:before="0" w:line="300" w:lineRule="exact"/>
-      <w:ind w:firstLine="0"/>
-    </w:pPr>
-  </w:style>
-  <w:style w:type="paragraph" w:customStyle="1" w:styleId="BodyKeep">
-    <w:name w:val="BodyKeep"/>
-    <w:basedOn w:val="BodyText"/>
-    <w:qFormat/>
-  </w:style>
-  <w:style w:type="paragraph" w:customStyle="1" w:styleId="Hang1">
-    <w:name w:val="Hang1"/>
-    <w:basedOn w:val="BodyText"/>
-    <w:qFormat/>
   </w:style>
   <w:style w:type="paragraph" w:customStyle="1" w:styleId="SourceCode">
     <w:name w:val="Source Code"/>
@@ -4419,7 +6006,7 @@
     </a:clrScheme>
     <a:fontScheme name="Office">
       <a:majorFont>
-        <a:latin typeface="EB Garamond" panose="02110004020202020204"/>
+        <a:latin typeface="Aptos Display" panose="02110004020202020204"/>
         <a:ea typeface=""/>
         <a:cs typeface=""/>
         <a:font script="Jpan" typeface="游ゴシック Light"/>
@@ -4471,7 +6058,7 @@
         <a:font script="Tfng" typeface="Ebrima"/>
       </a:majorFont>
       <a:minorFont>
-        <a:latin typeface="EB Garamond" panose="02110004020202020204"/>
+        <a:latin typeface="Aptos" panose="02110004020202020204"/>
         <a:ea typeface=""/>
         <a:cs typeface=""/>
         <a:font script="Jpan" typeface="游明朝"/>
